--- a/LB5/ООП_ЛБ5_Данилов.docx
+++ b/LB5/ООП_ЛБ5_Данилов.docx
@@ -7380,8 +7380,8 @@
           <w:noProof/>
         </w:rPr>
         <w:drawing>
-          <wp:inline distT="0" distB="0" distL="0" distR="0" wp14:anchorId="745008DA" wp14:editId="29A4138D">
-            <wp:extent cx="5906558" cy="2307062"/>
+          <wp:inline distT="0" distB="0" distL="0" distR="0" wp14:anchorId="745008DA" wp14:editId="2260D242">
+            <wp:extent cx="5564037" cy="2173276"/>
             <wp:effectExtent l="0" t="0" r="0" b="0"/>
             <wp:docPr id="5" name="Рисунок 5"/>
             <wp:cNvGraphicFramePr>
@@ -7403,7 +7403,7 @@
                   <pic:spPr>
                     <a:xfrm>
                       <a:off x="0" y="0"/>
-                      <a:ext cx="5906981" cy="2307227"/>
+                      <a:ext cx="5567717" cy="2174713"/>
                     </a:xfrm>
                     <a:prstGeom prst="rect">
                       <a:avLst/>
@@ -7421,21 +7421,21 @@
         <w:pStyle w:val="a6"/>
       </w:pPr>
       <w:r>
+        <w:t xml:space="preserve">Рисунок 5 – </w:t>
+      </w:r>
+      <w:r>
+        <w:t>Тестирование кнопки «Добавить» при добавлении гибрида</w:t>
+      </w:r>
+    </w:p>
+    <w:p>
+      <w:pPr>
+        <w:pStyle w:val="a6"/>
+      </w:pPr>
+      <w:r>
+        <w:rPr>
+          <w:noProof/>
+        </w:rPr>
         <w:lastRenderedPageBreak/>
-        <w:t xml:space="preserve">Рисунок 5 – </w:t>
-      </w:r>
-      <w:r>
-        <w:t>Тестирование кнопки «Добавить» при добавлении гибрида</w:t>
-      </w:r>
-    </w:p>
-    <w:p>
-      <w:pPr>
-        <w:pStyle w:val="a6"/>
-      </w:pPr>
-      <w:r>
-        <w:rPr>
-          <w:noProof/>
-        </w:rPr>
         <w:drawing>
           <wp:inline distT="0" distB="0" distL="0" distR="0" wp14:anchorId="1D8A8A9C" wp14:editId="71D90764">
             <wp:extent cx="5940425" cy="2441575"/>
@@ -7710,9 +7710,9 @@
           <w:noProof/>
         </w:rPr>
         <w:drawing>
-          <wp:inline distT="0" distB="0" distL="0" distR="0" wp14:anchorId="37FAD253" wp14:editId="09DECAA3">
-            <wp:extent cx="4975225" cy="2997899"/>
-            <wp:effectExtent l="0" t="0" r="0" b="0"/>
+          <wp:inline distT="0" distB="0" distL="0" distR="0" wp14:anchorId="37FAD253" wp14:editId="642C0163">
+            <wp:extent cx="4718649" cy="2843295"/>
+            <wp:effectExtent l="0" t="0" r="6350" b="0"/>
             <wp:docPr id="11" name="Рисунок 11"/>
             <wp:cNvGraphicFramePr>
               <a:graphicFrameLocks xmlns:a="http://schemas.openxmlformats.org/drawingml/2006/main" noChangeAspect="1"/>
@@ -7733,7 +7733,7 @@
                   <pic:spPr>
                     <a:xfrm>
                       <a:off x="0" y="0"/>
-                      <a:ext cx="4978903" cy="3000115"/>
+                      <a:ext cx="4727536" cy="2848650"/>
                     </a:xfrm>
                     <a:prstGeom prst="rect">
                       <a:avLst/>
@@ -7751,11 +7751,7 @@
         <w:pStyle w:val="a6"/>
       </w:pPr>
       <w:r>
-        <w:t xml:space="preserve">Рисунок 10 – Результат нажатия на кнопку «Удалить» при удалении двух </w:t>
-      </w:r>
-      <w:r>
-        <w:lastRenderedPageBreak/>
-        <w:t>объектов</w:t>
+        <w:t>Рисунок 10 – Результат нажатия на кнопку «Удалить» при удалении двух объектов</w:t>
       </w:r>
     </w:p>
     <w:p>
@@ -7777,6 +7773,7 @@
           <w:sz w:val="28"/>
           <w:szCs w:val="28"/>
         </w:rPr>
+        <w:lastRenderedPageBreak/>
         <w:t xml:space="preserve">В случае, если не будет выбрана </w:t>
       </w:r>
       <w:r>
@@ -8066,11 +8063,10 @@
         <w:rPr>
           <w:noProof/>
         </w:rPr>
-        <w:lastRenderedPageBreak/>
         <w:drawing>
-          <wp:inline distT="0" distB="0" distL="0" distR="0" wp14:anchorId="43473332" wp14:editId="23C8B88E">
-            <wp:extent cx="5884836" cy="2599267"/>
-            <wp:effectExtent l="0" t="0" r="1905" b="0"/>
+          <wp:inline distT="0" distB="0" distL="0" distR="0" wp14:anchorId="43473332" wp14:editId="32C427DA">
+            <wp:extent cx="5684808" cy="2510917"/>
+            <wp:effectExtent l="0" t="0" r="0" b="3810"/>
             <wp:docPr id="13" name="Рисунок 13"/>
             <wp:cNvGraphicFramePr>
               <a:graphicFrameLocks xmlns:a="http://schemas.openxmlformats.org/drawingml/2006/main" noChangeAspect="1"/>
@@ -8091,7 +8087,7 @@
                   <pic:spPr>
                     <a:xfrm>
                       <a:off x="0" y="0"/>
-                      <a:ext cx="5886043" cy="2599800"/>
+                      <a:ext cx="5687673" cy="2512183"/>
                     </a:xfrm>
                     <a:prstGeom prst="rect">
                       <a:avLst/>
@@ -8138,6 +8134,7 @@
           <w:bCs/>
           <w:noProof/>
         </w:rPr>
+        <w:lastRenderedPageBreak/>
         <w:drawing>
           <wp:inline distT="0" distB="0" distL="0" distR="0" wp14:anchorId="6D49343F" wp14:editId="7E66DA5D">
             <wp:extent cx="5940425" cy="2531745"/>
@@ -8213,7 +8210,6 @@
         <w:rPr>
           <w:noProof/>
         </w:rPr>
-        <w:lastRenderedPageBreak/>
         <w:drawing>
           <wp:inline distT="0" distB="0" distL="0" distR="0" wp14:anchorId="06B450BF" wp14:editId="6A921F53">
             <wp:extent cx="5466291" cy="2447706"/>
@@ -8267,6 +8263,7 @@
         <w:rPr>
           <w:noProof/>
         </w:rPr>
+        <w:lastRenderedPageBreak/>
         <w:drawing>
           <wp:inline distT="0" distB="0" distL="0" distR="0" wp14:anchorId="2A93720B" wp14:editId="127947CE">
             <wp:extent cx="5940425" cy="2863850"/>
@@ -8337,7 +8334,6 @@
         <w:rPr>
           <w:noProof/>
         </w:rPr>
-        <w:lastRenderedPageBreak/>
         <w:drawing>
           <wp:inline distT="0" distB="0" distL="0" distR="0" wp14:anchorId="2E72B01C" wp14:editId="55423EE3">
             <wp:extent cx="5390092" cy="2420500"/>
@@ -8399,6 +8395,7 @@
         <w:rPr>
           <w:noProof/>
         </w:rPr>
+        <w:lastRenderedPageBreak/>
         <w:drawing>
           <wp:inline distT="0" distB="0" distL="0" distR="0" wp14:anchorId="215E7A65" wp14:editId="0BB939AE">
             <wp:extent cx="5940425" cy="2587625"/>
@@ -8472,7 +8469,6 @@
         <w:rPr>
           <w:noProof/>
         </w:rPr>
-        <w:lastRenderedPageBreak/>
         <w:drawing>
           <wp:inline distT="0" distB="0" distL="0" distR="0" wp14:anchorId="4F0041C2" wp14:editId="411D8F5D">
             <wp:extent cx="5940425" cy="2691765"/>
@@ -8582,6 +8578,7 @@
         <w:rPr>
           <w:noProof/>
         </w:rPr>
+        <w:lastRenderedPageBreak/>
         <w:drawing>
           <wp:inline distT="0" distB="0" distL="0" distR="0" wp14:anchorId="0545D693" wp14:editId="0C3EFD3C">
             <wp:extent cx="5940425" cy="2892425"/>
@@ -8643,11 +8640,10 @@
         <w:rPr>
           <w:noProof/>
         </w:rPr>
-        <w:lastRenderedPageBreak/>
         <w:drawing>
-          <wp:inline distT="0" distB="0" distL="0" distR="0" wp14:anchorId="6B7ADC19" wp14:editId="4C81ACE5">
-            <wp:extent cx="5421737" cy="5130800"/>
-            <wp:effectExtent l="0" t="0" r="7620" b="0"/>
+          <wp:inline distT="0" distB="0" distL="0" distR="0" wp14:anchorId="6B7ADC19" wp14:editId="33347062">
+            <wp:extent cx="5296619" cy="5012396"/>
+            <wp:effectExtent l="0" t="0" r="0" b="0"/>
             <wp:docPr id="22" name="Рисунок 22"/>
             <wp:cNvGraphicFramePr>
               <a:graphicFrameLocks xmlns:a="http://schemas.openxmlformats.org/drawingml/2006/main" noChangeAspect="1"/>
@@ -8668,7 +8664,7 @@
                   <pic:spPr>
                     <a:xfrm>
                       <a:off x="0" y="0"/>
-                      <a:ext cx="5429147" cy="5137813"/>
+                      <a:ext cx="5306913" cy="5022138"/>
                     </a:xfrm>
                     <a:prstGeom prst="rect">
                       <a:avLst/>
@@ -8694,6 +8690,7 @@
         <w:pStyle w:val="a3"/>
       </w:pPr>
       <w:r>
+        <w:lastRenderedPageBreak/>
         <w:t>При попытке сохранить пустой файл всплывает предупреждение «Список пуст» (рисунок 21).</w:t>
       </w:r>
     </w:p>
@@ -8705,7 +8702,6 @@
         <w:rPr>
           <w:noProof/>
         </w:rPr>
-        <w:lastRenderedPageBreak/>
         <w:drawing>
           <wp:inline distT="0" distB="0" distL="0" distR="0" wp14:anchorId="061EAE49" wp14:editId="679360D1">
             <wp:extent cx="4937125" cy="2982330"/>
@@ -9611,31 +9607,7 @@
           <w:sz w:val="28"/>
           <w:szCs w:val="28"/>
         </w:rPr>
-        <w:t>01</w:t>
-      </w:r>
-      <w:r>
-        <w:rPr>
-          <w:rFonts w:ascii="Times New Roman" w:hAnsi="Times New Roman" w:cs="Times New Roman"/>
-          <w:sz w:val="28"/>
-          <w:szCs w:val="28"/>
-        </w:rPr>
-        <w:t>.0</w:t>
-      </w:r>
-      <w:r>
-        <w:rPr>
-          <w:rFonts w:ascii="Times New Roman" w:hAnsi="Times New Roman" w:cs="Times New Roman"/>
-          <w:sz w:val="28"/>
-          <w:szCs w:val="28"/>
-        </w:rPr>
-        <w:t>3</w:t>
-      </w:r>
-      <w:r>
-        <w:rPr>
-          <w:rFonts w:ascii="Times New Roman" w:hAnsi="Times New Roman" w:cs="Times New Roman"/>
-          <w:sz w:val="28"/>
-          <w:szCs w:val="28"/>
-        </w:rPr>
-        <w:t>.</w:t>
+        <w:t>01.03.</w:t>
       </w:r>
       <w:r>
         <w:rPr>
@@ -9679,31 +9651,7 @@
           <w:sz w:val="28"/>
           <w:szCs w:val="28"/>
         </w:rPr>
-        <w:t>30</w:t>
-      </w:r>
-      <w:r>
-        <w:rPr>
-          <w:rFonts w:ascii="Times New Roman" w:hAnsi="Times New Roman" w:cs="Times New Roman"/>
-          <w:sz w:val="28"/>
-          <w:szCs w:val="28"/>
-        </w:rPr>
-        <w:t>.</w:t>
-      </w:r>
-      <w:r>
-        <w:rPr>
-          <w:rFonts w:ascii="Times New Roman" w:hAnsi="Times New Roman" w:cs="Times New Roman"/>
-          <w:sz w:val="28"/>
-          <w:szCs w:val="28"/>
-        </w:rPr>
-        <w:t>04</w:t>
-      </w:r>
-      <w:r>
-        <w:rPr>
-          <w:rFonts w:ascii="Times New Roman" w:hAnsi="Times New Roman" w:cs="Times New Roman"/>
-          <w:sz w:val="28"/>
-          <w:szCs w:val="28"/>
-        </w:rPr>
-        <w:t>.</w:t>
+        <w:t>30.04.</w:t>
       </w:r>
       <w:r>
         <w:rPr>
@@ -10196,7 +10144,7 @@
           <w:rFonts w:ascii="Times New Roman" w:eastAsiaTheme="minorEastAsia" w:hAnsi="Times New Roman" w:cs="Times New Roman"/>
           <w:sz w:val="28"/>
           <w:szCs w:val="28"/>
-          <w:lang w:val="en-US" w:eastAsia="ru-RU"/>
+          <w:lang w:eastAsia="ru-RU"/>
         </w:rPr>
       </w:pPr>
       <w:r>
@@ -10314,23 +10262,7 @@
           <w:sz w:val="28"/>
           <w:szCs w:val="28"/>
         </w:rPr>
-        <w:t>Таблица А.</w:t>
-      </w:r>
-      <w:r>
-        <w:rPr>
-          <w:rFonts w:ascii="Times New Roman" w:hAnsi="Times New Roman" w:cs="Times New Roman"/>
-          <w:sz w:val="28"/>
-          <w:szCs w:val="28"/>
-        </w:rPr>
-        <w:t>1</w:t>
-      </w:r>
-      <w:r>
-        <w:rPr>
-          <w:rFonts w:ascii="Times New Roman" w:hAnsi="Times New Roman" w:cs="Times New Roman"/>
-          <w:sz w:val="28"/>
-          <w:szCs w:val="28"/>
-        </w:rPr>
-        <w:t xml:space="preserve"> – Префиксы мнемонических идентификаторов требований и их расшифровка</w:t>
+        <w:t>Таблица А.1 – Префиксы мнемонических идентификаторов требований и их расшифровка</w:t>
       </w:r>
     </w:p>
     <w:tbl>
@@ -10798,7 +10730,11 @@
         <w:t>D01.01.</w:t>
       </w:r>
       <w:r>
-        <w:t xml:space="preserve"> Формат </w:t>
+        <w:t xml:space="preserve"> </w:t>
+      </w:r>
+      <w:commentRangeStart w:id="16"/>
+      <w:r>
+        <w:t xml:space="preserve">Формат </w:t>
       </w:r>
       <w:r>
         <w:t>XML</w:t>
@@ -10822,6 +10758,15 @@
       </w:r>
       <w:r>
         <w:t>транспорта (масса, тип топлива, мощность двигателя).</w:t>
+      </w:r>
+      <w:commentRangeEnd w:id="16"/>
+      <w:r>
+        <w:rPr>
+          <w:rStyle w:val="af4"/>
+          <w:rFonts w:asciiTheme="minorHAnsi" w:eastAsiaTheme="minorHAnsi" w:hAnsiTheme="minorHAnsi" w:cstheme="minorBidi"/>
+          <w:lang w:eastAsia="en-US"/>
+        </w:rPr>
+        <w:commentReference w:id="16"/>
       </w:r>
     </w:p>
     <w:p>
@@ -10835,16 +10780,14 @@
           <w:b/>
           <w:bCs/>
           <w:sz w:val="28"/>
-          <w:lang w:val="en-US"/>
-        </w:rPr>
-      </w:pPr>
-      <w:r>
-        <w:rPr>
-          <w:rFonts w:ascii="Times New Roman" w:hAnsi="Times New Roman"/>
-          <w:b/>
-          <w:bCs/>
-          <w:sz w:val="28"/>
-          <w:lang w:val="en-US"/>
+        </w:rPr>
+      </w:pPr>
+      <w:r>
+        <w:rPr>
+          <w:rFonts w:ascii="Times New Roman" w:hAnsi="Times New Roman"/>
+          <w:b/>
+          <w:bCs/>
+          <w:sz w:val="28"/>
         </w:rPr>
         <w:t>4.3</w:t>
       </w:r>
@@ -10854,7 +10797,6 @@
           <w:b/>
           <w:bCs/>
           <w:sz w:val="28"/>
-          <w:lang w:val="en-US"/>
         </w:rPr>
         <w:tab/>
       </w:r>
@@ -10873,7 +10815,6 @@
           <w:b/>
           <w:bCs/>
           <w:sz w:val="28"/>
-          <w:lang w:val="en-US"/>
         </w:rPr>
         <w:t xml:space="preserve"> </w:t>
       </w:r>
@@ -11601,15 +11542,7 @@
             <w:sz w:val="28"/>
             <w:szCs w:val="28"/>
           </w:rPr>
-          <m:t>=0,0</m:t>
-        </m:r>
-        <m:r>
-          <w:rPr>
-            <w:rFonts w:ascii="Cambria Math" w:hAnsi="Cambria Math"/>
-            <w:sz w:val="28"/>
-            <w:szCs w:val="28"/>
-          </w:rPr>
-          <m:t>9</m:t>
+          <m:t>=0,09</m:t>
         </m:r>
       </m:oMath>
       <w:r>
@@ -11697,15 +11630,7 @@
             <w:sz w:val="28"/>
             <w:szCs w:val="28"/>
           </w:rPr>
-          <m:t>=</m:t>
-        </m:r>
-        <m:r>
-          <w:rPr>
-            <w:rFonts w:ascii="Cambria Math" w:hAnsi="Cambria Math"/>
-            <w:sz w:val="28"/>
-            <w:szCs w:val="28"/>
-          </w:rPr>
-          <m:t>1</m:t>
+          <m:t>=1</m:t>
         </m:r>
       </m:oMath>
       <w:r>
@@ -12694,7 +12619,23 @@
           <w:rFonts w:ascii="Times New Roman" w:hAnsi="Times New Roman"/>
           <w:sz w:val="28"/>
         </w:rPr>
-        <w:t>, о.е.</w:t>
+        <w:t xml:space="preserve">, </w:t>
+      </w:r>
+      <w:proofErr w:type="spellStart"/>
+      <w:r>
+        <w:rPr>
+          <w:rFonts w:ascii="Times New Roman" w:hAnsi="Times New Roman"/>
+          <w:sz w:val="28"/>
+        </w:rPr>
+        <w:t>о.е</w:t>
+      </w:r>
+      <w:proofErr w:type="spellEnd"/>
+      <w:r>
+        <w:rPr>
+          <w:rFonts w:ascii="Times New Roman" w:hAnsi="Times New Roman"/>
+          <w:sz w:val="28"/>
+        </w:rPr>
+        <w:t>.</w:t>
       </w:r>
     </w:p>
     <w:p>
@@ -13347,7 +13288,29 @@
           <w:rFonts w:ascii="Times New Roman" w:hAnsi="Times New Roman"/>
           <w:sz w:val="28"/>
         </w:rPr>
-        <w:t xml:space="preserve"> Система должна работать на 64-разрядной или 32-разрядной операционной системе </w:t>
+        <w:t xml:space="preserve"> Система должна работать на 64-разрядной или</w:t>
+      </w:r>
+      <w:commentRangeStart w:id="17"/>
+      <w:r>
+        <w:rPr>
+          <w:rFonts w:ascii="Times New Roman" w:hAnsi="Times New Roman"/>
+          <w:sz w:val="28"/>
+        </w:rPr>
+        <w:t xml:space="preserve"> 32-разрядной </w:t>
+      </w:r>
+      <w:commentRangeEnd w:id="17"/>
+      <w:r>
+        <w:rPr>
+          <w:rStyle w:val="af4"/>
+        </w:rPr>
+        <w:commentReference w:id="17"/>
+      </w:r>
+      <w:r>
+        <w:rPr>
+          <w:rFonts w:ascii="Times New Roman" w:hAnsi="Times New Roman"/>
+          <w:sz w:val="28"/>
+        </w:rPr>
+        <w:t xml:space="preserve">операционной системе </w:t>
       </w:r>
       <w:r>
         <w:rPr>
@@ -13523,8 +13486,8 @@
       </w:pPr>
     </w:p>
     <w:sectPr>
-      <w:footerReference w:type="default" r:id="rId34"/>
-      <w:footerReference w:type="first" r:id="rId35"/>
+      <w:footerReference w:type="default" r:id="rId38"/>
+      <w:footerReference w:type="first" r:id="rId39"/>
       <w:pgSz w:w="11906" w:h="16838"/>
       <w:pgMar w:top="1134" w:right="850" w:bottom="1134" w:left="1701" w:header="708" w:footer="708" w:gutter="0"/>
       <w:cols w:space="708"/>
@@ -13533,6 +13496,58 @@
     </w:sectPr>
   </w:body>
 </w:document>
+</file>
+
+<file path=word/comments.xml><?xml version="1.0" encoding="utf-8"?>
+<w:comments xmlns:wpc="http://schemas.microsoft.com/office/word/2010/wordprocessingCanvas" xmlns:cx="http://schemas.microsoft.com/office/drawing/2014/chartex" xmlns:cx1="http://schemas.microsoft.com/office/drawing/2015/9/8/chartex" xmlns:cx2="http://schemas.microsoft.com/office/drawing/2015/10/21/chartex" xmlns:cx3="http://schemas.microsoft.com/office/drawing/2016/5/9/chartex" xmlns:cx4="http://schemas.microsoft.com/office/drawing/2016/5/10/chartex" xmlns:cx5="http://schemas.microsoft.com/office/drawing/2016/5/11/chartex" xmlns:cx6="http://schemas.microsoft.com/office/drawing/2016/5/12/chartex" xmlns:cx7="http://schemas.microsoft.com/office/drawing/2016/5/13/chartex" xmlns:cx8="http://schemas.microsoft.com/office/drawing/2016/5/14/chartex" xmlns:mc="http://schemas.openxmlformats.org/markup-compatibility/2006" xmlns:aink="http://schemas.microsoft.com/office/drawing/2016/ink" xmlns:am3d="http://schemas.microsoft.com/office/drawing/2017/model3d" xmlns:o="urn:schemas-microsoft-com:office:office" xmlns:r="http://schemas.openxmlformats.org/officeDocument/2006/relationships" xmlns:m="http://schemas.openxmlformats.org/officeDocument/2006/math" xmlns:v="urn:schemas-microsoft-com:vml" xmlns:wp14="http://schemas.microsoft.com/office/word/2010/wordprocessingDrawing" xmlns:wp="http://schemas.openxmlformats.org/drawingml/2006/wordprocessingDrawing" xmlns:w10="urn:schemas-microsoft-com:office:word" xmlns:w="http://schemas.openxmlformats.org/wordprocessingml/2006/main" xmlns:w14="http://schemas.microsoft.com/office/word/2010/wordml" xmlns:w15="http://schemas.microsoft.com/office/word/2012/wordml" xmlns:w16cex="http://schemas.microsoft.com/office/word/2018/wordml/cex" xmlns:w16cid="http://schemas.microsoft.com/office/word/2016/wordml/cid" xmlns:w16="http://schemas.microsoft.com/office/word/2018/wordml" xmlns:w16sdtdh="http://schemas.microsoft.com/office/word/2020/wordml/sdtdatahash" xmlns:w16se="http://schemas.microsoft.com/office/word/2015/wordml/symex" xmlns:wpg="http://schemas.microsoft.com/office/word/2010/wordprocessingGroup" xmlns:wpi="http://schemas.microsoft.com/office/word/2010/wordprocessingInk" xmlns:wne="http://schemas.microsoft.com/office/word/2006/wordml" xmlns:wps="http://schemas.microsoft.com/office/word/2010/wordprocessingShape" mc:Ignorable="w14 w15 w16se w16cid w16 w16cex w16sdtdh wp14">
+  <w:comment w:id="16" w:author="Aleksey A. Kalentev" w:date="2026-04-23T14:10:00Z" w:initials="AAK">
+    <w:p>
+      <w:pPr>
+        <w:pStyle w:val="af5"/>
+      </w:pPr>
+      <w:r>
+        <w:rPr>
+          <w:rStyle w:val="af4"/>
+        </w:rPr>
+        <w:annotationRef/>
+      </w:r>
+    </w:p>
+  </w:comment>
+  <w:comment w:id="17" w:author="Aleksey A. Kalentev" w:date="2026-04-23T14:09:00Z" w:initials="AAK">
+    <w:p>
+      <w:pPr>
+        <w:pStyle w:val="af5"/>
+      </w:pPr>
+      <w:r>
+        <w:rPr>
+          <w:rStyle w:val="af4"/>
+        </w:rPr>
+        <w:annotationRef/>
+      </w:r>
+    </w:p>
+  </w:comment>
+</w:comments>
+</file>
+
+<file path=word/commentsExtended.xml><?xml version="1.0" encoding="utf-8"?>
+<w15:commentsEx xmlns:wpc="http://schemas.microsoft.com/office/word/2010/wordprocessingCanvas" xmlns:cx="http://schemas.microsoft.com/office/drawing/2014/chartex" xmlns:cx1="http://schemas.microsoft.com/office/drawing/2015/9/8/chartex" xmlns:cx2="http://schemas.microsoft.com/office/drawing/2015/10/21/chartex" xmlns:cx3="http://schemas.microsoft.com/office/drawing/2016/5/9/chartex" xmlns:cx4="http://schemas.microsoft.com/office/drawing/2016/5/10/chartex" xmlns:cx5="http://schemas.microsoft.com/office/drawing/2016/5/11/chartex" xmlns:cx6="http://schemas.microsoft.com/office/drawing/2016/5/12/chartex" xmlns:cx7="http://schemas.microsoft.com/office/drawing/2016/5/13/chartex" xmlns:cx8="http://schemas.microsoft.com/office/drawing/2016/5/14/chartex" xmlns:mc="http://schemas.openxmlformats.org/markup-compatibility/2006" xmlns:aink="http://schemas.microsoft.com/office/drawing/2016/ink" xmlns:am3d="http://schemas.microsoft.com/office/drawing/2017/model3d" xmlns:o="urn:schemas-microsoft-com:office:office" xmlns:r="http://schemas.openxmlformats.org/officeDocument/2006/relationships" xmlns:m="http://schemas.openxmlformats.org/officeDocument/2006/math" xmlns:v="urn:schemas-microsoft-com:vml" xmlns:wp14="http://schemas.microsoft.com/office/word/2010/wordprocessingDrawing" xmlns:wp="http://schemas.openxmlformats.org/drawingml/2006/wordprocessingDrawing" xmlns:w10="urn:schemas-microsoft-com:office:word" xmlns:w="http://schemas.openxmlformats.org/wordprocessingml/2006/main" xmlns:w14="http://schemas.microsoft.com/office/word/2010/wordml" xmlns:w15="http://schemas.microsoft.com/office/word/2012/wordml" xmlns:w16cex="http://schemas.microsoft.com/office/word/2018/wordml/cex" xmlns:w16cid="http://schemas.microsoft.com/office/word/2016/wordml/cid" xmlns:w16="http://schemas.microsoft.com/office/word/2018/wordml" xmlns:w16sdtdh="http://schemas.microsoft.com/office/word/2020/wordml/sdtdatahash" xmlns:w16se="http://schemas.microsoft.com/office/word/2015/wordml/symex" xmlns:wpg="http://schemas.microsoft.com/office/word/2010/wordprocessingGroup" xmlns:wpi="http://schemas.microsoft.com/office/word/2010/wordprocessingInk" xmlns:wne="http://schemas.microsoft.com/office/word/2006/wordml" xmlns:wps="http://schemas.microsoft.com/office/word/2010/wordprocessingShape" mc:Ignorable="w14 w15 w16se w16cid w16 w16cex w16sdtdh wp14">
+  <w15:commentEx w15:paraId="1913E759" w15:done="0"/>
+  <w15:commentEx w15:paraId="02091B7D" w15:done="0"/>
+</w15:commentsEx>
+</file>
+
+<file path=word/commentsExtensible.xml><?xml version="1.0" encoding="utf-8"?>
+<w16cex:commentsExtensible xmlns:wpc="http://schemas.microsoft.com/office/word/2010/wordprocessingCanvas" xmlns:cx="http://schemas.microsoft.com/office/drawing/2014/chartex" xmlns:cx1="http://schemas.microsoft.com/office/drawing/2015/9/8/chartex" xmlns:cx2="http://schemas.microsoft.com/office/drawing/2015/10/21/chartex" xmlns:cx3="http://schemas.microsoft.com/office/drawing/2016/5/9/chartex" xmlns:cx4="http://schemas.microsoft.com/office/drawing/2016/5/10/chartex" xmlns:cx5="http://schemas.microsoft.com/office/drawing/2016/5/11/chartex" xmlns:cx6="http://schemas.microsoft.com/office/drawing/2016/5/12/chartex" xmlns:cx7="http://schemas.microsoft.com/office/drawing/2016/5/13/chartex" xmlns:cx8="http://schemas.microsoft.com/office/drawing/2016/5/14/chartex" xmlns:mc="http://schemas.openxmlformats.org/markup-compatibility/2006" xmlns:aink="http://schemas.microsoft.com/office/drawing/2016/ink" xmlns:am3d="http://schemas.microsoft.com/office/drawing/2017/model3d" xmlns:o="urn:schemas-microsoft-com:office:office" xmlns:r="http://schemas.openxmlformats.org/officeDocument/2006/relationships" xmlns:m="http://schemas.openxmlformats.org/officeDocument/2006/math" xmlns:v="urn:schemas-microsoft-com:vml" xmlns:wp14="http://schemas.microsoft.com/office/word/2010/wordprocessingDrawing" xmlns:wp="http://schemas.openxmlformats.org/drawingml/2006/wordprocessingDrawing" xmlns:w10="urn:schemas-microsoft-com:office:word" xmlns:w="http://schemas.openxmlformats.org/wordprocessingml/2006/main" xmlns:w14="http://schemas.microsoft.com/office/word/2010/wordml" xmlns:w15="http://schemas.microsoft.com/office/word/2012/wordml" xmlns:w16cex="http://schemas.microsoft.com/office/word/2018/wordml/cex" xmlns:w16cid="http://schemas.microsoft.com/office/word/2016/wordml/cid" xmlns:w16="http://schemas.microsoft.com/office/word/2018/wordml" xmlns:w16sdtdh="http://schemas.microsoft.com/office/word/2020/wordml/sdtdatahash" xmlns:w16se="http://schemas.microsoft.com/office/word/2015/wordml/symex" xmlns:wpg="http://schemas.microsoft.com/office/word/2010/wordprocessingGroup" xmlns:wpi="http://schemas.microsoft.com/office/word/2010/wordprocessingInk" xmlns:wne="http://schemas.microsoft.com/office/word/2006/wordml" xmlns:wps="http://schemas.microsoft.com/office/word/2010/wordprocessingShape" mc:Ignorable="w14 w15 w16se w16cid w16 w16cex w16sdtdh wp14">
+  <w16cex:commentExtensible w16cex:durableId="2D94A6BE" w16cex:dateUtc="2026-04-23T07:10:00Z"/>
+  <w16cex:commentExtensible w16cex:durableId="2D94A69F" w16cex:dateUtc="2026-04-23T07:09:00Z"/>
+</w16cex:commentsExtensible>
+</file>
+
+<file path=word/commentsIds.xml><?xml version="1.0" encoding="utf-8"?>
+<w16cid:commentsIds xmlns:wpc="http://schemas.microsoft.com/office/word/2010/wordprocessingCanvas" xmlns:cx="http://schemas.microsoft.com/office/drawing/2014/chartex" xmlns:cx1="http://schemas.microsoft.com/office/drawing/2015/9/8/chartex" xmlns:cx2="http://schemas.microsoft.com/office/drawing/2015/10/21/chartex" xmlns:cx3="http://schemas.microsoft.com/office/drawing/2016/5/9/chartex" xmlns:cx4="http://schemas.microsoft.com/office/drawing/2016/5/10/chartex" xmlns:cx5="http://schemas.microsoft.com/office/drawing/2016/5/11/chartex" xmlns:cx6="http://schemas.microsoft.com/office/drawing/2016/5/12/chartex" xmlns:cx7="http://schemas.microsoft.com/office/drawing/2016/5/13/chartex" xmlns:cx8="http://schemas.microsoft.com/office/drawing/2016/5/14/chartex" xmlns:mc="http://schemas.openxmlformats.org/markup-compatibility/2006" xmlns:aink="http://schemas.microsoft.com/office/drawing/2016/ink" xmlns:am3d="http://schemas.microsoft.com/office/drawing/2017/model3d" xmlns:o="urn:schemas-microsoft-com:office:office" xmlns:r="http://schemas.openxmlformats.org/officeDocument/2006/relationships" xmlns:m="http://schemas.openxmlformats.org/officeDocument/2006/math" xmlns:v="urn:schemas-microsoft-com:vml" xmlns:wp14="http://schemas.microsoft.com/office/word/2010/wordprocessingDrawing" xmlns:wp="http://schemas.openxmlformats.org/drawingml/2006/wordprocessingDrawing" xmlns:w10="urn:schemas-microsoft-com:office:word" xmlns:w="http://schemas.openxmlformats.org/wordprocessingml/2006/main" xmlns:w14="http://schemas.microsoft.com/office/word/2010/wordml" xmlns:w15="http://schemas.microsoft.com/office/word/2012/wordml" xmlns:w16cex="http://schemas.microsoft.com/office/word/2018/wordml/cex" xmlns:w16cid="http://schemas.microsoft.com/office/word/2016/wordml/cid" xmlns:w16="http://schemas.microsoft.com/office/word/2018/wordml" xmlns:w16sdtdh="http://schemas.microsoft.com/office/word/2020/wordml/sdtdatahash" xmlns:w16se="http://schemas.microsoft.com/office/word/2015/wordml/symex" xmlns:wpg="http://schemas.microsoft.com/office/word/2010/wordprocessingGroup" xmlns:wpi="http://schemas.microsoft.com/office/word/2010/wordprocessingInk" xmlns:wne="http://schemas.microsoft.com/office/word/2006/wordml" xmlns:wps="http://schemas.microsoft.com/office/word/2010/wordprocessingShape" mc:Ignorable="w14 w15 w16se w16cid w16 w16cex w16sdtdh wp14">
+  <w16cid:commentId w16cid:paraId="1913E759" w16cid:durableId="2D94A6BE"/>
+  <w16cid:commentId w16cid:paraId="02091B7D" w16cid:durableId="2D94A69F"/>
+</w16cid:commentsIds>
 </file>
 
 <file path=word/endnotes.xml><?xml version="1.0" encoding="utf-8"?>
@@ -14656,6 +14671,14 @@
     <w:abstractNumId w:val="3"/>
   </w:num>
 </w:numbering>
+</file>
+
+<file path=word/people.xml><?xml version="1.0" encoding="utf-8"?>
+<w15:people xmlns:wpc="http://schemas.microsoft.com/office/word/2010/wordprocessingCanvas" xmlns:cx="http://schemas.microsoft.com/office/drawing/2014/chartex" xmlns:cx1="http://schemas.microsoft.com/office/drawing/2015/9/8/chartex" xmlns:cx2="http://schemas.microsoft.com/office/drawing/2015/10/21/chartex" xmlns:cx3="http://schemas.microsoft.com/office/drawing/2016/5/9/chartex" xmlns:cx4="http://schemas.microsoft.com/office/drawing/2016/5/10/chartex" xmlns:cx5="http://schemas.microsoft.com/office/drawing/2016/5/11/chartex" xmlns:cx6="http://schemas.microsoft.com/office/drawing/2016/5/12/chartex" xmlns:cx7="http://schemas.microsoft.com/office/drawing/2016/5/13/chartex" xmlns:cx8="http://schemas.microsoft.com/office/drawing/2016/5/14/chartex" xmlns:mc="http://schemas.openxmlformats.org/markup-compatibility/2006" xmlns:aink="http://schemas.microsoft.com/office/drawing/2016/ink" xmlns:am3d="http://schemas.microsoft.com/office/drawing/2017/model3d" xmlns:o="urn:schemas-microsoft-com:office:office" xmlns:r="http://schemas.openxmlformats.org/officeDocument/2006/relationships" xmlns:m="http://schemas.openxmlformats.org/officeDocument/2006/math" xmlns:v="urn:schemas-microsoft-com:vml" xmlns:wp14="http://schemas.microsoft.com/office/word/2010/wordprocessingDrawing" xmlns:wp="http://schemas.openxmlformats.org/drawingml/2006/wordprocessingDrawing" xmlns:w10="urn:schemas-microsoft-com:office:word" xmlns:w="http://schemas.openxmlformats.org/wordprocessingml/2006/main" xmlns:w14="http://schemas.microsoft.com/office/word/2010/wordml" xmlns:w15="http://schemas.microsoft.com/office/word/2012/wordml" xmlns:w16cex="http://schemas.microsoft.com/office/word/2018/wordml/cex" xmlns:w16cid="http://schemas.microsoft.com/office/word/2016/wordml/cid" xmlns:w16="http://schemas.microsoft.com/office/word/2018/wordml" xmlns:w16sdtdh="http://schemas.microsoft.com/office/word/2020/wordml/sdtdatahash" xmlns:w16se="http://schemas.microsoft.com/office/word/2015/wordml/symex" xmlns:wpg="http://schemas.microsoft.com/office/word/2010/wordprocessingGroup" xmlns:wpi="http://schemas.microsoft.com/office/word/2010/wordprocessingInk" xmlns:wne="http://schemas.microsoft.com/office/word/2006/wordml" xmlns:wps="http://schemas.microsoft.com/office/word/2010/wordprocessingShape" mc:Ignorable="w14 w15 w16se w16cid w16 w16cex w16sdtdh wp14">
+  <w15:person w15:author="Aleksey A. Kalentev">
+    <w15:presenceInfo w15:providerId="AD" w15:userId="S-1-5-21-507921405-1993962763-1957994488-151096"/>
+  </w15:person>
+</w15:people>
 </file>
 
 <file path=word/styles.xml><?xml version="1.0" encoding="utf-8"?>
@@ -15559,6 +15582,74 @@
       <w:lang w:eastAsia="ru-RU"/>
     </w:rPr>
   </w:style>
+  <w:style w:type="character" w:styleId="af4">
+    <w:name w:val="annotation reference"/>
+    <w:basedOn w:val="a0"/>
+    <w:uiPriority w:val="99"/>
+    <w:semiHidden/>
+    <w:unhideWhenUsed/>
+    <w:rsid w:val="00A322E4"/>
+    <w:rPr>
+      <w:sz w:val="16"/>
+      <w:szCs w:val="16"/>
+    </w:rPr>
+  </w:style>
+  <w:style w:type="paragraph" w:styleId="af5">
+    <w:name w:val="annotation text"/>
+    <w:basedOn w:val="a"/>
+    <w:link w:val="af6"/>
+    <w:uiPriority w:val="99"/>
+    <w:semiHidden/>
+    <w:unhideWhenUsed/>
+    <w:rsid w:val="00A322E4"/>
+    <w:pPr>
+      <w:spacing w:line="240" w:lineRule="auto"/>
+    </w:pPr>
+    <w:rPr>
+      <w:sz w:val="20"/>
+      <w:szCs w:val="20"/>
+    </w:rPr>
+  </w:style>
+  <w:style w:type="character" w:customStyle="1" w:styleId="af6">
+    <w:name w:val="Текст примечания Знак"/>
+    <w:basedOn w:val="a0"/>
+    <w:link w:val="af5"/>
+    <w:uiPriority w:val="99"/>
+    <w:semiHidden/>
+    <w:rsid w:val="00A322E4"/>
+    <w:rPr>
+      <w:sz w:val="20"/>
+      <w:szCs w:val="20"/>
+    </w:rPr>
+  </w:style>
+  <w:style w:type="paragraph" w:styleId="af7">
+    <w:name w:val="annotation subject"/>
+    <w:basedOn w:val="af5"/>
+    <w:next w:val="af5"/>
+    <w:link w:val="af8"/>
+    <w:uiPriority w:val="99"/>
+    <w:semiHidden/>
+    <w:unhideWhenUsed/>
+    <w:rsid w:val="00A322E4"/>
+    <w:rPr>
+      <w:b/>
+      <w:bCs/>
+    </w:rPr>
+  </w:style>
+  <w:style w:type="character" w:customStyle="1" w:styleId="af8">
+    <w:name w:val="Тема примечания Знак"/>
+    <w:basedOn w:val="af6"/>
+    <w:link w:val="af7"/>
+    <w:uiPriority w:val="99"/>
+    <w:semiHidden/>
+    <w:rsid w:val="00A322E4"/>
+    <w:rPr>
+      <w:b/>
+      <w:bCs/>
+      <w:sz w:val="20"/>
+      <w:szCs w:val="20"/>
+    </w:rPr>
+  </w:style>
 </w:styles>
 </file>
 

--- a/LB5/ООП_ЛБ5_Данилов.docx
+++ b/LB5/ООП_ЛБ5_Данилов.docx
@@ -2390,23 +2390,7 @@
         <w:pStyle w:val="a3"/>
       </w:pPr>
       <w:r>
-        <w:t>Вариант использования (</w:t>
-      </w:r>
-      <w:proofErr w:type="spellStart"/>
-      <w:r>
-        <w:t>use</w:t>
-      </w:r>
-      <w:proofErr w:type="spellEnd"/>
-      <w:r>
-        <w:t xml:space="preserve"> </w:t>
-      </w:r>
-      <w:proofErr w:type="spellStart"/>
-      <w:r>
-        <w:t>case</w:t>
-      </w:r>
-      <w:proofErr w:type="spellEnd"/>
-      <w:r>
-        <w:t xml:space="preserve">) — это описание множества последовательных действий (включая вариации), которые выполняются некоторым субъектом с целью получения результата, значимого для некоторого действующего лица </w:t>
+        <w:t xml:space="preserve">Вариант использования (use case) — это описание множества последовательных действий (включая вариации), которые выполняются некоторым субъектом с целью получения результата, значимого для некоторого действующего лица </w:t>
       </w:r>
       <w:r>
         <w:t>[1]</w:t>
@@ -2613,10 +2597,10 @@
           <w:noProof/>
         </w:rPr>
         <w:drawing>
-          <wp:inline distT="0" distB="0" distL="0" distR="0" wp14:anchorId="5CBBA6BD" wp14:editId="0F423D57">
-            <wp:extent cx="5940425" cy="4450715"/>
-            <wp:effectExtent l="0" t="0" r="3175" b="6985"/>
-            <wp:docPr id="3" name="Рисунок 3"/>
+          <wp:inline distT="0" distB="0" distL="0" distR="0" wp14:anchorId="40476B51" wp14:editId="2AAE7330">
+            <wp:extent cx="5940425" cy="4483100"/>
+            <wp:effectExtent l="0" t="0" r="3175" b="0"/>
+            <wp:docPr id="9" name="Рисунок 9"/>
             <wp:cNvGraphicFramePr>
               <a:graphicFrameLocks xmlns:a="http://schemas.openxmlformats.org/drawingml/2006/main" noChangeAspect="1"/>
             </wp:cNvGraphicFramePr>
@@ -2628,13 +2612,7 @@
                     <pic:cNvPicPr/>
                   </pic:nvPicPr>
                   <pic:blipFill>
-                    <a:blip r:embed="rId10">
-                      <a:extLst>
-                        <a:ext uri="{96DAC541-7B7A-43D3-8B79-37D633B846F1}">
-                          <asvg:svgBlip xmlns:asvg="http://schemas.microsoft.com/office/drawing/2016/SVG/main" r:embed="rId11"/>
-                        </a:ext>
-                      </a:extLst>
-                    </a:blip>
+                    <a:blip r:embed="rId10"/>
                     <a:stretch>
                       <a:fillRect/>
                     </a:stretch>
@@ -2642,7 +2620,7 @@
                   <pic:spPr>
                     <a:xfrm>
                       <a:off x="0" y="0"/>
-                      <a:ext cx="5940425" cy="4450715"/>
+                      <a:ext cx="5940425" cy="4483100"/>
                     </a:xfrm>
                     <a:prstGeom prst="rect">
                       <a:avLst/>
@@ -7138,15 +7116,7 @@
         <w:pStyle w:val="a3"/>
       </w:pPr>
       <w:r>
-        <w:t xml:space="preserve">На рисунке 3 представлено дерево ветвлений </w:t>
-      </w:r>
-      <w:proofErr w:type="spellStart"/>
-      <w:r>
-        <w:t>Git</w:t>
-      </w:r>
-      <w:proofErr w:type="spellEnd"/>
-      <w:r>
-        <w:t xml:space="preserve"> для разработанной программы «Расчет расхода топлива транспортных средств».</w:t>
+        <w:t>На рисунке 3 представлено дерево ветвлений Git для разработанной программы «Расчет расхода топлива транспортных средств».</w:t>
       </w:r>
     </w:p>
     <w:p>
@@ -7162,6 +7132,167 @@
             <wp:extent cx="5940425" cy="2828925"/>
             <wp:effectExtent l="0" t="0" r="3175" b="9525"/>
             <wp:docPr id="1" name="Рисунок 1"/>
+            <wp:cNvGraphicFramePr>
+              <a:graphicFrameLocks xmlns:a="http://schemas.openxmlformats.org/drawingml/2006/main" noChangeAspect="1"/>
+            </wp:cNvGraphicFramePr>
+            <a:graphic xmlns:a="http://schemas.openxmlformats.org/drawingml/2006/main">
+              <a:graphicData uri="http://schemas.openxmlformats.org/drawingml/2006/picture">
+                <pic:pic xmlns:pic="http://schemas.openxmlformats.org/drawingml/2006/picture">
+                  <pic:nvPicPr>
+                    <pic:cNvPr id="1" name=""/>
+                    <pic:cNvPicPr/>
+                  </pic:nvPicPr>
+                  <pic:blipFill>
+                    <a:blip r:embed="rId11"/>
+                    <a:stretch>
+                      <a:fillRect/>
+                    </a:stretch>
+                  </pic:blipFill>
+                  <pic:spPr>
+                    <a:xfrm>
+                      <a:off x="0" y="0"/>
+                      <a:ext cx="5940425" cy="2828925"/>
+                    </a:xfrm>
+                    <a:prstGeom prst="rect">
+                      <a:avLst/>
+                    </a:prstGeom>
+                  </pic:spPr>
+                </pic:pic>
+              </a:graphicData>
+            </a:graphic>
+          </wp:inline>
+        </w:drawing>
+      </w:r>
+    </w:p>
+    <w:p>
+      <w:pPr>
+        <w:pStyle w:val="a6"/>
+      </w:pPr>
+      <w:r>
+        <w:t xml:space="preserve">Рисунок 3 – Дерево ветвлений </w:t>
+      </w:r>
+      <w:r>
+        <w:rPr>
+          <w:lang w:val="en-US"/>
+        </w:rPr>
+        <w:t>Git</w:t>
+      </w:r>
+    </w:p>
+    <w:p>
+      <w:pPr>
+        <w:pStyle w:val="a6"/>
+      </w:pPr>
+    </w:p>
+    <w:p>
+      <w:pPr>
+        <w:rPr>
+          <w:rFonts w:ascii="Times New Roman" w:eastAsiaTheme="minorEastAsia" w:hAnsi="Times New Roman" w:cs="Times New Roman"/>
+          <w:sz w:val="28"/>
+          <w:szCs w:val="28"/>
+        </w:rPr>
+      </w:pPr>
+      <w:r>
+        <w:br w:type="page"/>
+      </w:r>
+    </w:p>
+    <w:p>
+      <w:pPr>
+        <w:pStyle w:val="a3"/>
+        <w:outlineLvl w:val="0"/>
+        <w:rPr>
+          <w:b/>
+          <w:bCs/>
+        </w:rPr>
+      </w:pPr>
+      <w:bookmarkStart w:id="7" w:name="_Toc227694146"/>
+      <w:r>
+        <w:rPr>
+          <w:b/>
+          <w:bCs/>
+        </w:rPr>
+        <w:lastRenderedPageBreak/>
+        <w:t>5 Тестирование программы</w:t>
+      </w:r>
+      <w:bookmarkEnd w:id="7"/>
+    </w:p>
+    <w:p>
+      <w:pPr>
+        <w:pStyle w:val="a3"/>
+        <w:outlineLvl w:val="1"/>
+        <w:rPr>
+          <w:b/>
+          <w:bCs/>
+        </w:rPr>
+      </w:pPr>
+      <w:bookmarkStart w:id="8" w:name="_Toc227694147"/>
+      <w:r>
+        <w:rPr>
+          <w:b/>
+          <w:bCs/>
+        </w:rPr>
+        <w:t>5.1 Тестирование кнопки «Добавить»</w:t>
+      </w:r>
+      <w:bookmarkEnd w:id="8"/>
+    </w:p>
+    <w:p>
+      <w:pPr>
+        <w:pStyle w:val="a3"/>
+      </w:pPr>
+      <w:r>
+        <w:t>При нажатии на главной форме «</w:t>
+      </w:r>
+      <w:r>
+        <w:rPr>
+          <w:lang w:val="en-US"/>
+        </w:rPr>
+        <w:t>MainForm</w:t>
+      </w:r>
+      <w:r>
+        <w:t>» на кнопку «Добавить» вызывается форма добавления транспорта «</w:t>
+      </w:r>
+      <w:r>
+        <w:rPr>
+          <w:lang w:val="en-US"/>
+        </w:rPr>
+        <w:t>DataForm</w:t>
+      </w:r>
+      <w:r>
+        <w:t>».</w:t>
+      </w:r>
+      <w:r>
+        <w:t xml:space="preserve"> В соответствии с выбранным типом транспорта и заполненными характеристиками</w:t>
+      </w:r>
+      <w:r>
+        <w:t xml:space="preserve"> после нажатия на кнопку «ОК»</w:t>
+      </w:r>
+      <w:r>
+        <w:t xml:space="preserve"> производится расчет расхода топлива. В результате информация о транспорте и рассчитанное значения расхода отображаются в списке на главной форме.</w:t>
+      </w:r>
+      <w:r>
+        <w:t xml:space="preserve"> Для упрощения тестирования программы также предусмотрена кнопка «Заполнить», при нажатии на которую генерируются случайная мощность и масса транспорта.</w:t>
+      </w:r>
+    </w:p>
+    <w:p>
+      <w:pPr>
+        <w:pStyle w:val="a3"/>
+      </w:pPr>
+      <w:r>
+        <w:t>Пример добавления машины приведен на рисунке 4.</w:t>
+      </w:r>
+    </w:p>
+    <w:p>
+      <w:pPr>
+        <w:pStyle w:val="a6"/>
+      </w:pPr>
+      <w:r>
+        <w:rPr>
+          <w:noProof/>
+        </w:rPr>
+        <w:drawing>
+          <wp:inline distT="0" distB="0" distL="0" distR="0" wp14:anchorId="018706B3" wp14:editId="519781DA">
+            <wp:extent cx="5545065" cy="2116667"/>
+            <wp:effectExtent l="0" t="0" r="0" b="0"/>
+            <wp:docPr id="4" name="Рисунок 4"/>
             <wp:cNvGraphicFramePr>
               <a:graphicFrameLocks xmlns:a="http://schemas.openxmlformats.org/drawingml/2006/main" noChangeAspect="1"/>
             </wp:cNvGraphicFramePr>
@@ -7181,7 +7312,7 @@
                   <pic:spPr>
                     <a:xfrm>
                       <a:off x="0" y="0"/>
-                      <a:ext cx="5940425" cy="2828925"/>
+                      <a:ext cx="5560609" cy="2122601"/>
                     </a:xfrm>
                     <a:prstGeom prst="rect">
                       <a:avLst/>
@@ -7199,130 +7330,30 @@
         <w:pStyle w:val="a6"/>
       </w:pPr>
       <w:r>
-        <w:t xml:space="preserve">Рисунок 3 – Дерево ветвлений </w:t>
-      </w:r>
-      <w:r>
-        <w:rPr>
-          <w:lang w:val="en-US"/>
-        </w:rPr>
-        <w:t>Git</w:t>
+        <w:t>Рисунок 4 – Тестирование кнопки «Добавить» при добавлении машины</w:t>
+      </w:r>
+    </w:p>
+    <w:p>
+      <w:pPr>
+        <w:pStyle w:val="a3"/>
+      </w:pPr>
+      <w:r>
+        <w:t>Пример расчета топлива для гибридной машины и вертолета приведены на рисунках 5-6 соответственно.</w:t>
       </w:r>
     </w:p>
     <w:p>
       <w:pPr>
         <w:pStyle w:val="a6"/>
       </w:pPr>
-    </w:p>
-    <w:p>
-      <w:pPr>
-        <w:rPr>
-          <w:rFonts w:ascii="Times New Roman" w:eastAsiaTheme="minorEastAsia" w:hAnsi="Times New Roman" w:cs="Times New Roman"/>
-          <w:sz w:val="28"/>
-          <w:szCs w:val="28"/>
-        </w:rPr>
-      </w:pPr>
-      <w:r>
-        <w:br w:type="page"/>
-      </w:r>
-    </w:p>
-    <w:p>
-      <w:pPr>
-        <w:pStyle w:val="a3"/>
-        <w:outlineLvl w:val="0"/>
-        <w:rPr>
-          <w:b/>
-          <w:bCs/>
-        </w:rPr>
-      </w:pPr>
-      <w:bookmarkStart w:id="7" w:name="_Toc227694146"/>
-      <w:r>
-        <w:rPr>
-          <w:b/>
-          <w:bCs/>
-        </w:rPr>
-        <w:lastRenderedPageBreak/>
-        <w:t>5 Тестирование программы</w:t>
-      </w:r>
-      <w:bookmarkEnd w:id="7"/>
-    </w:p>
-    <w:p>
-      <w:pPr>
-        <w:pStyle w:val="a3"/>
-        <w:outlineLvl w:val="1"/>
-        <w:rPr>
-          <w:b/>
-          <w:bCs/>
-        </w:rPr>
-      </w:pPr>
-      <w:bookmarkStart w:id="8" w:name="_Toc227694147"/>
-      <w:r>
-        <w:rPr>
-          <w:b/>
-          <w:bCs/>
-        </w:rPr>
-        <w:t>5.1 Тестирование кнопки «Добавить»</w:t>
-      </w:r>
-      <w:bookmarkEnd w:id="8"/>
-    </w:p>
-    <w:p>
-      <w:pPr>
-        <w:pStyle w:val="a3"/>
-      </w:pPr>
-      <w:r>
-        <w:t>При нажатии на главной форме «</w:t>
-      </w:r>
-      <w:r>
-        <w:rPr>
-          <w:lang w:val="en-US"/>
-        </w:rPr>
-        <w:t>MainForm</w:t>
-      </w:r>
-      <w:r>
-        <w:t>» на кнопку «Добавить» вызывается форма добавления транспорта «</w:t>
-      </w:r>
-      <w:r>
-        <w:rPr>
-          <w:lang w:val="en-US"/>
-        </w:rPr>
-        <w:t>DataForm</w:t>
-      </w:r>
-      <w:r>
-        <w:t>».</w:t>
-      </w:r>
-      <w:r>
-        <w:t xml:space="preserve"> В соответствии с выбранным типом транспорта и заполненными характеристиками</w:t>
-      </w:r>
-      <w:r>
-        <w:t xml:space="preserve"> после нажатия на кнопку «ОК»</w:t>
-      </w:r>
-      <w:r>
-        <w:t xml:space="preserve"> производится расчет расхода топлива. В результате информация о транспорте и рассчитанное значения расхода отображаются в списке на главной форме.</w:t>
-      </w:r>
-      <w:r>
-        <w:t xml:space="preserve"> Для упрощения тестирования программы также предусмотрена кнопка «Заполнить», при нажатии на которую генерируются случайная мощность и масса транспорта.</w:t>
-      </w:r>
-    </w:p>
-    <w:p>
-      <w:pPr>
-        <w:pStyle w:val="a3"/>
-      </w:pPr>
-      <w:r>
-        <w:t>Пример добавления машины приведен на рисунке 4.</w:t>
-      </w:r>
-    </w:p>
-    <w:p>
-      <w:pPr>
-        <w:pStyle w:val="a6"/>
-      </w:pPr>
       <w:r>
         <w:rPr>
           <w:noProof/>
         </w:rPr>
         <w:drawing>
-          <wp:inline distT="0" distB="0" distL="0" distR="0" wp14:anchorId="018706B3" wp14:editId="519781DA">
-            <wp:extent cx="5545065" cy="2116667"/>
+          <wp:inline distT="0" distB="0" distL="0" distR="0" wp14:anchorId="745008DA" wp14:editId="29A4138D">
+            <wp:extent cx="5906558" cy="2307062"/>
             <wp:effectExtent l="0" t="0" r="0" b="0"/>
-            <wp:docPr id="4" name="Рисунок 4"/>
+            <wp:docPr id="5" name="Рисунок 5"/>
             <wp:cNvGraphicFramePr>
               <a:graphicFrameLocks xmlns:a="http://schemas.openxmlformats.org/drawingml/2006/main" noChangeAspect="1"/>
             </wp:cNvGraphicFramePr>
@@ -7342,7 +7373,7 @@
                   <pic:spPr>
                     <a:xfrm>
                       <a:off x="0" y="0"/>
-                      <a:ext cx="5560609" cy="2122601"/>
+                      <a:ext cx="5906981" cy="2307227"/>
                     </a:xfrm>
                     <a:prstGeom prst="rect">
                       <a:avLst/>
@@ -7360,15 +7391,11 @@
         <w:pStyle w:val="a6"/>
       </w:pPr>
       <w:r>
-        <w:t>Рисунок 4 – Тестирование кнопки «Добавить» при добавлении машины</w:t>
-      </w:r>
-    </w:p>
-    <w:p>
-      <w:pPr>
-        <w:pStyle w:val="a3"/>
-      </w:pPr>
-      <w:r>
-        <w:t>Пример расчета топлива для гибридной машины и вертолета приведены на рисунках 5-6 соответственно.</w:t>
+        <w:lastRenderedPageBreak/>
+        <w:t xml:space="preserve">Рисунок 5 – </w:t>
+      </w:r>
+      <w:r>
+        <w:t>Тестирование кнопки «Добавить» при добавлении гибрида</w:t>
       </w:r>
     </w:p>
     <w:p>
@@ -7380,10 +7407,10 @@
           <w:noProof/>
         </w:rPr>
         <w:drawing>
-          <wp:inline distT="0" distB="0" distL="0" distR="0" wp14:anchorId="745008DA" wp14:editId="2260D242">
-            <wp:extent cx="5564037" cy="2173276"/>
-            <wp:effectExtent l="0" t="0" r="0" b="0"/>
-            <wp:docPr id="5" name="Рисунок 5"/>
+          <wp:inline distT="0" distB="0" distL="0" distR="0" wp14:anchorId="1D8A8A9C" wp14:editId="71D90764">
+            <wp:extent cx="5940425" cy="2441575"/>
+            <wp:effectExtent l="0" t="0" r="3175" b="0"/>
+            <wp:docPr id="6" name="Рисунок 6"/>
             <wp:cNvGraphicFramePr>
               <a:graphicFrameLocks xmlns:a="http://schemas.openxmlformats.org/drawingml/2006/main" noChangeAspect="1"/>
             </wp:cNvGraphicFramePr>
@@ -7403,63 +7430,6 @@
                   <pic:spPr>
                     <a:xfrm>
                       <a:off x="0" y="0"/>
-                      <a:ext cx="5567717" cy="2174713"/>
-                    </a:xfrm>
-                    <a:prstGeom prst="rect">
-                      <a:avLst/>
-                    </a:prstGeom>
-                  </pic:spPr>
-                </pic:pic>
-              </a:graphicData>
-            </a:graphic>
-          </wp:inline>
-        </w:drawing>
-      </w:r>
-    </w:p>
-    <w:p>
-      <w:pPr>
-        <w:pStyle w:val="a6"/>
-      </w:pPr>
-      <w:r>
-        <w:t xml:space="preserve">Рисунок 5 – </w:t>
-      </w:r>
-      <w:r>
-        <w:t>Тестирование кнопки «Добавить» при добавлении гибрида</w:t>
-      </w:r>
-    </w:p>
-    <w:p>
-      <w:pPr>
-        <w:pStyle w:val="a6"/>
-      </w:pPr>
-      <w:r>
-        <w:rPr>
-          <w:noProof/>
-        </w:rPr>
-        <w:lastRenderedPageBreak/>
-        <w:drawing>
-          <wp:inline distT="0" distB="0" distL="0" distR="0" wp14:anchorId="1D8A8A9C" wp14:editId="71D90764">
-            <wp:extent cx="5940425" cy="2441575"/>
-            <wp:effectExtent l="0" t="0" r="3175" b="0"/>
-            <wp:docPr id="6" name="Рисунок 6"/>
-            <wp:cNvGraphicFramePr>
-              <a:graphicFrameLocks xmlns:a="http://schemas.openxmlformats.org/drawingml/2006/main" noChangeAspect="1"/>
-            </wp:cNvGraphicFramePr>
-            <a:graphic xmlns:a="http://schemas.openxmlformats.org/drawingml/2006/main">
-              <a:graphicData uri="http://schemas.openxmlformats.org/drawingml/2006/picture">
-                <pic:pic xmlns:pic="http://schemas.openxmlformats.org/drawingml/2006/picture">
-                  <pic:nvPicPr>
-                    <pic:cNvPr id="1" name=""/>
-                    <pic:cNvPicPr/>
-                  </pic:nvPicPr>
-                  <pic:blipFill>
-                    <a:blip r:embed="rId15"/>
-                    <a:stretch>
-                      <a:fillRect/>
-                    </a:stretch>
-                  </pic:blipFill>
-                  <pic:spPr>
-                    <a:xfrm>
-                      <a:off x="0" y="0"/>
                       <a:ext cx="5940425" cy="2441575"/>
                     </a:xfrm>
                     <a:prstGeom prst="rect">
@@ -7513,7 +7483,7 @@
                     <pic:cNvPicPr/>
                   </pic:nvPicPr>
                   <pic:blipFill rotWithShape="1">
-                    <a:blip r:embed="rId16"/>
+                    <a:blip r:embed="rId15"/>
                     <a:srcRect t="9860" b="9625"/>
                     <a:stretch/>
                   </pic:blipFill>
@@ -7612,7 +7582,7 @@
                     <pic:cNvPicPr/>
                   </pic:nvPicPr>
                   <pic:blipFill rotWithShape="1">
-                    <a:blip r:embed="rId17"/>
+                    <a:blip r:embed="rId16"/>
                     <a:srcRect l="2115" t="3375" r="2249" b="3604"/>
                     <a:stretch/>
                   </pic:blipFill>
@@ -7672,7 +7642,7 @@
                     <pic:cNvPicPr/>
                   </pic:nvPicPr>
                   <pic:blipFill>
-                    <a:blip r:embed="rId18"/>
+                    <a:blip r:embed="rId17"/>
                     <a:stretch>
                       <a:fillRect/>
                     </a:stretch>
@@ -7710,10 +7680,116 @@
           <w:noProof/>
         </w:rPr>
         <w:drawing>
-          <wp:inline distT="0" distB="0" distL="0" distR="0" wp14:anchorId="37FAD253" wp14:editId="642C0163">
-            <wp:extent cx="4718649" cy="2843295"/>
-            <wp:effectExtent l="0" t="0" r="6350" b="0"/>
+          <wp:inline distT="0" distB="0" distL="0" distR="0" wp14:anchorId="37FAD253" wp14:editId="09DECAA3">
+            <wp:extent cx="4975225" cy="2997899"/>
+            <wp:effectExtent l="0" t="0" r="0" b="0"/>
             <wp:docPr id="11" name="Рисунок 11"/>
+            <wp:cNvGraphicFramePr>
+              <a:graphicFrameLocks xmlns:a="http://schemas.openxmlformats.org/drawingml/2006/main" noChangeAspect="1"/>
+            </wp:cNvGraphicFramePr>
+            <a:graphic xmlns:a="http://schemas.openxmlformats.org/drawingml/2006/main">
+              <a:graphicData uri="http://schemas.openxmlformats.org/drawingml/2006/picture">
+                <pic:pic xmlns:pic="http://schemas.openxmlformats.org/drawingml/2006/picture">
+                  <pic:nvPicPr>
+                    <pic:cNvPr id="1" name=""/>
+                    <pic:cNvPicPr/>
+                  </pic:nvPicPr>
+                  <pic:blipFill>
+                    <a:blip r:embed="rId18"/>
+                    <a:stretch>
+                      <a:fillRect/>
+                    </a:stretch>
+                  </pic:blipFill>
+                  <pic:spPr>
+                    <a:xfrm>
+                      <a:off x="0" y="0"/>
+                      <a:ext cx="4978903" cy="3000115"/>
+                    </a:xfrm>
+                    <a:prstGeom prst="rect">
+                      <a:avLst/>
+                    </a:prstGeom>
+                  </pic:spPr>
+                </pic:pic>
+              </a:graphicData>
+            </a:graphic>
+          </wp:inline>
+        </w:drawing>
+      </w:r>
+    </w:p>
+    <w:p>
+      <w:pPr>
+        <w:pStyle w:val="a6"/>
+      </w:pPr>
+      <w:r>
+        <w:t xml:space="preserve">Рисунок 10 – Результат нажатия на кнопку «Удалить» при удалении двух </w:t>
+      </w:r>
+      <w:r>
+        <w:lastRenderedPageBreak/>
+        <w:t>объектов</w:t>
+      </w:r>
+    </w:p>
+    <w:p>
+      <w:pPr>
+        <w:spacing w:after="0" w:line="360" w:lineRule="auto"/>
+        <w:ind w:firstLine="709"/>
+        <w:jc w:val="both"/>
+        <w:rPr>
+          <w:rFonts w:ascii="Times New Roman" w:hAnsi="Times New Roman" w:cs="Times New Roman"/>
+          <w:noProof/>
+          <w:sz w:val="28"/>
+          <w:szCs w:val="28"/>
+        </w:rPr>
+      </w:pPr>
+      <w:r>
+        <w:rPr>
+          <w:rFonts w:ascii="Times New Roman" w:hAnsi="Times New Roman" w:cs="Times New Roman"/>
+          <w:noProof/>
+          <w:sz w:val="28"/>
+          <w:szCs w:val="28"/>
+        </w:rPr>
+        <w:t xml:space="preserve">В случае, если не будет выбрана </w:t>
+      </w:r>
+      <w:r>
+        <w:rPr>
+          <w:rFonts w:ascii="Times New Roman" w:hAnsi="Times New Roman" w:cs="Times New Roman"/>
+          <w:noProof/>
+          <w:sz w:val="28"/>
+          <w:szCs w:val="28"/>
+        </w:rPr>
+        <w:t xml:space="preserve">ни одна </w:t>
+      </w:r>
+      <w:r>
+        <w:rPr>
+          <w:rFonts w:ascii="Times New Roman" w:hAnsi="Times New Roman" w:cs="Times New Roman"/>
+          <w:noProof/>
+          <w:sz w:val="28"/>
+          <w:szCs w:val="28"/>
+        </w:rPr>
+        <w:t>строка, то появится предупреждение «Выберите строку для удаления»</w:t>
+      </w:r>
+      <w:r>
+        <w:rPr>
+          <w:rFonts w:ascii="Times New Roman" w:hAnsi="Times New Roman" w:cs="Times New Roman"/>
+          <w:noProof/>
+          <w:sz w:val="28"/>
+          <w:szCs w:val="28"/>
+        </w:rPr>
+        <w:t xml:space="preserve"> (рисунок 11).</w:t>
+      </w:r>
+    </w:p>
+    <w:p>
+      <w:pPr>
+        <w:pStyle w:val="a6"/>
+      </w:pPr>
+      <w:r>
+        <w:rPr>
+          <w:noProof/>
+        </w:rPr>
+        <w:drawing>
+          <wp:inline distT="0" distB="0" distL="0" distR="0" wp14:anchorId="58ED4EE7" wp14:editId="54D9E9E0">
+            <wp:extent cx="4949402" cy="2982339"/>
+            <wp:effectExtent l="0" t="0" r="3810" b="8890"/>
+            <wp:docPr id="12" name="Рисунок 12"/>
             <wp:cNvGraphicFramePr>
               <a:graphicFrameLocks xmlns:a="http://schemas.openxmlformats.org/drawingml/2006/main" noChangeAspect="1"/>
             </wp:cNvGraphicFramePr>
@@ -7733,7 +7809,7 @@
                   <pic:spPr>
                     <a:xfrm>
                       <a:off x="0" y="0"/>
-                      <a:ext cx="4727536" cy="2848650"/>
+                      <a:ext cx="4959452" cy="2988395"/>
                     </a:xfrm>
                     <a:prstGeom prst="rect">
                       <a:avLst/>
@@ -7751,8 +7827,32 @@
         <w:pStyle w:val="a6"/>
       </w:pPr>
       <w:r>
-        <w:t>Рисунок 10 – Результат нажатия на кнопку «Удалить» при удалении двух объектов</w:t>
-      </w:r>
+        <w:t>Рисунок 11 – Информирующее окно, если не выбраны объекты для удаления</w:t>
+      </w:r>
+    </w:p>
+    <w:p>
+      <w:pPr>
+        <w:pStyle w:val="a3"/>
+      </w:pPr>
+    </w:p>
+    <w:p>
+      <w:pPr>
+        <w:pStyle w:val="a3"/>
+        <w:outlineLvl w:val="1"/>
+        <w:rPr>
+          <w:b/>
+          <w:bCs/>
+        </w:rPr>
+      </w:pPr>
+      <w:bookmarkStart w:id="10" w:name="_Toc227694149"/>
+      <w:r>
+        <w:rPr>
+          <w:b/>
+          <w:bCs/>
+        </w:rPr>
+        <w:t>5.3 Тестирование кнопок «Найти» и «Сбросить»</w:t>
+      </w:r>
+      <w:bookmarkEnd w:id="10"/>
     </w:p>
     <w:p>
       <w:pPr>
@@ -7773,8 +7873,7 @@
           <w:sz w:val="28"/>
           <w:szCs w:val="28"/>
         </w:rPr>
-        <w:lastRenderedPageBreak/>
-        <w:t xml:space="preserve">В случае, если не будет выбрана </w:t>
+        <w:t xml:space="preserve">Для поиска элементов в списке необходимо нажать кнопку «Найти» </w:t>
       </w:r>
       <w:r>
         <w:rPr>
@@ -7783,7 +7882,7 @@
           <w:sz w:val="28"/>
           <w:szCs w:val="28"/>
         </w:rPr>
-        <w:t xml:space="preserve">ни одна </w:t>
+        <w:t>на главной форме</w:t>
       </w:r>
       <w:r>
         <w:rPr>
@@ -7792,7 +7891,7 @@
           <w:sz w:val="28"/>
           <w:szCs w:val="28"/>
         </w:rPr>
-        <w:t>строка, то появится предупреждение «Выберите строку для удаления»</w:t>
+        <w:t>. Откроется форма для поиска</w:t>
       </w:r>
       <w:r>
         <w:rPr>
@@ -7801,22 +7900,148 @@
           <w:sz w:val="28"/>
           <w:szCs w:val="28"/>
         </w:rPr>
-        <w:t xml:space="preserve"> (рисунок 11).</w:t>
+        <w:t xml:space="preserve"> «</w:t>
+      </w:r>
+      <w:r>
+        <w:rPr>
+          <w:rFonts w:ascii="Times New Roman" w:hAnsi="Times New Roman" w:cs="Times New Roman"/>
+          <w:noProof/>
+          <w:sz w:val="28"/>
+          <w:szCs w:val="28"/>
+          <w:lang w:val="en-US"/>
+        </w:rPr>
+        <w:t>FindForm</w:t>
+      </w:r>
+      <w:r>
+        <w:rPr>
+          <w:rFonts w:ascii="Times New Roman" w:hAnsi="Times New Roman" w:cs="Times New Roman"/>
+          <w:noProof/>
+          <w:sz w:val="28"/>
+          <w:szCs w:val="28"/>
+        </w:rPr>
+        <w:t>».</w:t>
+      </w:r>
+    </w:p>
+    <w:p>
+      <w:pPr>
+        <w:spacing w:after="0" w:line="360" w:lineRule="auto"/>
+        <w:ind w:firstLine="709"/>
+        <w:jc w:val="both"/>
+        <w:rPr>
+          <w:rFonts w:ascii="Times New Roman" w:hAnsi="Times New Roman" w:cs="Times New Roman"/>
+          <w:noProof/>
+          <w:sz w:val="28"/>
+          <w:szCs w:val="28"/>
+        </w:rPr>
+      </w:pPr>
+      <w:r>
+        <w:rPr>
+          <w:rFonts w:ascii="Times New Roman" w:hAnsi="Times New Roman" w:cs="Times New Roman"/>
+          <w:noProof/>
+          <w:sz w:val="28"/>
+          <w:szCs w:val="28"/>
+        </w:rPr>
+        <w:t xml:space="preserve">Далее </w:t>
+      </w:r>
+      <w:r>
+        <w:rPr>
+          <w:rFonts w:ascii="Times New Roman" w:hAnsi="Times New Roman" w:cs="Times New Roman"/>
+          <w:noProof/>
+          <w:sz w:val="28"/>
+          <w:szCs w:val="28"/>
+        </w:rPr>
+        <w:t>необходимо</w:t>
+      </w:r>
+      <w:r>
+        <w:rPr>
+          <w:rFonts w:ascii="Times New Roman" w:hAnsi="Times New Roman" w:cs="Times New Roman"/>
+          <w:noProof/>
+          <w:sz w:val="28"/>
+          <w:szCs w:val="28"/>
+        </w:rPr>
+        <w:t xml:space="preserve"> выб</w:t>
+      </w:r>
+      <w:r>
+        <w:rPr>
+          <w:rFonts w:ascii="Times New Roman" w:hAnsi="Times New Roman" w:cs="Times New Roman"/>
+          <w:noProof/>
+          <w:sz w:val="28"/>
+          <w:szCs w:val="28"/>
+        </w:rPr>
+        <w:t>рать</w:t>
+      </w:r>
+      <w:r>
+        <w:rPr>
+          <w:rFonts w:ascii="Times New Roman" w:hAnsi="Times New Roman" w:cs="Times New Roman"/>
+          <w:noProof/>
+          <w:sz w:val="28"/>
+          <w:szCs w:val="28"/>
+        </w:rPr>
+        <w:t xml:space="preserve"> параметры, по которым требуется найти элемент и наж</w:t>
+      </w:r>
+      <w:r>
+        <w:rPr>
+          <w:rFonts w:ascii="Times New Roman" w:hAnsi="Times New Roman" w:cs="Times New Roman"/>
+          <w:noProof/>
+          <w:sz w:val="28"/>
+          <w:szCs w:val="28"/>
+        </w:rPr>
+        <w:t xml:space="preserve">ать </w:t>
+      </w:r>
+      <w:r>
+        <w:rPr>
+          <w:rFonts w:ascii="Times New Roman" w:hAnsi="Times New Roman" w:cs="Times New Roman"/>
+          <w:noProof/>
+          <w:sz w:val="28"/>
+          <w:szCs w:val="28"/>
+        </w:rPr>
+        <w:t>кнопку «</w:t>
+      </w:r>
+      <w:r>
+        <w:rPr>
+          <w:rFonts w:ascii="Times New Roman" w:hAnsi="Times New Roman" w:cs="Times New Roman"/>
+          <w:noProof/>
+          <w:sz w:val="28"/>
+          <w:szCs w:val="28"/>
+        </w:rPr>
+        <w:t>ОК</w:t>
+      </w:r>
+      <w:r>
+        <w:rPr>
+          <w:rFonts w:ascii="Times New Roman" w:hAnsi="Times New Roman" w:cs="Times New Roman"/>
+          <w:noProof/>
+          <w:sz w:val="28"/>
+          <w:szCs w:val="28"/>
+        </w:rPr>
+        <w:t>»</w:t>
+      </w:r>
+      <w:r>
+        <w:rPr>
+          <w:rFonts w:ascii="Times New Roman" w:hAnsi="Times New Roman" w:cs="Times New Roman"/>
+          <w:noProof/>
+          <w:sz w:val="28"/>
+          <w:szCs w:val="28"/>
+        </w:rPr>
+        <w:t>. На рисунке 12 приведен пример поиска по типу транспорта вертолет. Результат поиска представлен на рисунке 13.</w:t>
       </w:r>
     </w:p>
     <w:p>
       <w:pPr>
         <w:pStyle w:val="a6"/>
-      </w:pPr>
-      <w:r>
         <w:rPr>
           <w:noProof/>
         </w:rPr>
+      </w:pPr>
+      <w:r>
+        <w:rPr>
+          <w:noProof/>
+        </w:rPr>
+        <w:lastRenderedPageBreak/>
         <w:drawing>
-          <wp:inline distT="0" distB="0" distL="0" distR="0" wp14:anchorId="58ED4EE7" wp14:editId="54D9E9E0">
-            <wp:extent cx="4949402" cy="2982339"/>
-            <wp:effectExtent l="0" t="0" r="3810" b="8890"/>
-            <wp:docPr id="12" name="Рисунок 12"/>
+          <wp:inline distT="0" distB="0" distL="0" distR="0" wp14:anchorId="43473332" wp14:editId="23C8B88E">
+            <wp:extent cx="5884836" cy="2599267"/>
+            <wp:effectExtent l="0" t="0" r="1905" b="0"/>
+            <wp:docPr id="13" name="Рисунок 13"/>
             <wp:cNvGraphicFramePr>
               <a:graphicFrameLocks xmlns:a="http://schemas.openxmlformats.org/drawingml/2006/main" noChangeAspect="1"/>
             </wp:cNvGraphicFramePr>
@@ -7836,7 +8061,7 @@
                   <pic:spPr>
                     <a:xfrm>
                       <a:off x="0" y="0"/>
-                      <a:ext cx="4959452" cy="2988395"/>
+                      <a:ext cx="5886043" cy="2599800"/>
                     </a:xfrm>
                     <a:prstGeom prst="rect">
                       <a:avLst/>
@@ -7852,222 +8077,42 @@
     <w:p>
       <w:pPr>
         <w:pStyle w:val="a6"/>
-      </w:pPr>
-      <w:r>
-        <w:t>Рисунок 11 – Информирующее окно, если не выбраны объекты для удаления</w:t>
-      </w:r>
-    </w:p>
-    <w:p>
-      <w:pPr>
-        <w:pStyle w:val="a3"/>
-      </w:pPr>
-    </w:p>
-    <w:p>
-      <w:pPr>
-        <w:pStyle w:val="a3"/>
-        <w:outlineLvl w:val="1"/>
-        <w:rPr>
-          <w:b/>
-          <w:bCs/>
-        </w:rPr>
-      </w:pPr>
-      <w:bookmarkStart w:id="10" w:name="_Toc227694149"/>
-      <w:r>
-        <w:rPr>
-          <w:b/>
-          <w:bCs/>
-        </w:rPr>
-        <w:t>5.3 Тестирование кнопок «Найти» и «Сбросить»</w:t>
-      </w:r>
-      <w:bookmarkEnd w:id="10"/>
-    </w:p>
-    <w:p>
-      <w:pPr>
-        <w:spacing w:after="0" w:line="360" w:lineRule="auto"/>
-        <w:ind w:firstLine="709"/>
-        <w:jc w:val="both"/>
-        <w:rPr>
-          <w:rFonts w:ascii="Times New Roman" w:hAnsi="Times New Roman" w:cs="Times New Roman"/>
+        <w:rPr>
           <w:noProof/>
-          <w:sz w:val="28"/>
-          <w:szCs w:val="28"/>
-        </w:rPr>
-      </w:pPr>
-      <w:r>
-        <w:rPr>
-          <w:rFonts w:ascii="Times New Roman" w:hAnsi="Times New Roman" w:cs="Times New Roman"/>
+        </w:rPr>
+      </w:pPr>
+      <w:r>
+        <w:rPr>
           <w:noProof/>
-          <w:sz w:val="28"/>
-          <w:szCs w:val="28"/>
-        </w:rPr>
-        <w:t xml:space="preserve">Для поиска элементов в списке необходимо нажать кнопку «Найти» </w:t>
-      </w:r>
-      <w:r>
-        <w:rPr>
-          <w:rFonts w:ascii="Times New Roman" w:hAnsi="Times New Roman" w:cs="Times New Roman"/>
+        </w:rPr>
+        <w:t>Рисунок 12 – Тестирование кнопки «Найти»</w:t>
+      </w:r>
+      <w:r>
+        <w:rPr>
           <w:noProof/>
-          <w:sz w:val="28"/>
-          <w:szCs w:val="28"/>
-        </w:rPr>
-        <w:t>на главной форме</w:t>
-      </w:r>
-      <w:r>
-        <w:rPr>
-          <w:rFonts w:ascii="Times New Roman" w:hAnsi="Times New Roman" w:cs="Times New Roman"/>
+        </w:rPr>
+        <w:t>, поиск типа вертолет</w:t>
+      </w:r>
+    </w:p>
+    <w:p>
+      <w:pPr>
+        <w:pStyle w:val="a6"/>
+        <w:rPr>
+          <w:b/>
+          <w:bCs/>
+        </w:rPr>
+      </w:pPr>
+      <w:r>
+        <w:rPr>
+          <w:b/>
+          <w:bCs/>
           <w:noProof/>
-          <w:sz w:val="28"/>
-          <w:szCs w:val="28"/>
-        </w:rPr>
-        <w:t>. Откроется форма для поиска</w:t>
-      </w:r>
-      <w:r>
-        <w:rPr>
-          <w:rFonts w:ascii="Times New Roman" w:hAnsi="Times New Roman" w:cs="Times New Roman"/>
-          <w:noProof/>
-          <w:sz w:val="28"/>
-          <w:szCs w:val="28"/>
-        </w:rPr>
-        <w:t xml:space="preserve"> «</w:t>
-      </w:r>
-      <w:r>
-        <w:rPr>
-          <w:rFonts w:ascii="Times New Roman" w:hAnsi="Times New Roman" w:cs="Times New Roman"/>
-          <w:noProof/>
-          <w:sz w:val="28"/>
-          <w:szCs w:val="28"/>
-          <w:lang w:val="en-US"/>
-        </w:rPr>
-        <w:t>FindForm</w:t>
-      </w:r>
-      <w:r>
-        <w:rPr>
-          <w:rFonts w:ascii="Times New Roman" w:hAnsi="Times New Roman" w:cs="Times New Roman"/>
-          <w:noProof/>
-          <w:sz w:val="28"/>
-          <w:szCs w:val="28"/>
-        </w:rPr>
-        <w:t>».</w:t>
-      </w:r>
-    </w:p>
-    <w:p>
-      <w:pPr>
-        <w:spacing w:after="0" w:line="360" w:lineRule="auto"/>
-        <w:ind w:firstLine="709"/>
-        <w:jc w:val="both"/>
-        <w:rPr>
-          <w:rFonts w:ascii="Times New Roman" w:hAnsi="Times New Roman" w:cs="Times New Roman"/>
-          <w:noProof/>
-          <w:sz w:val="28"/>
-          <w:szCs w:val="28"/>
-        </w:rPr>
-      </w:pPr>
-      <w:r>
-        <w:rPr>
-          <w:rFonts w:ascii="Times New Roman" w:hAnsi="Times New Roman" w:cs="Times New Roman"/>
-          <w:noProof/>
-          <w:sz w:val="28"/>
-          <w:szCs w:val="28"/>
-        </w:rPr>
-        <w:t xml:space="preserve">Далее </w:t>
-      </w:r>
-      <w:r>
-        <w:rPr>
-          <w:rFonts w:ascii="Times New Roman" w:hAnsi="Times New Roman" w:cs="Times New Roman"/>
-          <w:noProof/>
-          <w:sz w:val="28"/>
-          <w:szCs w:val="28"/>
-        </w:rPr>
-        <w:t>необходимо</w:t>
-      </w:r>
-      <w:r>
-        <w:rPr>
-          <w:rFonts w:ascii="Times New Roman" w:hAnsi="Times New Roman" w:cs="Times New Roman"/>
-          <w:noProof/>
-          <w:sz w:val="28"/>
-          <w:szCs w:val="28"/>
-        </w:rPr>
-        <w:t xml:space="preserve"> выб</w:t>
-      </w:r>
-      <w:r>
-        <w:rPr>
-          <w:rFonts w:ascii="Times New Roman" w:hAnsi="Times New Roman" w:cs="Times New Roman"/>
-          <w:noProof/>
-          <w:sz w:val="28"/>
-          <w:szCs w:val="28"/>
-        </w:rPr>
-        <w:t>рать</w:t>
-      </w:r>
-      <w:r>
-        <w:rPr>
-          <w:rFonts w:ascii="Times New Roman" w:hAnsi="Times New Roman" w:cs="Times New Roman"/>
-          <w:noProof/>
-          <w:sz w:val="28"/>
-          <w:szCs w:val="28"/>
-        </w:rPr>
-        <w:t xml:space="preserve"> параметры, по которым требуется найти элемент и наж</w:t>
-      </w:r>
-      <w:r>
-        <w:rPr>
-          <w:rFonts w:ascii="Times New Roman" w:hAnsi="Times New Roman" w:cs="Times New Roman"/>
-          <w:noProof/>
-          <w:sz w:val="28"/>
-          <w:szCs w:val="28"/>
-        </w:rPr>
-        <w:t xml:space="preserve">ать </w:t>
-      </w:r>
-      <w:r>
-        <w:rPr>
-          <w:rFonts w:ascii="Times New Roman" w:hAnsi="Times New Roman" w:cs="Times New Roman"/>
-          <w:noProof/>
-          <w:sz w:val="28"/>
-          <w:szCs w:val="28"/>
-        </w:rPr>
-        <w:t>кнопку «</w:t>
-      </w:r>
-      <w:r>
-        <w:rPr>
-          <w:rFonts w:ascii="Times New Roman" w:hAnsi="Times New Roman" w:cs="Times New Roman"/>
-          <w:noProof/>
-          <w:sz w:val="28"/>
-          <w:szCs w:val="28"/>
-        </w:rPr>
-        <w:t>ОК</w:t>
-      </w:r>
-      <w:r>
-        <w:rPr>
-          <w:rFonts w:ascii="Times New Roman" w:hAnsi="Times New Roman" w:cs="Times New Roman"/>
-          <w:noProof/>
-          <w:sz w:val="28"/>
-          <w:szCs w:val="28"/>
-        </w:rPr>
-        <w:t>»</w:t>
-      </w:r>
-      <w:r>
-        <w:rPr>
-          <w:rFonts w:ascii="Times New Roman" w:hAnsi="Times New Roman" w:cs="Times New Roman"/>
-          <w:noProof/>
-          <w:sz w:val="28"/>
-          <w:szCs w:val="28"/>
-        </w:rPr>
-        <w:t>. На рисунке 12 приведен пример поиска по типу транспорта вертолет. Результат поиска представлен на рисунке 13.</w:t>
-      </w:r>
-    </w:p>
-    <w:p>
-      <w:pPr>
-        <w:pStyle w:val="a6"/>
-        <w:rPr>
-          <w:noProof/>
-        </w:rPr>
-      </w:pPr>
-      <w:r>
-        <w:rPr>
-          <w:noProof/>
         </w:rPr>
         <w:drawing>
-          <wp:inline distT="0" distB="0" distL="0" distR="0" wp14:anchorId="43473332" wp14:editId="32C427DA">
-            <wp:extent cx="5684808" cy="2510917"/>
-            <wp:effectExtent l="0" t="0" r="0" b="3810"/>
-            <wp:docPr id="13" name="Рисунок 13"/>
+          <wp:inline distT="0" distB="0" distL="0" distR="0" wp14:anchorId="6D49343F" wp14:editId="7E66DA5D">
+            <wp:extent cx="5940425" cy="2531745"/>
+            <wp:effectExtent l="0" t="0" r="3175" b="1905"/>
+            <wp:docPr id="15" name="Рисунок 15"/>
             <wp:cNvGraphicFramePr>
               <a:graphicFrameLocks xmlns:a="http://schemas.openxmlformats.org/drawingml/2006/main" noChangeAspect="1"/>
             </wp:cNvGraphicFramePr>
@@ -8087,7 +8132,7 @@
                   <pic:spPr>
                     <a:xfrm>
                       <a:off x="0" y="0"/>
-                      <a:ext cx="5687673" cy="2512183"/>
+                      <a:ext cx="5940425" cy="2531745"/>
                     </a:xfrm>
                     <a:prstGeom prst="rect">
                       <a:avLst/>
@@ -8103,43 +8148,47 @@
     <w:p>
       <w:pPr>
         <w:pStyle w:val="a6"/>
-        <w:rPr>
+      </w:pPr>
+      <w:r>
+        <w:t>Рисунок 13 – Результат нажатия кнопки «Найти», найден объект вертолет</w:t>
+      </w:r>
+    </w:p>
+    <w:p>
+      <w:pPr>
+        <w:spacing w:after="0" w:line="360" w:lineRule="auto"/>
+        <w:ind w:firstLine="709"/>
+        <w:jc w:val="both"/>
+        <w:rPr>
+          <w:rFonts w:ascii="Times New Roman" w:hAnsi="Times New Roman" w:cs="Times New Roman"/>
           <w:noProof/>
-        </w:rPr>
-      </w:pPr>
-      <w:r>
-        <w:rPr>
+          <w:sz w:val="28"/>
+          <w:szCs w:val="28"/>
+        </w:rPr>
+      </w:pPr>
+      <w:r>
+        <w:rPr>
+          <w:rFonts w:ascii="Times New Roman" w:hAnsi="Times New Roman" w:cs="Times New Roman"/>
           <w:noProof/>
-        </w:rPr>
-        <w:t>Рисунок 12 – Тестирование кнопки «Найти»</w:t>
-      </w:r>
-      <w:r>
-        <w:rPr>
-          <w:noProof/>
-        </w:rPr>
-        <w:t>, поиск типа вертолет</w:t>
+          <w:sz w:val="28"/>
+          <w:szCs w:val="28"/>
+        </w:rPr>
+        <w:t>Для сброса фильтра поиска на главной форме предусмотрена кнопка «Сбросить» (рисунок 14). После ее нажатия возвращается исходный список (рисунок 15).</w:t>
       </w:r>
     </w:p>
     <w:p>
       <w:pPr>
         <w:pStyle w:val="a6"/>
-        <w:rPr>
-          <w:b/>
-          <w:bCs/>
-        </w:rPr>
-      </w:pPr>
-      <w:r>
-        <w:rPr>
-          <w:b/>
-          <w:bCs/>
+      </w:pPr>
+      <w:r>
+        <w:rPr>
           <w:noProof/>
         </w:rPr>
         <w:lastRenderedPageBreak/>
         <w:drawing>
-          <wp:inline distT="0" distB="0" distL="0" distR="0" wp14:anchorId="6D49343F" wp14:editId="7E66DA5D">
-            <wp:extent cx="5940425" cy="2531745"/>
-            <wp:effectExtent l="0" t="0" r="3175" b="1905"/>
-            <wp:docPr id="15" name="Рисунок 15"/>
+          <wp:inline distT="0" distB="0" distL="0" distR="0" wp14:anchorId="06B450BF" wp14:editId="6A921F53">
+            <wp:extent cx="5466291" cy="2447706"/>
+            <wp:effectExtent l="0" t="0" r="1270" b="0"/>
+            <wp:docPr id="16" name="Рисунок 16"/>
             <wp:cNvGraphicFramePr>
               <a:graphicFrameLocks xmlns:a="http://schemas.openxmlformats.org/drawingml/2006/main" noChangeAspect="1"/>
             </wp:cNvGraphicFramePr>
@@ -8159,7 +8208,7 @@
                   <pic:spPr>
                     <a:xfrm>
                       <a:off x="0" y="0"/>
-                      <a:ext cx="5940425" cy="2531745"/>
+                      <a:ext cx="5473586" cy="2450973"/>
                     </a:xfrm>
                     <a:prstGeom prst="rect">
                       <a:avLst/>
@@ -8177,44 +8226,22 @@
         <w:pStyle w:val="a6"/>
       </w:pPr>
       <w:r>
-        <w:t>Рисунок 13 – Результат нажатия кнопки «Найти», найден объект вертолет</w:t>
-      </w:r>
-    </w:p>
-    <w:p>
-      <w:pPr>
-        <w:spacing w:after="0" w:line="360" w:lineRule="auto"/>
-        <w:ind w:firstLine="709"/>
-        <w:jc w:val="both"/>
-        <w:rPr>
-          <w:rFonts w:ascii="Times New Roman" w:hAnsi="Times New Roman" w:cs="Times New Roman"/>
+        <w:t>Рисунок 14 – Тестирование кнопки «Сбросить»</w:t>
+      </w:r>
+    </w:p>
+    <w:p>
+      <w:pPr>
+        <w:pStyle w:val="a6"/>
+      </w:pPr>
+      <w:r>
+        <w:rPr>
           <w:noProof/>
-          <w:sz w:val="28"/>
-          <w:szCs w:val="28"/>
-        </w:rPr>
-      </w:pPr>
-      <w:r>
-        <w:rPr>
-          <w:rFonts w:ascii="Times New Roman" w:hAnsi="Times New Roman" w:cs="Times New Roman"/>
-          <w:noProof/>
-          <w:sz w:val="28"/>
-          <w:szCs w:val="28"/>
-        </w:rPr>
-        <w:t>Для сброса фильтра поиска на главной форме предусмотрена кнопка «Сбросить» (рисунок 14). После ее нажатия возвращается исходный список (рисунок 15).</w:t>
-      </w:r>
-    </w:p>
-    <w:p>
-      <w:pPr>
-        <w:pStyle w:val="a6"/>
-      </w:pPr>
-      <w:r>
-        <w:rPr>
-          <w:noProof/>
         </w:rPr>
         <w:drawing>
-          <wp:inline distT="0" distB="0" distL="0" distR="0" wp14:anchorId="06B450BF" wp14:editId="6A921F53">
-            <wp:extent cx="5466291" cy="2447706"/>
-            <wp:effectExtent l="0" t="0" r="1270" b="0"/>
-            <wp:docPr id="16" name="Рисунок 16"/>
+          <wp:inline distT="0" distB="0" distL="0" distR="0" wp14:anchorId="2A93720B" wp14:editId="127947CE">
+            <wp:extent cx="5940425" cy="2863850"/>
+            <wp:effectExtent l="0" t="0" r="3175" b="0"/>
+            <wp:docPr id="17" name="Рисунок 17"/>
             <wp:cNvGraphicFramePr>
               <a:graphicFrameLocks xmlns:a="http://schemas.openxmlformats.org/drawingml/2006/main" noChangeAspect="1"/>
             </wp:cNvGraphicFramePr>
@@ -8234,7 +8261,7 @@
                   <pic:spPr>
                     <a:xfrm>
                       <a:off x="0" y="0"/>
-                      <a:ext cx="5473586" cy="2450973"/>
+                      <a:ext cx="5940425" cy="2863850"/>
                     </a:xfrm>
                     <a:prstGeom prst="rect">
                       <a:avLst/>
@@ -8252,7 +8279,24 @@
         <w:pStyle w:val="a6"/>
       </w:pPr>
       <w:r>
-        <w:t>Рисунок 14 – Тестирование кнопки «Сбросить»</w:t>
+        <w:t>Рисунок 15 – Результат нажатия кнопки «Сбросить»</w:t>
+      </w:r>
+    </w:p>
+    <w:p>
+      <w:pPr>
+        <w:pStyle w:val="a3"/>
+      </w:pPr>
+      <w:r>
+        <w:t xml:space="preserve">На рисунках </w:t>
+      </w:r>
+      <w:r>
+        <w:t>16</w:t>
+      </w:r>
+      <w:r>
+        <w:t xml:space="preserve"> приведен пример поиска объектов по мощности транспорта. Для поиска нужно выбрать тип параметра для поиска и указать диапазон.</w:t>
+      </w:r>
+      <w:r>
+        <w:t xml:space="preserve"> В рассматриваемом примере было найдено 3 объекта.</w:t>
       </w:r>
     </w:p>
     <w:p>
@@ -8265,10 +8309,10 @@
         </w:rPr>
         <w:lastRenderedPageBreak/>
         <w:drawing>
-          <wp:inline distT="0" distB="0" distL="0" distR="0" wp14:anchorId="2A93720B" wp14:editId="127947CE">
-            <wp:extent cx="5940425" cy="2863850"/>
-            <wp:effectExtent l="0" t="0" r="3175" b="0"/>
-            <wp:docPr id="17" name="Рисунок 17"/>
+          <wp:inline distT="0" distB="0" distL="0" distR="0" wp14:anchorId="2E72B01C" wp14:editId="55423EE3">
+            <wp:extent cx="5390092" cy="2420500"/>
+            <wp:effectExtent l="0" t="0" r="1270" b="0"/>
+            <wp:docPr id="18" name="Рисунок 18"/>
             <wp:cNvGraphicFramePr>
               <a:graphicFrameLocks xmlns:a="http://schemas.openxmlformats.org/drawingml/2006/main" noChangeAspect="1"/>
             </wp:cNvGraphicFramePr>
@@ -8288,7 +8332,7 @@
                   <pic:spPr>
                     <a:xfrm>
                       <a:off x="0" y="0"/>
-                      <a:ext cx="5940425" cy="2863850"/>
+                      <a:ext cx="5399030" cy="2424514"/>
                     </a:xfrm>
                     <a:prstGeom prst="rect">
                       <a:avLst/>
@@ -8306,7 +8350,7 @@
         <w:pStyle w:val="a6"/>
       </w:pPr>
       <w:r>
-        <w:t>Рисунок 15 – Результат нажатия кнопки «Сбросить»</w:t>
+        <w:t>Рисунок 16 – Тестирование поиска по мощности</w:t>
       </w:r>
     </w:p>
     <w:p>
@@ -8314,16 +8358,7 @@
         <w:pStyle w:val="a3"/>
       </w:pPr>
       <w:r>
-        <w:t xml:space="preserve">На рисунках </w:t>
-      </w:r>
-      <w:r>
-        <w:t>16</w:t>
-      </w:r>
-      <w:r>
-        <w:t xml:space="preserve"> приведен пример поиска объектов по мощности транспорта. Для поиска нужно выбрать тип параметра для поиска и указать диапазон.</w:t>
-      </w:r>
-      <w:r>
-        <w:t xml:space="preserve"> В рассматриваемом примере было найдено 3 объекта.</w:t>
+        <w:t>На рисунках 17 приведен пример поиска объектов по массе транспорта. В рассматриваемом примере было найдено 2 объекта.</w:t>
       </w:r>
     </w:p>
     <w:p>
@@ -8335,10 +8370,10 @@
           <w:noProof/>
         </w:rPr>
         <w:drawing>
-          <wp:inline distT="0" distB="0" distL="0" distR="0" wp14:anchorId="2E72B01C" wp14:editId="55423EE3">
-            <wp:extent cx="5390092" cy="2420500"/>
-            <wp:effectExtent l="0" t="0" r="1270" b="0"/>
-            <wp:docPr id="18" name="Рисунок 18"/>
+          <wp:inline distT="0" distB="0" distL="0" distR="0" wp14:anchorId="215E7A65" wp14:editId="0BB939AE">
+            <wp:extent cx="5940425" cy="2587625"/>
+            <wp:effectExtent l="0" t="0" r="3175" b="3175"/>
+            <wp:docPr id="19" name="Рисунок 19"/>
             <wp:cNvGraphicFramePr>
               <a:graphicFrameLocks xmlns:a="http://schemas.openxmlformats.org/drawingml/2006/main" noChangeAspect="1"/>
             </wp:cNvGraphicFramePr>
@@ -8358,7 +8393,7 @@
                   <pic:spPr>
                     <a:xfrm>
                       <a:off x="0" y="0"/>
-                      <a:ext cx="5399030" cy="2424514"/>
+                      <a:ext cx="5940425" cy="2587625"/>
                     </a:xfrm>
                     <a:prstGeom prst="rect">
                       <a:avLst/>
@@ -8376,7 +8411,7 @@
         <w:pStyle w:val="a6"/>
       </w:pPr>
       <w:r>
-        <w:t>Рисунок 16 – Тестирование поиска по мощности</w:t>
+        <w:t>Рисунок 17 – Тестирование поиска по массе</w:t>
       </w:r>
     </w:p>
     <w:p>
@@ -8384,7 +8419,19 @@
         <w:pStyle w:val="a3"/>
       </w:pPr>
       <w:r>
-        <w:t>На рисунках 17 приведен пример поиска объектов по массе транспорта. В рассматриваемом примере было найдено 2 объекта.</w:t>
+        <w:t xml:space="preserve">В случае, если поля поиска не будут заполнены, то всплывет предупреждение </w:t>
+      </w:r>
+      <w:r>
+        <w:t xml:space="preserve">с надписью </w:t>
+      </w:r>
+      <w:r>
+        <w:t xml:space="preserve">«Заполните критерии поиска» (рисунок </w:t>
+      </w:r>
+      <w:r>
+        <w:t>18</w:t>
+      </w:r>
+      <w:r>
+        <w:t>).</w:t>
       </w:r>
     </w:p>
     <w:p>
@@ -8397,10 +8444,10 @@
         </w:rPr>
         <w:lastRenderedPageBreak/>
         <w:drawing>
-          <wp:inline distT="0" distB="0" distL="0" distR="0" wp14:anchorId="215E7A65" wp14:editId="0BB939AE">
-            <wp:extent cx="5940425" cy="2587625"/>
-            <wp:effectExtent l="0" t="0" r="3175" b="3175"/>
-            <wp:docPr id="19" name="Рисунок 19"/>
+          <wp:inline distT="0" distB="0" distL="0" distR="0" wp14:anchorId="4F0041C2" wp14:editId="411D8F5D">
+            <wp:extent cx="5940425" cy="2691765"/>
+            <wp:effectExtent l="0" t="0" r="3175" b="0"/>
+            <wp:docPr id="20" name="Рисунок 20"/>
             <wp:cNvGraphicFramePr>
               <a:graphicFrameLocks xmlns:a="http://schemas.openxmlformats.org/drawingml/2006/main" noChangeAspect="1"/>
             </wp:cNvGraphicFramePr>
@@ -8420,7 +8467,7 @@
                   <pic:spPr>
                     <a:xfrm>
                       <a:off x="0" y="0"/>
-                      <a:ext cx="5940425" cy="2587625"/>
+                      <a:ext cx="5940425" cy="2691765"/>
                     </a:xfrm>
                     <a:prstGeom prst="rect">
                       <a:avLst/>
@@ -8438,24 +8485,60 @@
         <w:pStyle w:val="a6"/>
       </w:pPr>
       <w:r>
-        <w:t>Рисунок 17 – Тестирование поиска по массе</w:t>
+        <w:t>Рисунок 18 – Предупреждение «Заполните критерии поиска»</w:t>
       </w:r>
     </w:p>
     <w:p>
       <w:pPr>
         <w:pStyle w:val="a3"/>
       </w:pPr>
-      <w:r>
-        <w:t xml:space="preserve">В случае, если поля поиска не будут заполнены, то всплывет предупреждение </w:t>
-      </w:r>
-      <w:r>
-        <w:t xml:space="preserve">с надписью </w:t>
-      </w:r>
-      <w:r>
-        <w:t xml:space="preserve">«Заполните критерии поиска» (рисунок </w:t>
-      </w:r>
-      <w:r>
-        <w:t>18</w:t>
+    </w:p>
+    <w:p>
+      <w:pPr>
+        <w:pStyle w:val="a3"/>
+        <w:outlineLvl w:val="1"/>
+        <w:rPr>
+          <w:b/>
+          <w:bCs/>
+        </w:rPr>
+      </w:pPr>
+      <w:bookmarkStart w:id="11" w:name="_Toc227694150"/>
+      <w:r>
+        <w:rPr>
+          <w:b/>
+          <w:bCs/>
+        </w:rPr>
+        <w:t>5.4 Тестирование кнопки «Сохранить»</w:t>
+      </w:r>
+      <w:bookmarkEnd w:id="11"/>
+    </w:p>
+    <w:p>
+      <w:pPr>
+        <w:pStyle w:val="a3"/>
+      </w:pPr>
+      <w:r>
+        <w:t>Для сохранения дан</w:t>
+      </w:r>
+      <w:r>
+        <w:t xml:space="preserve">ных </w:t>
+      </w:r>
+      <w:r>
+        <w:t xml:space="preserve">необходимо нажать на </w:t>
+      </w:r>
+      <w:r>
+        <w:t>главной форме кнопку</w:t>
+      </w:r>
+      <w:r>
+        <w:t xml:space="preserve"> «Сохранить».</w:t>
+      </w:r>
+      <w:r>
+        <w:t xml:space="preserve"> </w:t>
+      </w:r>
+      <w:r>
+        <w:t xml:space="preserve">Откроется системный диалог сохранения файла, где пользователь выбирает директорию и указывает имя файла (рисунок </w:t>
+      </w:r>
+      <w:r>
+        <w:t>19</w:t>
       </w:r>
       <w:r>
         <w:t>).</w:t>
@@ -8470,10 +8553,10 @@
           <w:noProof/>
         </w:rPr>
         <w:drawing>
-          <wp:inline distT="0" distB="0" distL="0" distR="0" wp14:anchorId="4F0041C2" wp14:editId="411D8F5D">
-            <wp:extent cx="5940425" cy="2691765"/>
-            <wp:effectExtent l="0" t="0" r="3175" b="0"/>
-            <wp:docPr id="20" name="Рисунок 20"/>
+          <wp:inline distT="0" distB="0" distL="0" distR="0" wp14:anchorId="0545D693" wp14:editId="0C3EFD3C">
+            <wp:extent cx="5940425" cy="2892425"/>
+            <wp:effectExtent l="0" t="0" r="3175" b="3175"/>
+            <wp:docPr id="21" name="Рисунок 21"/>
             <wp:cNvGraphicFramePr>
               <a:graphicFrameLocks xmlns:a="http://schemas.openxmlformats.org/drawingml/2006/main" noChangeAspect="1"/>
             </wp:cNvGraphicFramePr>
@@ -8493,7 +8576,7 @@
                   <pic:spPr>
                     <a:xfrm>
                       <a:off x="0" y="0"/>
-                      <a:ext cx="5940425" cy="2691765"/>
+                      <a:ext cx="5940425" cy="2892425"/>
                     </a:xfrm>
                     <a:prstGeom prst="rect">
                       <a:avLst/>
@@ -8511,63 +8594,15 @@
         <w:pStyle w:val="a6"/>
       </w:pPr>
       <w:r>
-        <w:t>Рисунок 18 – Предупреждение «Заполните критерии поиска»</w:t>
+        <w:t>Рисунок 19 – Нажатие на кнопку «Сохранить»</w:t>
       </w:r>
     </w:p>
     <w:p>
       <w:pPr>
         <w:pStyle w:val="a3"/>
       </w:pPr>
-    </w:p>
-    <w:p>
-      <w:pPr>
-        <w:pStyle w:val="a3"/>
-        <w:outlineLvl w:val="1"/>
-        <w:rPr>
-          <w:b/>
-          <w:bCs/>
-        </w:rPr>
-      </w:pPr>
-      <w:bookmarkStart w:id="11" w:name="_Toc227694150"/>
-      <w:r>
-        <w:rPr>
-          <w:b/>
-          <w:bCs/>
-        </w:rPr>
-        <w:t>5.4 Тестирование кнопки «Сохранить»</w:t>
-      </w:r>
-      <w:bookmarkEnd w:id="11"/>
-    </w:p>
-    <w:p>
-      <w:pPr>
-        <w:pStyle w:val="a3"/>
-      </w:pPr>
-      <w:r>
-        <w:t>Для сохранения дан</w:t>
-      </w:r>
-      <w:r>
-        <w:t xml:space="preserve">ных </w:t>
-      </w:r>
-      <w:r>
-        <w:t xml:space="preserve">необходимо нажать на </w:t>
-      </w:r>
-      <w:r>
-        <w:t>главной форме кнопку</w:t>
-      </w:r>
-      <w:r>
-        <w:t xml:space="preserve"> «Сохранить».</w:t>
-      </w:r>
-      <w:r>
-        <w:t xml:space="preserve"> </w:t>
-      </w:r>
-      <w:r>
-        <w:t xml:space="preserve">Откроется системный диалог сохранения файла, где пользователь выбирает директорию и указывает имя файла (рисунок </w:t>
-      </w:r>
-      <w:r>
-        <w:t>19</w:t>
-      </w:r>
-      <w:r>
-        <w:t>).</w:t>
+      <w:r>
+        <w:t>На рисунке 20 приведена структура сохраненного файла.</w:t>
       </w:r>
     </w:p>
     <w:p>
@@ -8580,10 +8615,10 @@
         </w:rPr>
         <w:lastRenderedPageBreak/>
         <w:drawing>
-          <wp:inline distT="0" distB="0" distL="0" distR="0" wp14:anchorId="0545D693" wp14:editId="0C3EFD3C">
-            <wp:extent cx="5940425" cy="2892425"/>
-            <wp:effectExtent l="0" t="0" r="3175" b="3175"/>
-            <wp:docPr id="21" name="Рисунок 21"/>
+          <wp:inline distT="0" distB="0" distL="0" distR="0" wp14:anchorId="6B7ADC19" wp14:editId="4C81ACE5">
+            <wp:extent cx="5421737" cy="5130800"/>
+            <wp:effectExtent l="0" t="0" r="7620" b="0"/>
+            <wp:docPr id="22" name="Рисунок 22"/>
             <wp:cNvGraphicFramePr>
               <a:graphicFrameLocks xmlns:a="http://schemas.openxmlformats.org/drawingml/2006/main" noChangeAspect="1"/>
             </wp:cNvGraphicFramePr>
@@ -8603,7 +8638,7 @@
                   <pic:spPr>
                     <a:xfrm>
                       <a:off x="0" y="0"/>
-                      <a:ext cx="5940425" cy="2892425"/>
+                      <a:ext cx="5429147" cy="5137813"/>
                     </a:xfrm>
                     <a:prstGeom prst="rect">
                       <a:avLst/>
@@ -8621,7 +8656,7 @@
         <w:pStyle w:val="a6"/>
       </w:pPr>
       <w:r>
-        <w:t>Рисунок 19 – Нажатие на кнопку «Сохранить»</w:t>
+        <w:t>Рисунок 20 – Структура сохраненного файла</w:t>
       </w:r>
     </w:p>
     <w:p>
@@ -8629,7 +8664,7 @@
         <w:pStyle w:val="a3"/>
       </w:pPr>
       <w:r>
-        <w:t>На рисунке 20 приведена структура сохраненного файла.</w:t>
+        <w:t>При попытке сохранить пустой файл всплывает предупреждение «Список пуст» (рисунок 21).</w:t>
       </w:r>
     </w:p>
     <w:p>
@@ -8640,11 +8675,12 @@
         <w:rPr>
           <w:noProof/>
         </w:rPr>
+        <w:lastRenderedPageBreak/>
         <w:drawing>
-          <wp:inline distT="0" distB="0" distL="0" distR="0" wp14:anchorId="6B7ADC19" wp14:editId="33347062">
-            <wp:extent cx="5296619" cy="5012396"/>
-            <wp:effectExtent l="0" t="0" r="0" b="0"/>
-            <wp:docPr id="22" name="Рисунок 22"/>
+          <wp:inline distT="0" distB="0" distL="0" distR="0" wp14:anchorId="061EAE49" wp14:editId="679360D1">
+            <wp:extent cx="4937125" cy="2982330"/>
+            <wp:effectExtent l="0" t="0" r="0" b="8890"/>
+            <wp:docPr id="23" name="Рисунок 23"/>
             <wp:cNvGraphicFramePr>
               <a:graphicFrameLocks xmlns:a="http://schemas.openxmlformats.org/drawingml/2006/main" noChangeAspect="1"/>
             </wp:cNvGraphicFramePr>
@@ -8664,7 +8700,7 @@
                   <pic:spPr>
                     <a:xfrm>
                       <a:off x="0" y="0"/>
-                      <a:ext cx="5306913" cy="5022138"/>
+                      <a:ext cx="4940463" cy="2984346"/>
                     </a:xfrm>
                     <a:prstGeom prst="rect">
                       <a:avLst/>
@@ -8682,31 +8718,72 @@
         <w:pStyle w:val="a6"/>
       </w:pPr>
       <w:r>
-        <w:t>Рисунок 20 – Структура сохраненного файла</w:t>
+        <w:t>Рисунок 21 – Предупреждение при попытке сохранения пустого списка</w:t>
       </w:r>
     </w:p>
     <w:p>
       <w:pPr>
         <w:pStyle w:val="a3"/>
       </w:pPr>
-      <w:r>
-        <w:lastRenderedPageBreak/>
-        <w:t>При попытке сохранить пустой файл всплывает предупреждение «Список пуст» (рисунок 21).</w:t>
-      </w:r>
-    </w:p>
-    <w:p>
-      <w:pPr>
-        <w:pStyle w:val="a6"/>
+    </w:p>
+    <w:p>
+      <w:pPr>
+        <w:pStyle w:val="a3"/>
+        <w:outlineLvl w:val="1"/>
+        <w:rPr>
+          <w:b/>
+          <w:bCs/>
+        </w:rPr>
+      </w:pPr>
+      <w:bookmarkStart w:id="12" w:name="_Toc227694151"/>
+      <w:r>
+        <w:rPr>
+          <w:b/>
+          <w:bCs/>
+        </w:rPr>
+        <w:t>5.5 Тестирование кнопки «Открыть»</w:t>
+      </w:r>
+      <w:bookmarkEnd w:id="12"/>
+    </w:p>
+    <w:p>
+      <w:pPr>
+        <w:pStyle w:val="a3"/>
+      </w:pPr>
+      <w:r>
+        <w:t xml:space="preserve">Для загрузки данных </w:t>
+      </w:r>
+      <w:r>
+        <w:t>из файла на форму</w:t>
+      </w:r>
+      <w:r>
+        <w:t xml:space="preserve"> необходимо нажать на кнопку «Открыть». Далее откроется системный диалог загрузки файла (рисунок 2</w:t>
+      </w:r>
+      <w:r>
+        <w:t>2</w:t>
+      </w:r>
+      <w:r>
+        <w:t>). На рисунке 2</w:t>
+      </w:r>
+      <w:r>
+        <w:t>3</w:t>
+      </w:r>
+      <w:r>
+        <w:t xml:space="preserve"> показаны добавленные данные.</w:t>
+      </w:r>
+    </w:p>
+    <w:p>
+      <w:pPr>
+        <w:pStyle w:val="a3"/>
       </w:pPr>
       <w:r>
         <w:rPr>
           <w:noProof/>
         </w:rPr>
         <w:drawing>
-          <wp:inline distT="0" distB="0" distL="0" distR="0" wp14:anchorId="061EAE49" wp14:editId="679360D1">
-            <wp:extent cx="4937125" cy="2982330"/>
-            <wp:effectExtent l="0" t="0" r="0" b="8890"/>
-            <wp:docPr id="23" name="Рисунок 23"/>
+          <wp:inline distT="0" distB="0" distL="0" distR="0" wp14:anchorId="4037E6B4" wp14:editId="36CF89BB">
+            <wp:extent cx="5536565" cy="2541908"/>
+            <wp:effectExtent l="0" t="0" r="6985" b="0"/>
+            <wp:docPr id="24" name="Рисунок 24"/>
             <wp:cNvGraphicFramePr>
               <a:graphicFrameLocks xmlns:a="http://schemas.openxmlformats.org/drawingml/2006/main" noChangeAspect="1"/>
             </wp:cNvGraphicFramePr>
@@ -8726,7 +8803,7 @@
                   <pic:spPr>
                     <a:xfrm>
                       <a:off x="0" y="0"/>
-                      <a:ext cx="4940463" cy="2984346"/>
+                      <a:ext cx="5541649" cy="2544242"/>
                     </a:xfrm>
                     <a:prstGeom prst="rect">
                       <a:avLst/>
@@ -8744,72 +8821,23 @@
         <w:pStyle w:val="a6"/>
       </w:pPr>
       <w:r>
-        <w:t>Рисунок 21 – Предупреждение при попытке сохранения пустого списка</w:t>
-      </w:r>
-    </w:p>
-    <w:p>
-      <w:pPr>
-        <w:pStyle w:val="a3"/>
-      </w:pPr>
-    </w:p>
-    <w:p>
-      <w:pPr>
-        <w:pStyle w:val="a3"/>
-        <w:outlineLvl w:val="1"/>
-        <w:rPr>
-          <w:b/>
-          <w:bCs/>
-        </w:rPr>
-      </w:pPr>
-      <w:bookmarkStart w:id="12" w:name="_Toc227694151"/>
-      <w:r>
-        <w:rPr>
-          <w:b/>
-          <w:bCs/>
-        </w:rPr>
-        <w:t>5.5 Тестирование кнопки «Открыть»</w:t>
-      </w:r>
-      <w:bookmarkEnd w:id="12"/>
-    </w:p>
-    <w:p>
-      <w:pPr>
-        <w:pStyle w:val="a3"/>
-      </w:pPr>
-      <w:r>
-        <w:t xml:space="preserve">Для загрузки данных </w:t>
-      </w:r>
-      <w:r>
-        <w:t>из файла на форму</w:t>
-      </w:r>
-      <w:r>
-        <w:t xml:space="preserve"> необходимо нажать на кнопку «Открыть». Далее откроется системный диалог загрузки файла (рисунок 2</w:t>
-      </w:r>
-      <w:r>
-        <w:t>2</w:t>
-      </w:r>
-      <w:r>
-        <w:t>). На рисунке 2</w:t>
-      </w:r>
-      <w:r>
-        <w:t>3</w:t>
-      </w:r>
-      <w:r>
-        <w:t xml:space="preserve"> показаны добавленные данные.</w:t>
-      </w:r>
-    </w:p>
-    <w:p>
-      <w:pPr>
-        <w:pStyle w:val="a3"/>
+        <w:t>Рисунок 22 – Нажатие на кнопку «Открыть»</w:t>
+      </w:r>
+    </w:p>
+    <w:p>
+      <w:pPr>
+        <w:pStyle w:val="a6"/>
       </w:pPr>
       <w:r>
         <w:rPr>
           <w:noProof/>
         </w:rPr>
+        <w:lastRenderedPageBreak/>
         <w:drawing>
-          <wp:inline distT="0" distB="0" distL="0" distR="0" wp14:anchorId="4037E6B4" wp14:editId="36CF89BB">
-            <wp:extent cx="5536565" cy="2541908"/>
-            <wp:effectExtent l="0" t="0" r="6985" b="0"/>
-            <wp:docPr id="24" name="Рисунок 24"/>
+          <wp:inline distT="0" distB="0" distL="0" distR="0" wp14:anchorId="503AD120" wp14:editId="36F1B556">
+            <wp:extent cx="4705985" cy="2841198"/>
+            <wp:effectExtent l="0" t="0" r="0" b="0"/>
+            <wp:docPr id="25" name="Рисунок 25"/>
             <wp:cNvGraphicFramePr>
               <a:graphicFrameLocks xmlns:a="http://schemas.openxmlformats.org/drawingml/2006/main" noChangeAspect="1"/>
             </wp:cNvGraphicFramePr>
@@ -8829,7 +8857,7 @@
                   <pic:spPr>
                     <a:xfrm>
                       <a:off x="0" y="0"/>
-                      <a:ext cx="5541649" cy="2544242"/>
+                      <a:ext cx="4709594" cy="2843377"/>
                     </a:xfrm>
                     <a:prstGeom prst="rect">
                       <a:avLst/>
@@ -8847,7 +8875,59 @@
         <w:pStyle w:val="a6"/>
       </w:pPr>
       <w:r>
-        <w:t>Рисунок 22 – Нажатие на кнопку «Открыть»</w:t>
+        <w:t>Рисунок 23 – Результат загрузки данных</w:t>
+      </w:r>
+    </w:p>
+    <w:p>
+      <w:pPr>
+        <w:spacing w:after="0" w:line="360" w:lineRule="auto"/>
+        <w:ind w:firstLine="709"/>
+        <w:jc w:val="both"/>
+        <w:rPr>
+          <w:rFonts w:ascii="Times New Roman" w:hAnsi="Times New Roman" w:cs="Times New Roman"/>
+          <w:sz w:val="28"/>
+          <w:szCs w:val="28"/>
+        </w:rPr>
+      </w:pPr>
+      <w:r>
+        <w:rPr>
+          <w:rFonts w:ascii="Times New Roman" w:hAnsi="Times New Roman" w:cs="Times New Roman"/>
+          <w:sz w:val="28"/>
+          <w:szCs w:val="28"/>
+        </w:rPr>
+        <w:t>В случае, если файл не соответствует установленному формату, появится</w:t>
+      </w:r>
+      <w:r>
+        <w:rPr>
+          <w:rFonts w:ascii="Times New Roman" w:hAnsi="Times New Roman" w:cs="Times New Roman"/>
+          <w:sz w:val="28"/>
+          <w:szCs w:val="28"/>
+        </w:rPr>
+        <w:t xml:space="preserve"> соответствующая ошибка</w:t>
+      </w:r>
+      <w:r>
+        <w:rPr>
+          <w:rFonts w:ascii="Times New Roman" w:hAnsi="Times New Roman" w:cs="Times New Roman"/>
+          <w:sz w:val="28"/>
+          <w:szCs w:val="28"/>
+        </w:rPr>
+        <w:t xml:space="preserve"> (рисунок </w:t>
+      </w:r>
+      <w:r>
+        <w:rPr>
+          <w:rFonts w:ascii="Times New Roman" w:hAnsi="Times New Roman" w:cs="Times New Roman"/>
+          <w:sz w:val="28"/>
+          <w:szCs w:val="28"/>
+        </w:rPr>
+        <w:t>24</w:t>
+      </w:r>
+      <w:r>
+        <w:rPr>
+          <w:rFonts w:ascii="Times New Roman" w:hAnsi="Times New Roman" w:cs="Times New Roman"/>
+          <w:sz w:val="28"/>
+          <w:szCs w:val="28"/>
+        </w:rPr>
+        <w:t>).</w:t>
       </w:r>
     </w:p>
     <w:p>
@@ -8858,12 +8938,11 @@
         <w:rPr>
           <w:noProof/>
         </w:rPr>
-        <w:lastRenderedPageBreak/>
         <w:drawing>
-          <wp:inline distT="0" distB="0" distL="0" distR="0" wp14:anchorId="503AD120" wp14:editId="36F1B556">
-            <wp:extent cx="4705985" cy="2841198"/>
-            <wp:effectExtent l="0" t="0" r="0" b="0"/>
-            <wp:docPr id="25" name="Рисунок 25"/>
+          <wp:inline distT="0" distB="0" distL="0" distR="0" wp14:anchorId="675E4020" wp14:editId="64A5B4C1">
+            <wp:extent cx="5254625" cy="3172996"/>
+            <wp:effectExtent l="0" t="0" r="3175" b="8890"/>
+            <wp:docPr id="26" name="Рисунок 26"/>
             <wp:cNvGraphicFramePr>
               <a:graphicFrameLocks xmlns:a="http://schemas.openxmlformats.org/drawingml/2006/main" noChangeAspect="1"/>
             </wp:cNvGraphicFramePr>
@@ -8883,111 +8962,6 @@
                   <pic:spPr>
                     <a:xfrm>
                       <a:off x="0" y="0"/>
-                      <a:ext cx="4709594" cy="2843377"/>
-                    </a:xfrm>
-                    <a:prstGeom prst="rect">
-                      <a:avLst/>
-                    </a:prstGeom>
-                  </pic:spPr>
-                </pic:pic>
-              </a:graphicData>
-            </a:graphic>
-          </wp:inline>
-        </w:drawing>
-      </w:r>
-    </w:p>
-    <w:p>
-      <w:pPr>
-        <w:pStyle w:val="a6"/>
-      </w:pPr>
-      <w:r>
-        <w:t>Рисунок 23 – Результат загрузки данных</w:t>
-      </w:r>
-    </w:p>
-    <w:p>
-      <w:pPr>
-        <w:spacing w:after="0" w:line="360" w:lineRule="auto"/>
-        <w:ind w:firstLine="709"/>
-        <w:jc w:val="both"/>
-        <w:rPr>
-          <w:rFonts w:ascii="Times New Roman" w:hAnsi="Times New Roman" w:cs="Times New Roman"/>
-          <w:sz w:val="28"/>
-          <w:szCs w:val="28"/>
-        </w:rPr>
-      </w:pPr>
-      <w:r>
-        <w:rPr>
-          <w:rFonts w:ascii="Times New Roman" w:hAnsi="Times New Roman" w:cs="Times New Roman"/>
-          <w:sz w:val="28"/>
-          <w:szCs w:val="28"/>
-        </w:rPr>
-        <w:t>В случае, если файл не соответствует установленному формату, появится</w:t>
-      </w:r>
-      <w:r>
-        <w:rPr>
-          <w:rFonts w:ascii="Times New Roman" w:hAnsi="Times New Roman" w:cs="Times New Roman"/>
-          <w:sz w:val="28"/>
-          <w:szCs w:val="28"/>
-        </w:rPr>
-        <w:t xml:space="preserve"> соответствующая ошибка</w:t>
-      </w:r>
-      <w:r>
-        <w:rPr>
-          <w:rFonts w:ascii="Times New Roman" w:hAnsi="Times New Roman" w:cs="Times New Roman"/>
-          <w:sz w:val="28"/>
-          <w:szCs w:val="28"/>
-        </w:rPr>
-        <w:t xml:space="preserve"> (рисунок </w:t>
-      </w:r>
-      <w:r>
-        <w:rPr>
-          <w:rFonts w:ascii="Times New Roman" w:hAnsi="Times New Roman" w:cs="Times New Roman"/>
-          <w:sz w:val="28"/>
-          <w:szCs w:val="28"/>
-        </w:rPr>
-        <w:t>24</w:t>
-      </w:r>
-      <w:r>
-        <w:rPr>
-          <w:rFonts w:ascii="Times New Roman" w:hAnsi="Times New Roman" w:cs="Times New Roman"/>
-          <w:sz w:val="28"/>
-          <w:szCs w:val="28"/>
-        </w:rPr>
-        <w:t>).</w:t>
-      </w:r>
-    </w:p>
-    <w:p>
-      <w:pPr>
-        <w:pStyle w:val="a6"/>
-      </w:pPr>
-      <w:r>
-        <w:rPr>
-          <w:noProof/>
-        </w:rPr>
-        <w:drawing>
-          <wp:inline distT="0" distB="0" distL="0" distR="0" wp14:anchorId="675E4020" wp14:editId="64A5B4C1">
-            <wp:extent cx="5254625" cy="3172996"/>
-            <wp:effectExtent l="0" t="0" r="3175" b="8890"/>
-            <wp:docPr id="26" name="Рисунок 26"/>
-            <wp:cNvGraphicFramePr>
-              <a:graphicFrameLocks xmlns:a="http://schemas.openxmlformats.org/drawingml/2006/main" noChangeAspect="1"/>
-            </wp:cNvGraphicFramePr>
-            <a:graphic xmlns:a="http://schemas.openxmlformats.org/drawingml/2006/main">
-              <a:graphicData uri="http://schemas.openxmlformats.org/drawingml/2006/picture">
-                <pic:pic xmlns:pic="http://schemas.openxmlformats.org/drawingml/2006/picture">
-                  <pic:nvPicPr>
-                    <pic:cNvPr id="1" name=""/>
-                    <pic:cNvPicPr/>
-                  </pic:nvPicPr>
-                  <pic:blipFill>
-                    <a:blip r:embed="rId33"/>
-                    <a:stretch>
-                      <a:fillRect/>
-                    </a:stretch>
-                  </pic:blipFill>
-                  <pic:spPr>
-                    <a:xfrm>
-                      <a:off x="0" y="0"/>
                       <a:ext cx="5263367" cy="3178275"/>
                     </a:xfrm>
                     <a:prstGeom prst="rect">
@@ -9051,15 +9025,7 @@
         <w:pStyle w:val="a3"/>
       </w:pPr>
       <w:r>
-        <w:t xml:space="preserve">1 Новые технологии в программировании : учебное пособие / А. А. Калентьев, Д. В. </w:t>
-      </w:r>
-      <w:proofErr w:type="spellStart"/>
-      <w:r>
-        <w:t>Гарайс</w:t>
-      </w:r>
-      <w:proofErr w:type="spellEnd"/>
-      <w:r>
-        <w:t>, А. Е. Горяинов — Томск : Эль Контент, 2014. — 176 с.</w:t>
+        <w:t>1 Новые технологии в программировании : учебное пособие / А. А. Калентьев, Д. В. Гарайс, А. Е. Горяинов — Томск : Эль Контент, 2014. — 176 с.</w:t>
       </w:r>
     </w:p>
     <w:p>
@@ -10721,53 +10687,2153 @@
     </w:p>
     <w:p>
       <w:pPr>
-        <w:pStyle w:val="af2"/>
-      </w:pPr>
-      <w:r>
-        <w:rPr>
-          <w:b/>
-        </w:rPr>
-        <w:t>D01.01.</w:t>
+        <w:suppressAutoHyphens/>
+        <w:spacing w:after="0" w:line="360" w:lineRule="auto"/>
+        <w:ind w:firstLine="709"/>
+        <w:jc w:val="both"/>
+        <w:rPr>
+          <w:rFonts w:ascii="Times New Roman" w:hAnsi="Times New Roman"/>
+          <w:sz w:val="28"/>
+        </w:rPr>
+      </w:pPr>
+      <w:r>
+        <w:rPr>
+          <w:rFonts w:ascii="Times New Roman" w:hAnsi="Times New Roman"/>
+          <w:sz w:val="28"/>
+        </w:rPr>
+        <w:t>Структура XML-документа представляет собой иерархическую организацию элементов, начиная от корневого элемента и включая вложенные элементы. В случае данного XML-документа структура будет следующей:</w:t>
+      </w:r>
+    </w:p>
+    <w:p>
+      <w:pPr>
+        <w:suppressAutoHyphens/>
+        <w:spacing w:after="0" w:line="360" w:lineRule="auto"/>
+        <w:ind w:firstLine="709"/>
+        <w:jc w:val="both"/>
+        <w:rPr>
+          <w:rFonts w:ascii="Times New Roman" w:hAnsi="Times New Roman"/>
+          <w:sz w:val="24"/>
+          <w:szCs w:val="20"/>
+          <w:lang w:val="en-US"/>
+        </w:rPr>
+      </w:pPr>
+      <w:r>
+        <w:rPr>
+          <w:rFonts w:ascii="Times New Roman" w:hAnsi="Times New Roman"/>
+          <w:b/>
+          <w:bCs/>
+          <w:sz w:val="24"/>
+          <w:szCs w:val="20"/>
+          <w:lang w:val="en-US"/>
+        </w:rPr>
+        <w:t>&lt;ArrayOfTransportBase</w:t>
+      </w:r>
+      <w:r>
+        <w:rPr>
+          <w:rFonts w:ascii="Times New Roman" w:hAnsi="Times New Roman"/>
+          <w:b/>
+          <w:bCs/>
+          <w:sz w:val="24"/>
+          <w:szCs w:val="20"/>
+          <w:lang w:val="en-US"/>
+        </w:rPr>
+        <w:t>&gt;</w:t>
+      </w:r>
+      <w:r>
+        <w:rPr>
+          <w:rFonts w:ascii="Times New Roman" w:hAnsi="Times New Roman"/>
+          <w:sz w:val="24"/>
+          <w:szCs w:val="20"/>
+          <w:lang w:val="en-US"/>
+        </w:rPr>
+        <w:t>&lt;!-- Корневой элемент --&gt;</w:t>
+      </w:r>
+    </w:p>
+    <w:p>
+      <w:pPr>
+        <w:suppressAutoHyphens/>
+        <w:spacing w:after="0" w:line="360" w:lineRule="auto"/>
+        <w:ind w:firstLine="709"/>
+        <w:jc w:val="both"/>
+        <w:rPr>
+          <w:rFonts w:ascii="Times New Roman" w:hAnsi="Times New Roman"/>
+          <w:b/>
+          <w:bCs/>
+          <w:sz w:val="24"/>
+          <w:szCs w:val="20"/>
+          <w:lang w:val="en-US"/>
+        </w:rPr>
+      </w:pPr>
+      <w:r>
+        <w:rPr>
+          <w:rFonts w:ascii="Times New Roman" w:hAnsi="Times New Roman"/>
+          <w:b/>
+          <w:bCs/>
+          <w:sz w:val="24"/>
+          <w:szCs w:val="20"/>
+          <w:lang w:val="en-US"/>
+        </w:rPr>
+        <w:t xml:space="preserve">  &lt;TransportBase&gt;</w:t>
+      </w:r>
+    </w:p>
+    <w:p>
+      <w:pPr>
+        <w:suppressAutoHyphens/>
+        <w:spacing w:after="0" w:line="360" w:lineRule="auto"/>
+        <w:ind w:firstLine="709"/>
+        <w:jc w:val="both"/>
+        <w:rPr>
+          <w:rFonts w:ascii="Times New Roman" w:hAnsi="Times New Roman"/>
+          <w:sz w:val="24"/>
+          <w:szCs w:val="20"/>
+          <w:lang w:val="en-US"/>
+        </w:rPr>
+      </w:pPr>
+      <w:r>
+        <w:rPr>
+          <w:rFonts w:ascii="Times New Roman" w:hAnsi="Times New Roman"/>
+          <w:b/>
+          <w:bCs/>
+          <w:sz w:val="24"/>
+          <w:szCs w:val="20"/>
+          <w:lang w:val="en-US"/>
+        </w:rPr>
+        <w:t xml:space="preserve">    &lt;Weight&gt;</w:t>
+      </w:r>
+      <w:bookmarkStart w:id="16" w:name="_Hlk169392073"/>
+      <w:r>
+        <w:rPr>
+          <w:rFonts w:ascii="Times New Roman" w:hAnsi="Times New Roman"/>
+          <w:lang w:val="en-US"/>
+        </w:rPr>
+        <w:t xml:space="preserve">&lt;!-- </w:t>
+      </w:r>
+      <w:r>
+        <w:rPr>
+          <w:rFonts w:ascii="Times New Roman" w:hAnsi="Times New Roman"/>
+        </w:rPr>
+        <w:t>Масса</w:t>
+      </w:r>
+      <w:r>
+        <w:rPr>
+          <w:rFonts w:ascii="Times New Roman" w:hAnsi="Times New Roman"/>
+          <w:lang w:val="en-US"/>
+        </w:rPr>
+        <w:t>--&gt;</w:t>
+      </w:r>
+      <w:bookmarkEnd w:id="16"/>
+      <w:r>
+        <w:rPr>
+          <w:rFonts w:ascii="Times New Roman" w:hAnsi="Times New Roman"/>
+          <w:b/>
+          <w:bCs/>
+          <w:sz w:val="24"/>
+          <w:szCs w:val="20"/>
+          <w:lang w:val="en-US"/>
+        </w:rPr>
+        <w:t>&lt;/Weight&gt;</w:t>
+      </w:r>
+    </w:p>
+    <w:p>
+      <w:pPr>
+        <w:suppressAutoHyphens/>
+        <w:spacing w:after="0" w:line="360" w:lineRule="auto"/>
+        <w:ind w:firstLine="709"/>
+        <w:jc w:val="both"/>
+        <w:rPr>
+          <w:rFonts w:ascii="Times New Roman" w:hAnsi="Times New Roman"/>
+          <w:b/>
+          <w:bCs/>
+          <w:sz w:val="24"/>
+          <w:szCs w:val="20"/>
+        </w:rPr>
+      </w:pPr>
+      <w:r>
+        <w:rPr>
+          <w:rFonts w:ascii="Times New Roman" w:hAnsi="Times New Roman"/>
+          <w:sz w:val="24"/>
+          <w:szCs w:val="20"/>
+        </w:rPr>
+        <w:t xml:space="preserve">  </w:t>
+      </w:r>
+      <w:r>
+        <w:rPr>
+          <w:rFonts w:ascii="Times New Roman" w:hAnsi="Times New Roman"/>
+          <w:b/>
+          <w:bCs/>
+          <w:sz w:val="24"/>
+          <w:szCs w:val="20"/>
+        </w:rPr>
+        <w:t>&lt;/TransportBase&gt;</w:t>
+      </w:r>
+    </w:p>
+    <w:p>
+      <w:pPr>
+        <w:suppressAutoHyphens/>
+        <w:spacing w:after="0" w:line="360" w:lineRule="auto"/>
+        <w:ind w:firstLine="709"/>
+        <w:jc w:val="both"/>
+        <w:rPr>
+          <w:rFonts w:ascii="Times New Roman" w:hAnsi="Times New Roman"/>
+        </w:rPr>
+      </w:pPr>
+      <w:r>
+        <w:rPr>
+          <w:rFonts w:ascii="Times New Roman" w:hAnsi="Times New Roman"/>
+        </w:rPr>
+        <w:t xml:space="preserve">  </w:t>
+      </w:r>
+      <w:r>
+        <w:rPr>
+          <w:rFonts w:ascii="Times New Roman" w:hAnsi="Times New Roman"/>
+        </w:rPr>
+        <w:t xml:space="preserve">&lt;!-- Возможно, другие элементы </w:t>
+      </w:r>
+      <w:r>
+        <w:rPr>
+          <w:rFonts w:ascii="Times New Roman" w:hAnsi="Times New Roman"/>
+          <w:sz w:val="24"/>
+          <w:szCs w:val="24"/>
+          <w:lang w:val="en-US"/>
+        </w:rPr>
+        <w:t>TransportBase</w:t>
+      </w:r>
+      <w:r>
+        <w:rPr>
+          <w:rFonts w:ascii="Times New Roman" w:hAnsi="Times New Roman"/>
+        </w:rPr>
+        <w:t xml:space="preserve">, представляющие другие </w:t>
+      </w:r>
+      <w:r>
+        <w:rPr>
+          <w:rFonts w:ascii="Times New Roman" w:hAnsi="Times New Roman"/>
+        </w:rPr>
+        <w:t>транспортные средства</w:t>
+      </w:r>
+      <w:r>
+        <w:rPr>
+          <w:rFonts w:ascii="Times New Roman" w:hAnsi="Times New Roman"/>
+        </w:rPr>
+        <w:t xml:space="preserve"> --&gt;</w:t>
+      </w:r>
+    </w:p>
+    <w:p>
+      <w:pPr>
+        <w:suppressAutoHyphens/>
+        <w:spacing w:after="0" w:line="360" w:lineRule="auto"/>
+        <w:ind w:firstLine="709"/>
+        <w:jc w:val="both"/>
+        <w:rPr>
+          <w:rFonts w:ascii="Times New Roman" w:hAnsi="Times New Roman"/>
+          <w:b/>
+          <w:bCs/>
+          <w:sz w:val="24"/>
+          <w:szCs w:val="24"/>
+        </w:rPr>
+      </w:pPr>
+      <w:r>
+        <w:rPr>
+          <w:rFonts w:ascii="Times New Roman" w:hAnsi="Times New Roman"/>
+          <w:b/>
+          <w:bCs/>
+          <w:sz w:val="24"/>
+          <w:szCs w:val="24"/>
+        </w:rPr>
+        <w:t>&lt;/</w:t>
+      </w:r>
+      <w:r>
+        <w:rPr>
+          <w:rFonts w:ascii="Times New Roman" w:hAnsi="Times New Roman"/>
+          <w:b/>
+          <w:bCs/>
+          <w:sz w:val="24"/>
+          <w:szCs w:val="24"/>
+          <w:lang w:val="en-US"/>
+        </w:rPr>
+        <w:t>ArrayOfTransportBase</w:t>
+      </w:r>
+      <w:r>
+        <w:rPr>
+          <w:rFonts w:ascii="Times New Roman" w:hAnsi="Times New Roman"/>
+          <w:b/>
+          <w:bCs/>
+          <w:sz w:val="24"/>
+          <w:szCs w:val="24"/>
+        </w:rPr>
+        <w:t>&gt;</w:t>
+      </w:r>
+    </w:p>
+    <w:p>
+      <w:pPr>
+        <w:suppressAutoHyphens/>
+        <w:spacing w:after="0" w:line="360" w:lineRule="auto"/>
+        <w:ind w:firstLine="709"/>
+        <w:jc w:val="both"/>
+        <w:rPr>
+          <w:rFonts w:ascii="Times New Roman" w:hAnsi="Times New Roman"/>
+          <w:b/>
+          <w:bCs/>
+          <w:sz w:val="24"/>
+          <w:szCs w:val="24"/>
+        </w:rPr>
+      </w:pPr>
+    </w:p>
+    <w:p>
+      <w:pPr>
+        <w:pStyle w:val="a3"/>
+      </w:pPr>
+      <w:r>
+        <w:t>Для каждого типа</w:t>
       </w:r>
       <w:r>
         <w:t xml:space="preserve"> </w:t>
       </w:r>
-      <w:commentRangeStart w:id="16"/>
-      <w:r>
-        <w:t xml:space="preserve">Формат </w:t>
-      </w:r>
-      <w:r>
-        <w:t>XML</w:t>
-      </w:r>
-      <w:r>
-        <w:t xml:space="preserve">-файла должен соответствовать </w:t>
-      </w:r>
-      <w:r>
-        <w:t>XSD</w:t>
-      </w:r>
-      <w:r>
-        <w:t xml:space="preserve">-схеме, содержащей элементы: </w:t>
-      </w:r>
-      <w:proofErr w:type="spellStart"/>
-      <w:r>
-        <w:t>TypeName</w:t>
-      </w:r>
-      <w:proofErr w:type="spellEnd"/>
-      <w:r>
-        <w:t xml:space="preserve"> и параметры </w:t>
-      </w:r>
-      <w:r>
-        <w:t>транспорта (масса, тип топлива, мощность двигателя).</w:t>
-      </w:r>
-      <w:commentRangeEnd w:id="16"/>
-      <w:r>
-        <w:rPr>
-          <w:rStyle w:val="af4"/>
-          <w:rFonts w:asciiTheme="minorHAnsi" w:eastAsiaTheme="minorHAnsi" w:hAnsiTheme="minorHAnsi" w:cstheme="minorBidi"/>
-          <w:lang w:eastAsia="en-US"/>
-        </w:rPr>
-        <w:commentReference w:id="16"/>
-      </w:r>
+      <w:r>
+        <w:t>транспортного средства</w:t>
+      </w:r>
+      <w:r>
+        <w:t xml:space="preserve"> внутри элемента </w:t>
+      </w:r>
+      <w:r>
+        <w:rPr>
+          <w:i/>
+          <w:iCs/>
+          <w:lang w:val="en-US"/>
+        </w:rPr>
+        <w:t>TransportBase</w:t>
+      </w:r>
+      <w:r>
+        <w:rPr>
+          <w:i/>
+          <w:iCs/>
+        </w:rPr>
+        <w:t xml:space="preserve"> </w:t>
+      </w:r>
+      <w:r>
+        <w:t>будут различные дочерние элементы, содержащие информацию о характеристиках каждо</w:t>
+      </w:r>
+      <w:r>
+        <w:t>го транспортного средства.</w:t>
+      </w:r>
+    </w:p>
+    <w:p>
+      <w:pPr>
+        <w:suppressAutoHyphens/>
+        <w:spacing w:after="0" w:line="360" w:lineRule="auto"/>
+        <w:ind w:firstLine="709"/>
+        <w:jc w:val="both"/>
+        <w:rPr>
+          <w:rFonts w:ascii="Times New Roman" w:hAnsi="Times New Roman"/>
+          <w:sz w:val="28"/>
+          <w:szCs w:val="28"/>
+          <w:lang w:val="en-US"/>
+        </w:rPr>
+      </w:pPr>
+      <w:r>
+        <w:rPr>
+          <w:rFonts w:ascii="Times New Roman" w:hAnsi="Times New Roman"/>
+          <w:sz w:val="28"/>
+          <w:szCs w:val="28"/>
+        </w:rPr>
+        <w:t>Для</w:t>
+      </w:r>
+      <w:r>
+        <w:rPr>
+          <w:rFonts w:ascii="Times New Roman" w:hAnsi="Times New Roman"/>
+          <w:sz w:val="28"/>
+          <w:szCs w:val="28"/>
+          <w:lang w:val="en-US"/>
+        </w:rPr>
+        <w:t xml:space="preserve"> </w:t>
+      </w:r>
+      <w:r>
+        <w:rPr>
+          <w:rFonts w:ascii="Times New Roman" w:hAnsi="Times New Roman"/>
+          <w:sz w:val="28"/>
+          <w:szCs w:val="28"/>
+        </w:rPr>
+        <w:t>типа</w:t>
+      </w:r>
+      <w:r>
+        <w:rPr>
+          <w:rFonts w:ascii="Times New Roman" w:hAnsi="Times New Roman"/>
+          <w:sz w:val="28"/>
+          <w:szCs w:val="28"/>
+          <w:lang w:val="en-US"/>
+        </w:rPr>
+        <w:t xml:space="preserve"> Car:</w:t>
+      </w:r>
+    </w:p>
+    <w:p>
+      <w:pPr>
+        <w:suppressAutoHyphens/>
+        <w:spacing w:after="0" w:line="360" w:lineRule="auto"/>
+        <w:ind w:firstLine="709"/>
+        <w:jc w:val="both"/>
+        <w:rPr>
+          <w:rFonts w:ascii="Times New Roman" w:hAnsi="Times New Roman"/>
+          <w:b/>
+          <w:bCs/>
+          <w:sz w:val="24"/>
+          <w:szCs w:val="24"/>
+          <w:lang w:val="en-US"/>
+        </w:rPr>
+      </w:pPr>
+      <w:r>
+        <w:rPr>
+          <w:rFonts w:ascii="Times New Roman" w:hAnsi="Times New Roman"/>
+          <w:b/>
+          <w:bCs/>
+          <w:sz w:val="24"/>
+          <w:szCs w:val="24"/>
+          <w:lang w:val="en-US"/>
+        </w:rPr>
+        <w:t>&lt;TransportBase xsi:type="Car"&gt;</w:t>
+      </w:r>
+    </w:p>
+    <w:p>
+      <w:pPr>
+        <w:suppressAutoHyphens/>
+        <w:spacing w:after="0" w:line="360" w:lineRule="auto"/>
+        <w:ind w:firstLine="709"/>
+        <w:jc w:val="both"/>
+        <w:rPr>
+          <w:rFonts w:ascii="Times New Roman" w:hAnsi="Times New Roman"/>
+          <w:sz w:val="24"/>
+          <w:szCs w:val="24"/>
+          <w:lang w:val="en-US"/>
+        </w:rPr>
+      </w:pPr>
+      <w:r>
+        <w:rPr>
+          <w:rFonts w:ascii="Times New Roman" w:hAnsi="Times New Roman"/>
+          <w:sz w:val="24"/>
+          <w:szCs w:val="24"/>
+          <w:lang w:val="en-US"/>
+        </w:rPr>
+        <w:t xml:space="preserve">    </w:t>
+      </w:r>
+      <w:r>
+        <w:rPr>
+          <w:rFonts w:ascii="Times New Roman" w:hAnsi="Times New Roman"/>
+          <w:b/>
+          <w:bCs/>
+          <w:sz w:val="24"/>
+          <w:szCs w:val="24"/>
+          <w:lang w:val="en-US"/>
+        </w:rPr>
+        <w:t>&lt;Weight</w:t>
+      </w:r>
+      <w:r>
+        <w:rPr>
+          <w:rFonts w:ascii="Times New Roman" w:hAnsi="Times New Roman"/>
+          <w:b/>
+          <w:bCs/>
+          <w:sz w:val="24"/>
+          <w:szCs w:val="20"/>
+          <w:lang w:val="en-US"/>
+        </w:rPr>
+        <w:t>&gt;</w:t>
+      </w:r>
+      <w:r>
+        <w:rPr>
+          <w:rFonts w:ascii="Times New Roman" w:hAnsi="Times New Roman"/>
+          <w:lang w:val="en-US"/>
+        </w:rPr>
+        <w:t xml:space="preserve">&lt;!-- </w:t>
+      </w:r>
+      <w:r>
+        <w:rPr>
+          <w:rFonts w:ascii="Times New Roman" w:hAnsi="Times New Roman"/>
+        </w:rPr>
+        <w:t>Масса</w:t>
+      </w:r>
+      <w:r>
+        <w:rPr>
+          <w:rFonts w:ascii="Times New Roman" w:hAnsi="Times New Roman"/>
+          <w:lang w:val="en-US"/>
+        </w:rPr>
+        <w:t>--&gt;</w:t>
+      </w:r>
+      <w:r>
+        <w:rPr>
+          <w:rFonts w:ascii="Times New Roman" w:hAnsi="Times New Roman"/>
+          <w:b/>
+          <w:bCs/>
+          <w:sz w:val="24"/>
+          <w:szCs w:val="24"/>
+          <w:lang w:val="en-US"/>
+        </w:rPr>
+        <w:t>&lt;/Weight&gt;</w:t>
+      </w:r>
+    </w:p>
+    <w:p>
+      <w:pPr>
+        <w:suppressAutoHyphens/>
+        <w:spacing w:after="0" w:line="360" w:lineRule="auto"/>
+        <w:ind w:firstLine="709"/>
+        <w:jc w:val="both"/>
+        <w:rPr>
+          <w:rFonts w:ascii="Times New Roman" w:hAnsi="Times New Roman"/>
+          <w:sz w:val="24"/>
+          <w:szCs w:val="24"/>
+          <w:lang w:val="en-US"/>
+        </w:rPr>
+      </w:pPr>
+      <w:r>
+        <w:rPr>
+          <w:rFonts w:ascii="Times New Roman" w:hAnsi="Times New Roman"/>
+          <w:sz w:val="24"/>
+          <w:szCs w:val="24"/>
+          <w:lang w:val="en-US"/>
+        </w:rPr>
+        <w:lastRenderedPageBreak/>
+        <w:t xml:space="preserve">    </w:t>
+      </w:r>
+      <w:r>
+        <w:rPr>
+          <w:rFonts w:ascii="Times New Roman" w:hAnsi="Times New Roman"/>
+          <w:b/>
+          <w:bCs/>
+          <w:sz w:val="24"/>
+          <w:szCs w:val="24"/>
+          <w:lang w:val="en-US"/>
+        </w:rPr>
+        <w:t>&lt;Motor&gt;</w:t>
+      </w:r>
+      <w:r>
+        <w:rPr>
+          <w:rFonts w:ascii="Times New Roman" w:hAnsi="Times New Roman"/>
+          <w:sz w:val="24"/>
+          <w:szCs w:val="24"/>
+          <w:lang w:val="en-US"/>
+        </w:rPr>
+        <w:t xml:space="preserve">&lt;!-- </w:t>
+      </w:r>
+      <w:r>
+        <w:rPr>
+          <w:rFonts w:ascii="Times New Roman" w:hAnsi="Times New Roman"/>
+          <w:sz w:val="24"/>
+          <w:szCs w:val="24"/>
+        </w:rPr>
+        <w:t>Двигатель</w:t>
+      </w:r>
+      <w:r>
+        <w:rPr>
+          <w:rFonts w:ascii="Times New Roman" w:hAnsi="Times New Roman"/>
+          <w:sz w:val="24"/>
+          <w:szCs w:val="24"/>
+          <w:lang w:val="en-US"/>
+        </w:rPr>
+        <w:t>--&gt;</w:t>
+      </w:r>
+    </w:p>
+    <w:p>
+      <w:pPr>
+        <w:suppressAutoHyphens/>
+        <w:spacing w:after="0" w:line="360" w:lineRule="auto"/>
+        <w:ind w:firstLine="709"/>
+        <w:jc w:val="both"/>
+        <w:rPr>
+          <w:rFonts w:ascii="Times New Roman" w:hAnsi="Times New Roman"/>
+          <w:sz w:val="24"/>
+          <w:szCs w:val="24"/>
+          <w:lang w:val="en-US"/>
+        </w:rPr>
+      </w:pPr>
+      <w:r>
+        <w:rPr>
+          <w:rFonts w:ascii="Times New Roman" w:hAnsi="Times New Roman"/>
+          <w:sz w:val="24"/>
+          <w:szCs w:val="24"/>
+          <w:lang w:val="en-US"/>
+        </w:rPr>
+        <w:t xml:space="preserve">      </w:t>
+      </w:r>
+      <w:r>
+        <w:rPr>
+          <w:rFonts w:ascii="Times New Roman" w:hAnsi="Times New Roman"/>
+          <w:b/>
+          <w:bCs/>
+          <w:sz w:val="24"/>
+          <w:szCs w:val="24"/>
+          <w:lang w:val="en-US"/>
+        </w:rPr>
+        <w:t>&lt;Power&gt;</w:t>
+      </w:r>
+      <w:r>
+        <w:rPr>
+          <w:rFonts w:ascii="Times New Roman" w:hAnsi="Times New Roman"/>
+          <w:sz w:val="24"/>
+          <w:szCs w:val="24"/>
+          <w:lang w:val="en-US"/>
+        </w:rPr>
+        <w:t xml:space="preserve">&lt;!-- </w:t>
+      </w:r>
+      <w:r>
+        <w:rPr>
+          <w:rFonts w:ascii="Times New Roman" w:hAnsi="Times New Roman"/>
+          <w:sz w:val="24"/>
+          <w:szCs w:val="24"/>
+        </w:rPr>
+        <w:t>Мощность</w:t>
+      </w:r>
+      <w:r>
+        <w:rPr>
+          <w:rFonts w:ascii="Times New Roman" w:hAnsi="Times New Roman"/>
+          <w:sz w:val="24"/>
+          <w:szCs w:val="24"/>
+          <w:lang w:val="en-US"/>
+        </w:rPr>
+        <w:t xml:space="preserve"> </w:t>
+      </w:r>
+      <w:r>
+        <w:rPr>
+          <w:rFonts w:ascii="Times New Roman" w:hAnsi="Times New Roman"/>
+          <w:sz w:val="24"/>
+          <w:szCs w:val="24"/>
+        </w:rPr>
+        <w:t>двигателя</w:t>
+      </w:r>
+      <w:r>
+        <w:rPr>
+          <w:rFonts w:ascii="Times New Roman" w:hAnsi="Times New Roman"/>
+          <w:sz w:val="24"/>
+          <w:szCs w:val="24"/>
+          <w:lang w:val="en-US"/>
+        </w:rPr>
+        <w:t>--&gt;</w:t>
+      </w:r>
+      <w:r>
+        <w:rPr>
+          <w:rFonts w:ascii="Times New Roman" w:hAnsi="Times New Roman"/>
+          <w:b/>
+          <w:bCs/>
+          <w:sz w:val="24"/>
+          <w:szCs w:val="24"/>
+          <w:lang w:val="en-US"/>
+        </w:rPr>
+        <w:t>&lt;/Power&gt;</w:t>
+      </w:r>
+    </w:p>
+    <w:p>
+      <w:pPr>
+        <w:suppressAutoHyphens/>
+        <w:spacing w:after="0" w:line="360" w:lineRule="auto"/>
+        <w:ind w:firstLine="709"/>
+        <w:jc w:val="both"/>
+        <w:rPr>
+          <w:rFonts w:ascii="Times New Roman" w:hAnsi="Times New Roman"/>
+          <w:sz w:val="24"/>
+          <w:szCs w:val="24"/>
+          <w:lang w:val="en-US"/>
+        </w:rPr>
+      </w:pPr>
+      <w:r>
+        <w:rPr>
+          <w:rFonts w:ascii="Times New Roman" w:hAnsi="Times New Roman"/>
+          <w:b/>
+          <w:bCs/>
+          <w:sz w:val="24"/>
+          <w:szCs w:val="24"/>
+          <w:lang w:val="en-US"/>
+        </w:rPr>
+        <w:t xml:space="preserve">      &lt;</w:t>
+      </w:r>
+      <w:r>
+        <w:rPr>
+          <w:rFonts w:ascii="Times New Roman" w:hAnsi="Times New Roman"/>
+          <w:b/>
+          <w:bCs/>
+          <w:sz w:val="24"/>
+          <w:szCs w:val="24"/>
+          <w:lang w:val="en-US"/>
+        </w:rPr>
+        <w:t xml:space="preserve">FuelType </w:t>
+      </w:r>
+      <w:r>
+        <w:rPr>
+          <w:rFonts w:ascii="Times New Roman" w:hAnsi="Times New Roman"/>
+          <w:b/>
+          <w:bCs/>
+          <w:sz w:val="24"/>
+          <w:szCs w:val="24"/>
+          <w:lang w:val="en-US"/>
+        </w:rPr>
+        <w:t>&gt;</w:t>
+      </w:r>
+      <w:r>
+        <w:rPr>
+          <w:rFonts w:ascii="Times New Roman" w:hAnsi="Times New Roman"/>
+          <w:sz w:val="24"/>
+          <w:szCs w:val="24"/>
+          <w:lang w:val="en-US"/>
+        </w:rPr>
+        <w:t xml:space="preserve">&lt;!-- </w:t>
+      </w:r>
+      <w:r>
+        <w:rPr>
+          <w:rFonts w:ascii="Times New Roman" w:hAnsi="Times New Roman"/>
+          <w:sz w:val="24"/>
+          <w:szCs w:val="24"/>
+        </w:rPr>
+        <w:t>Тип</w:t>
+      </w:r>
+      <w:r>
+        <w:rPr>
+          <w:rFonts w:ascii="Times New Roman" w:hAnsi="Times New Roman"/>
+          <w:sz w:val="24"/>
+          <w:szCs w:val="24"/>
+          <w:lang w:val="en-US"/>
+        </w:rPr>
+        <w:t xml:space="preserve"> </w:t>
+      </w:r>
+      <w:r>
+        <w:rPr>
+          <w:rFonts w:ascii="Times New Roman" w:hAnsi="Times New Roman"/>
+          <w:sz w:val="24"/>
+          <w:szCs w:val="24"/>
+        </w:rPr>
+        <w:t>топлива</w:t>
+      </w:r>
+      <w:r>
+        <w:rPr>
+          <w:rFonts w:ascii="Times New Roman" w:hAnsi="Times New Roman"/>
+          <w:sz w:val="24"/>
+          <w:szCs w:val="24"/>
+          <w:lang w:val="en-US"/>
+        </w:rPr>
+        <w:t>--&gt;</w:t>
+      </w:r>
+      <w:r>
+        <w:rPr>
+          <w:rFonts w:ascii="Times New Roman" w:hAnsi="Times New Roman"/>
+          <w:b/>
+          <w:bCs/>
+          <w:sz w:val="24"/>
+          <w:szCs w:val="24"/>
+          <w:lang w:val="en-US"/>
+        </w:rPr>
+        <w:t>&lt;/</w:t>
+      </w:r>
+      <w:r>
+        <w:rPr>
+          <w:rFonts w:ascii="Times New Roman" w:hAnsi="Times New Roman"/>
+          <w:b/>
+          <w:bCs/>
+          <w:sz w:val="24"/>
+          <w:szCs w:val="24"/>
+          <w:lang w:val="en-US"/>
+        </w:rPr>
+        <w:t xml:space="preserve"> </w:t>
+      </w:r>
+      <w:r>
+        <w:rPr>
+          <w:rFonts w:ascii="Times New Roman" w:hAnsi="Times New Roman"/>
+          <w:b/>
+          <w:bCs/>
+          <w:sz w:val="24"/>
+          <w:szCs w:val="24"/>
+          <w:lang w:val="en-US"/>
+        </w:rPr>
+        <w:t>FuelType&gt;</w:t>
+      </w:r>
+    </w:p>
+    <w:p>
+      <w:pPr>
+        <w:suppressAutoHyphens/>
+        <w:spacing w:after="0" w:line="360" w:lineRule="auto"/>
+        <w:ind w:firstLine="709"/>
+        <w:jc w:val="both"/>
+        <w:rPr>
+          <w:rFonts w:ascii="Times New Roman" w:hAnsi="Times New Roman"/>
+          <w:b/>
+          <w:bCs/>
+          <w:sz w:val="24"/>
+          <w:szCs w:val="24"/>
+          <w:lang w:val="en-US"/>
+        </w:rPr>
+      </w:pPr>
+      <w:r>
+        <w:rPr>
+          <w:rFonts w:ascii="Times New Roman" w:hAnsi="Times New Roman"/>
+          <w:sz w:val="24"/>
+          <w:szCs w:val="24"/>
+          <w:lang w:val="en-US"/>
+        </w:rPr>
+        <w:t xml:space="preserve">    </w:t>
+      </w:r>
+      <w:r>
+        <w:rPr>
+          <w:rFonts w:ascii="Times New Roman" w:hAnsi="Times New Roman"/>
+          <w:b/>
+          <w:bCs/>
+          <w:sz w:val="24"/>
+          <w:szCs w:val="24"/>
+          <w:lang w:val="en-US"/>
+        </w:rPr>
+        <w:t>&lt;/Motor&gt;</w:t>
+      </w:r>
+    </w:p>
+    <w:p>
+      <w:pPr>
+        <w:suppressAutoHyphens/>
+        <w:spacing w:after="0" w:line="360" w:lineRule="auto"/>
+        <w:ind w:firstLine="709"/>
+        <w:jc w:val="both"/>
+        <w:rPr>
+          <w:rFonts w:ascii="Times New Roman" w:hAnsi="Times New Roman"/>
+          <w:b/>
+          <w:bCs/>
+          <w:sz w:val="24"/>
+          <w:szCs w:val="24"/>
+          <w:lang w:val="en-US"/>
+        </w:rPr>
+      </w:pPr>
+      <w:r>
+        <w:rPr>
+          <w:rFonts w:ascii="Times New Roman" w:hAnsi="Times New Roman"/>
+          <w:sz w:val="24"/>
+          <w:szCs w:val="24"/>
+          <w:lang w:val="en-US"/>
+        </w:rPr>
+        <w:t xml:space="preserve">  </w:t>
+      </w:r>
+      <w:r>
+        <w:rPr>
+          <w:rFonts w:ascii="Times New Roman" w:hAnsi="Times New Roman"/>
+          <w:b/>
+          <w:bCs/>
+          <w:sz w:val="24"/>
+          <w:szCs w:val="24"/>
+          <w:lang w:val="en-US"/>
+        </w:rPr>
+        <w:t>&lt;/TransportBase&gt;</w:t>
+      </w:r>
+    </w:p>
+    <w:p>
+      <w:pPr>
+        <w:suppressAutoHyphens/>
+        <w:spacing w:after="0" w:line="360" w:lineRule="auto"/>
+        <w:ind w:firstLine="709"/>
+        <w:jc w:val="both"/>
+        <w:rPr>
+          <w:rFonts w:ascii="Times New Roman" w:hAnsi="Times New Roman"/>
+          <w:sz w:val="28"/>
+          <w:lang w:val="en-US"/>
+        </w:rPr>
+      </w:pPr>
+    </w:p>
+    <w:p>
+      <w:pPr>
+        <w:suppressAutoHyphens/>
+        <w:spacing w:after="0" w:line="360" w:lineRule="auto"/>
+        <w:ind w:firstLine="709"/>
+        <w:jc w:val="both"/>
+        <w:rPr>
+          <w:rFonts w:ascii="Times New Roman" w:hAnsi="Times New Roman"/>
+          <w:sz w:val="28"/>
+          <w:lang w:val="en-US"/>
+        </w:rPr>
+      </w:pPr>
+      <w:r>
+        <w:rPr>
+          <w:rFonts w:ascii="Times New Roman" w:hAnsi="Times New Roman"/>
+          <w:sz w:val="28"/>
+          <w:lang w:val="en-US"/>
+        </w:rPr>
+        <w:t>Для типа HybridCar:</w:t>
+      </w:r>
+    </w:p>
+    <w:p>
+      <w:pPr>
+        <w:suppressAutoHyphens/>
+        <w:spacing w:after="0" w:line="360" w:lineRule="auto"/>
+        <w:ind w:firstLine="709"/>
+        <w:jc w:val="both"/>
+        <w:rPr>
+          <w:rFonts w:ascii="Times New Roman" w:hAnsi="Times New Roman"/>
+          <w:b/>
+          <w:bCs/>
+          <w:sz w:val="24"/>
+          <w:szCs w:val="20"/>
+          <w:lang w:val="en-US"/>
+        </w:rPr>
+      </w:pPr>
+      <w:r>
+        <w:rPr>
+          <w:rFonts w:ascii="Times New Roman" w:hAnsi="Times New Roman"/>
+          <w:b/>
+          <w:bCs/>
+          <w:sz w:val="24"/>
+          <w:szCs w:val="20"/>
+          <w:lang w:val="en-US"/>
+        </w:rPr>
+        <w:t>&lt;TransportBase xsi:type="HybridCar"&gt;</w:t>
+      </w:r>
+    </w:p>
+    <w:p>
+      <w:pPr>
+        <w:suppressAutoHyphens/>
+        <w:spacing w:after="0" w:line="360" w:lineRule="auto"/>
+        <w:ind w:firstLine="709"/>
+        <w:jc w:val="both"/>
+        <w:rPr>
+          <w:rFonts w:ascii="Times New Roman" w:hAnsi="Times New Roman"/>
+          <w:b/>
+          <w:bCs/>
+          <w:sz w:val="24"/>
+          <w:szCs w:val="20"/>
+          <w:lang w:val="en-US"/>
+        </w:rPr>
+      </w:pPr>
+      <w:r>
+        <w:rPr>
+          <w:rFonts w:ascii="Times New Roman" w:hAnsi="Times New Roman"/>
+          <w:b/>
+          <w:bCs/>
+          <w:sz w:val="24"/>
+          <w:szCs w:val="20"/>
+          <w:lang w:val="en-US"/>
+        </w:rPr>
+        <w:t xml:space="preserve">    &lt;Weight&gt;</w:t>
+      </w:r>
+      <w:r>
+        <w:rPr>
+          <w:rFonts w:ascii="Times New Roman" w:hAnsi="Times New Roman"/>
+          <w:lang w:val="en-US"/>
+        </w:rPr>
+        <w:t xml:space="preserve">&lt;!-- </w:t>
+      </w:r>
+      <w:r>
+        <w:rPr>
+          <w:rFonts w:ascii="Times New Roman" w:hAnsi="Times New Roman"/>
+        </w:rPr>
+        <w:t>Масса</w:t>
+      </w:r>
+      <w:r>
+        <w:rPr>
+          <w:rFonts w:ascii="Times New Roman" w:hAnsi="Times New Roman"/>
+          <w:lang w:val="en-US"/>
+        </w:rPr>
+        <w:t>--&gt;</w:t>
+      </w:r>
+      <w:r>
+        <w:rPr>
+          <w:rFonts w:ascii="Times New Roman" w:hAnsi="Times New Roman"/>
+          <w:b/>
+          <w:bCs/>
+          <w:sz w:val="24"/>
+          <w:szCs w:val="20"/>
+          <w:lang w:val="en-US"/>
+        </w:rPr>
+        <w:t>&lt;/Weight&gt;</w:t>
+      </w:r>
+    </w:p>
+    <w:p>
+      <w:pPr>
+        <w:suppressAutoHyphens/>
+        <w:spacing w:after="0" w:line="360" w:lineRule="auto"/>
+        <w:ind w:firstLine="709"/>
+        <w:jc w:val="both"/>
+        <w:rPr>
+          <w:rFonts w:ascii="Times New Roman" w:hAnsi="Times New Roman"/>
+          <w:b/>
+          <w:bCs/>
+          <w:sz w:val="24"/>
+          <w:szCs w:val="20"/>
+          <w:lang w:val="en-US"/>
+        </w:rPr>
+      </w:pPr>
+      <w:r>
+        <w:rPr>
+          <w:rFonts w:ascii="Times New Roman" w:hAnsi="Times New Roman"/>
+          <w:b/>
+          <w:bCs/>
+          <w:sz w:val="24"/>
+          <w:szCs w:val="20"/>
+          <w:lang w:val="en-US"/>
+        </w:rPr>
+        <w:t xml:space="preserve">    &lt;Motor&gt;</w:t>
+      </w:r>
+      <w:r>
+        <w:rPr>
+          <w:rFonts w:ascii="Times New Roman" w:hAnsi="Times New Roman"/>
+          <w:sz w:val="24"/>
+          <w:szCs w:val="24"/>
+          <w:lang w:val="en-US"/>
+        </w:rPr>
+        <w:t>&lt;!</w:t>
+      </w:r>
+      <w:r>
+        <w:rPr>
+          <w:rFonts w:ascii="Times New Roman" w:hAnsi="Times New Roman"/>
+          <w:sz w:val="24"/>
+          <w:szCs w:val="24"/>
+          <w:lang w:val="en-US"/>
+        </w:rPr>
+        <w:t>—</w:t>
+      </w:r>
+      <w:r>
+        <w:rPr>
+          <w:rFonts w:ascii="Times New Roman" w:hAnsi="Times New Roman"/>
+          <w:sz w:val="24"/>
+          <w:szCs w:val="24"/>
+        </w:rPr>
+        <w:t>Основной д</w:t>
+      </w:r>
+      <w:r>
+        <w:rPr>
+          <w:rFonts w:ascii="Times New Roman" w:hAnsi="Times New Roman"/>
+          <w:sz w:val="24"/>
+          <w:szCs w:val="24"/>
+        </w:rPr>
+        <w:t>вигатель</w:t>
+      </w:r>
+      <w:r>
+        <w:rPr>
+          <w:rFonts w:ascii="Times New Roman" w:hAnsi="Times New Roman"/>
+          <w:sz w:val="24"/>
+          <w:szCs w:val="24"/>
+          <w:lang w:val="en-US"/>
+        </w:rPr>
+        <w:t>--&gt;</w:t>
+      </w:r>
+    </w:p>
+    <w:p>
+      <w:pPr>
+        <w:suppressAutoHyphens/>
+        <w:spacing w:after="0" w:line="360" w:lineRule="auto"/>
+        <w:ind w:firstLine="709"/>
+        <w:jc w:val="both"/>
+        <w:rPr>
+          <w:rFonts w:ascii="Times New Roman" w:hAnsi="Times New Roman"/>
+          <w:b/>
+          <w:bCs/>
+          <w:sz w:val="24"/>
+          <w:szCs w:val="20"/>
+          <w:lang w:val="en-US"/>
+        </w:rPr>
+      </w:pPr>
+      <w:r>
+        <w:rPr>
+          <w:rFonts w:ascii="Times New Roman" w:hAnsi="Times New Roman"/>
+          <w:b/>
+          <w:bCs/>
+          <w:sz w:val="24"/>
+          <w:szCs w:val="20"/>
+          <w:lang w:val="en-US"/>
+        </w:rPr>
+        <w:t xml:space="preserve">      &lt;Power&gt;</w:t>
+      </w:r>
+      <w:r>
+        <w:rPr>
+          <w:rFonts w:ascii="Times New Roman" w:hAnsi="Times New Roman"/>
+          <w:sz w:val="24"/>
+          <w:szCs w:val="24"/>
+          <w:lang w:val="en-US"/>
+        </w:rPr>
+        <w:t xml:space="preserve">&lt;!-- </w:t>
+      </w:r>
+      <w:r>
+        <w:rPr>
+          <w:rFonts w:ascii="Times New Roman" w:hAnsi="Times New Roman"/>
+          <w:sz w:val="24"/>
+          <w:szCs w:val="24"/>
+        </w:rPr>
+        <w:t>Мощность</w:t>
+      </w:r>
+      <w:r>
+        <w:rPr>
+          <w:rFonts w:ascii="Times New Roman" w:hAnsi="Times New Roman"/>
+          <w:sz w:val="24"/>
+          <w:szCs w:val="24"/>
+          <w:lang w:val="en-US"/>
+        </w:rPr>
+        <w:t xml:space="preserve"> </w:t>
+      </w:r>
+      <w:r>
+        <w:rPr>
+          <w:rFonts w:ascii="Times New Roman" w:hAnsi="Times New Roman"/>
+          <w:sz w:val="24"/>
+          <w:szCs w:val="24"/>
+        </w:rPr>
+        <w:t>двигателя</w:t>
+      </w:r>
+      <w:r>
+        <w:rPr>
+          <w:rFonts w:ascii="Times New Roman" w:hAnsi="Times New Roman"/>
+          <w:sz w:val="24"/>
+          <w:szCs w:val="24"/>
+          <w:lang w:val="en-US"/>
+        </w:rPr>
+        <w:t>--&gt;</w:t>
+      </w:r>
+      <w:r>
+        <w:rPr>
+          <w:rFonts w:ascii="Times New Roman" w:hAnsi="Times New Roman"/>
+          <w:b/>
+          <w:bCs/>
+          <w:sz w:val="24"/>
+          <w:szCs w:val="20"/>
+          <w:lang w:val="en-US"/>
+        </w:rPr>
+        <w:t>&lt;/Power&gt;</w:t>
+      </w:r>
+    </w:p>
+    <w:p>
+      <w:pPr>
+        <w:suppressAutoHyphens/>
+        <w:spacing w:after="0" w:line="360" w:lineRule="auto"/>
+        <w:ind w:firstLine="709"/>
+        <w:jc w:val="both"/>
+        <w:rPr>
+          <w:rFonts w:ascii="Times New Roman" w:hAnsi="Times New Roman"/>
+          <w:b/>
+          <w:bCs/>
+          <w:sz w:val="24"/>
+          <w:szCs w:val="20"/>
+          <w:lang w:val="en-US"/>
+        </w:rPr>
+      </w:pPr>
+      <w:r>
+        <w:rPr>
+          <w:rFonts w:ascii="Times New Roman" w:hAnsi="Times New Roman"/>
+          <w:b/>
+          <w:bCs/>
+          <w:sz w:val="24"/>
+          <w:szCs w:val="20"/>
+          <w:lang w:val="en-US"/>
+        </w:rPr>
+        <w:t xml:space="preserve">      &lt;FuelType&gt;</w:t>
+      </w:r>
+      <w:r>
+        <w:rPr>
+          <w:rFonts w:ascii="Times New Roman" w:hAnsi="Times New Roman"/>
+          <w:sz w:val="24"/>
+          <w:szCs w:val="24"/>
+          <w:lang w:val="en-US"/>
+        </w:rPr>
+        <w:t>&lt;!--</w:t>
+      </w:r>
+      <w:r>
+        <w:rPr>
+          <w:rFonts w:ascii="Times New Roman" w:hAnsi="Times New Roman"/>
+          <w:sz w:val="24"/>
+          <w:szCs w:val="24"/>
+        </w:rPr>
+        <w:t>Тип топлива</w:t>
+      </w:r>
+      <w:r>
+        <w:rPr>
+          <w:rFonts w:ascii="Times New Roman" w:hAnsi="Times New Roman"/>
+          <w:sz w:val="24"/>
+          <w:szCs w:val="24"/>
+          <w:lang w:val="en-US"/>
+        </w:rPr>
+        <w:t>--&gt;</w:t>
+      </w:r>
+      <w:r>
+        <w:rPr>
+          <w:rFonts w:ascii="Times New Roman" w:hAnsi="Times New Roman"/>
+          <w:b/>
+          <w:bCs/>
+          <w:sz w:val="24"/>
+          <w:szCs w:val="20"/>
+          <w:lang w:val="en-US"/>
+        </w:rPr>
+        <w:t>&lt;/FuelType&gt;</w:t>
+      </w:r>
+    </w:p>
+    <w:p>
+      <w:pPr>
+        <w:suppressAutoHyphens/>
+        <w:spacing w:after="0" w:line="360" w:lineRule="auto"/>
+        <w:ind w:firstLine="709"/>
+        <w:jc w:val="both"/>
+        <w:rPr>
+          <w:rFonts w:ascii="Times New Roman" w:hAnsi="Times New Roman"/>
+          <w:b/>
+          <w:bCs/>
+          <w:sz w:val="24"/>
+          <w:szCs w:val="20"/>
+          <w:lang w:val="en-US"/>
+        </w:rPr>
+      </w:pPr>
+      <w:r>
+        <w:rPr>
+          <w:rFonts w:ascii="Times New Roman" w:hAnsi="Times New Roman"/>
+          <w:b/>
+          <w:bCs/>
+          <w:sz w:val="24"/>
+          <w:szCs w:val="20"/>
+          <w:lang w:val="en-US"/>
+        </w:rPr>
+        <w:t xml:space="preserve">    &lt;/Motor&gt;</w:t>
+      </w:r>
+    </w:p>
+    <w:p>
+      <w:pPr>
+        <w:suppressAutoHyphens/>
+        <w:spacing w:after="0" w:line="360" w:lineRule="auto"/>
+        <w:ind w:firstLine="709"/>
+        <w:jc w:val="both"/>
+        <w:rPr>
+          <w:rFonts w:ascii="Times New Roman" w:hAnsi="Times New Roman"/>
+          <w:b/>
+          <w:bCs/>
+          <w:sz w:val="24"/>
+          <w:szCs w:val="20"/>
+        </w:rPr>
+      </w:pPr>
+      <w:r>
+        <w:rPr>
+          <w:rFonts w:ascii="Times New Roman" w:hAnsi="Times New Roman"/>
+          <w:b/>
+          <w:bCs/>
+          <w:sz w:val="24"/>
+          <w:szCs w:val="20"/>
+        </w:rPr>
+        <w:t xml:space="preserve">    &lt;</w:t>
+      </w:r>
+      <w:r>
+        <w:rPr>
+          <w:rFonts w:ascii="Times New Roman" w:hAnsi="Times New Roman"/>
+          <w:b/>
+          <w:bCs/>
+          <w:sz w:val="24"/>
+          <w:szCs w:val="20"/>
+          <w:lang w:val="en-US"/>
+        </w:rPr>
+        <w:t>AdditionalMotor</w:t>
+      </w:r>
+      <w:r>
+        <w:rPr>
+          <w:rFonts w:ascii="Times New Roman" w:hAnsi="Times New Roman"/>
+          <w:b/>
+          <w:bCs/>
+          <w:sz w:val="24"/>
+          <w:szCs w:val="20"/>
+        </w:rPr>
+        <w:t>&gt;</w:t>
+      </w:r>
+      <w:r>
+        <w:rPr>
+          <w:rFonts w:ascii="Times New Roman" w:hAnsi="Times New Roman"/>
+          <w:sz w:val="24"/>
+          <w:szCs w:val="24"/>
+        </w:rPr>
+        <w:t>&lt;</w:t>
+      </w:r>
+      <w:r>
+        <w:rPr>
+          <w:rFonts w:ascii="Times New Roman" w:hAnsi="Times New Roman"/>
+          <w:sz w:val="24"/>
+          <w:szCs w:val="24"/>
+        </w:rPr>
+        <w:t>--</w:t>
+      </w:r>
+      <w:r>
+        <w:rPr>
+          <w:rFonts w:ascii="Times New Roman" w:hAnsi="Times New Roman"/>
+          <w:sz w:val="24"/>
+          <w:szCs w:val="24"/>
+        </w:rPr>
+        <w:t>Дополнительный</w:t>
+      </w:r>
+      <w:r>
+        <w:rPr>
+          <w:rFonts w:ascii="Times New Roman" w:hAnsi="Times New Roman"/>
+          <w:sz w:val="24"/>
+          <w:szCs w:val="24"/>
+        </w:rPr>
+        <w:t xml:space="preserve"> д</w:t>
+      </w:r>
+      <w:r>
+        <w:rPr>
+          <w:rFonts w:ascii="Times New Roman" w:hAnsi="Times New Roman"/>
+          <w:sz w:val="24"/>
+          <w:szCs w:val="24"/>
+        </w:rPr>
+        <w:t>вигатель</w:t>
+      </w:r>
+      <w:r>
+        <w:rPr>
+          <w:rFonts w:ascii="Times New Roman" w:hAnsi="Times New Roman"/>
+          <w:sz w:val="24"/>
+          <w:szCs w:val="24"/>
+        </w:rPr>
+        <w:t>--&gt;</w:t>
+      </w:r>
+    </w:p>
+    <w:p>
+      <w:pPr>
+        <w:suppressAutoHyphens/>
+        <w:spacing w:after="0" w:line="360" w:lineRule="auto"/>
+        <w:ind w:firstLine="709"/>
+        <w:jc w:val="both"/>
+        <w:rPr>
+          <w:rFonts w:ascii="Times New Roman" w:hAnsi="Times New Roman"/>
+          <w:b/>
+          <w:bCs/>
+          <w:sz w:val="24"/>
+          <w:szCs w:val="20"/>
+        </w:rPr>
+      </w:pPr>
+      <w:r>
+        <w:rPr>
+          <w:rFonts w:ascii="Times New Roman" w:hAnsi="Times New Roman"/>
+          <w:b/>
+          <w:bCs/>
+          <w:sz w:val="24"/>
+          <w:szCs w:val="20"/>
+        </w:rPr>
+        <w:t xml:space="preserve">      </w:t>
+      </w:r>
+      <w:r>
+        <w:rPr>
+          <w:rFonts w:ascii="Times New Roman" w:hAnsi="Times New Roman"/>
+          <w:b/>
+          <w:bCs/>
+          <w:sz w:val="24"/>
+          <w:szCs w:val="20"/>
+        </w:rPr>
+        <w:t>&lt;</w:t>
+      </w:r>
+      <w:r>
+        <w:rPr>
+          <w:rFonts w:ascii="Times New Roman" w:hAnsi="Times New Roman"/>
+          <w:b/>
+          <w:bCs/>
+          <w:sz w:val="24"/>
+          <w:szCs w:val="20"/>
+          <w:lang w:val="en-US"/>
+        </w:rPr>
+        <w:t>Power</w:t>
+      </w:r>
+      <w:r>
+        <w:rPr>
+          <w:rFonts w:ascii="Times New Roman" w:hAnsi="Times New Roman"/>
+          <w:b/>
+          <w:bCs/>
+          <w:sz w:val="24"/>
+          <w:szCs w:val="20"/>
+        </w:rPr>
+        <w:t>&gt;</w:t>
+      </w:r>
+      <w:r>
+        <w:rPr>
+          <w:rFonts w:ascii="Times New Roman" w:hAnsi="Times New Roman"/>
+          <w:sz w:val="24"/>
+          <w:szCs w:val="24"/>
+        </w:rPr>
+        <w:t>&lt;!--</w:t>
+      </w:r>
+      <w:r>
+        <w:rPr>
+          <w:rFonts w:ascii="Times New Roman" w:hAnsi="Times New Roman"/>
+          <w:sz w:val="24"/>
+          <w:szCs w:val="24"/>
+        </w:rPr>
+        <w:t>Мощность</w:t>
+      </w:r>
+      <w:r>
+        <w:rPr>
+          <w:rFonts w:ascii="Times New Roman" w:hAnsi="Times New Roman"/>
+          <w:sz w:val="24"/>
+          <w:szCs w:val="24"/>
+        </w:rPr>
+        <w:t xml:space="preserve"> </w:t>
+      </w:r>
+      <w:r>
+        <w:rPr>
+          <w:rFonts w:ascii="Times New Roman" w:hAnsi="Times New Roman"/>
+          <w:sz w:val="24"/>
+          <w:szCs w:val="24"/>
+        </w:rPr>
+        <w:t>двигателя</w:t>
+      </w:r>
+      <w:r>
+        <w:rPr>
+          <w:rFonts w:ascii="Times New Roman" w:hAnsi="Times New Roman"/>
+          <w:sz w:val="24"/>
+          <w:szCs w:val="24"/>
+        </w:rPr>
+        <w:t>--&gt;</w:t>
+      </w:r>
+      <w:r>
+        <w:rPr>
+          <w:rFonts w:ascii="Times New Roman" w:hAnsi="Times New Roman"/>
+          <w:b/>
+          <w:bCs/>
+          <w:sz w:val="24"/>
+          <w:szCs w:val="20"/>
+        </w:rPr>
+        <w:t>&lt;/</w:t>
+      </w:r>
+      <w:r>
+        <w:rPr>
+          <w:rFonts w:ascii="Times New Roman" w:hAnsi="Times New Roman"/>
+          <w:b/>
+          <w:bCs/>
+          <w:sz w:val="24"/>
+          <w:szCs w:val="20"/>
+          <w:lang w:val="en-US"/>
+        </w:rPr>
+        <w:t>Power</w:t>
+      </w:r>
+      <w:r>
+        <w:rPr>
+          <w:rFonts w:ascii="Times New Roman" w:hAnsi="Times New Roman"/>
+          <w:b/>
+          <w:bCs/>
+          <w:sz w:val="24"/>
+          <w:szCs w:val="20"/>
+        </w:rPr>
+        <w:t>&gt;</w:t>
+      </w:r>
+    </w:p>
+    <w:p>
+      <w:pPr>
+        <w:suppressAutoHyphens/>
+        <w:spacing w:after="0" w:line="360" w:lineRule="auto"/>
+        <w:ind w:firstLine="709"/>
+        <w:jc w:val="both"/>
+        <w:rPr>
+          <w:rFonts w:ascii="Times New Roman" w:hAnsi="Times New Roman"/>
+          <w:b/>
+          <w:bCs/>
+          <w:sz w:val="24"/>
+          <w:szCs w:val="20"/>
+          <w:lang w:val="en-US"/>
+        </w:rPr>
+      </w:pPr>
+      <w:r>
+        <w:rPr>
+          <w:rFonts w:ascii="Times New Roman" w:hAnsi="Times New Roman"/>
+          <w:b/>
+          <w:bCs/>
+          <w:sz w:val="24"/>
+          <w:szCs w:val="20"/>
+        </w:rPr>
+        <w:t xml:space="preserve">      </w:t>
+      </w:r>
+      <w:r>
+        <w:rPr>
+          <w:rFonts w:ascii="Times New Roman" w:hAnsi="Times New Roman"/>
+          <w:b/>
+          <w:bCs/>
+          <w:sz w:val="24"/>
+          <w:szCs w:val="20"/>
+          <w:lang w:val="en-US"/>
+        </w:rPr>
+        <w:t>&lt;FuelType&gt;</w:t>
+      </w:r>
+      <w:r>
+        <w:rPr>
+          <w:rFonts w:ascii="Times New Roman" w:hAnsi="Times New Roman"/>
+          <w:sz w:val="24"/>
+          <w:szCs w:val="24"/>
+          <w:lang w:val="en-US"/>
+        </w:rPr>
+        <w:t>&lt;!--</w:t>
+      </w:r>
+      <w:r>
+        <w:rPr>
+          <w:rFonts w:ascii="Times New Roman" w:hAnsi="Times New Roman"/>
+          <w:sz w:val="24"/>
+          <w:szCs w:val="24"/>
+        </w:rPr>
+        <w:t>Тип</w:t>
+      </w:r>
+      <w:r>
+        <w:rPr>
+          <w:rFonts w:ascii="Times New Roman" w:hAnsi="Times New Roman"/>
+          <w:sz w:val="24"/>
+          <w:szCs w:val="24"/>
+          <w:lang w:val="en-US"/>
+        </w:rPr>
+        <w:t xml:space="preserve"> </w:t>
+      </w:r>
+      <w:r>
+        <w:rPr>
+          <w:rFonts w:ascii="Times New Roman" w:hAnsi="Times New Roman"/>
+          <w:sz w:val="24"/>
+          <w:szCs w:val="24"/>
+        </w:rPr>
+        <w:t>топлива</w:t>
+      </w:r>
+      <w:r>
+        <w:rPr>
+          <w:rFonts w:ascii="Times New Roman" w:hAnsi="Times New Roman"/>
+          <w:sz w:val="24"/>
+          <w:szCs w:val="24"/>
+          <w:lang w:val="en-US"/>
+        </w:rPr>
+        <w:t>--&gt;</w:t>
+      </w:r>
+      <w:r>
+        <w:rPr>
+          <w:rFonts w:ascii="Times New Roman" w:hAnsi="Times New Roman"/>
+          <w:b/>
+          <w:bCs/>
+          <w:sz w:val="24"/>
+          <w:szCs w:val="20"/>
+          <w:lang w:val="en-US"/>
+        </w:rPr>
+        <w:t>&lt;/FuelType&gt;</w:t>
+      </w:r>
+    </w:p>
+    <w:p>
+      <w:pPr>
+        <w:suppressAutoHyphens/>
+        <w:spacing w:after="0" w:line="360" w:lineRule="auto"/>
+        <w:ind w:firstLine="709"/>
+        <w:jc w:val="both"/>
+        <w:rPr>
+          <w:rFonts w:ascii="Times New Roman" w:hAnsi="Times New Roman"/>
+          <w:b/>
+          <w:bCs/>
+          <w:sz w:val="24"/>
+          <w:szCs w:val="20"/>
+          <w:lang w:val="en-US"/>
+        </w:rPr>
+      </w:pPr>
+      <w:r>
+        <w:rPr>
+          <w:rFonts w:ascii="Times New Roman" w:hAnsi="Times New Roman"/>
+          <w:b/>
+          <w:bCs/>
+          <w:sz w:val="24"/>
+          <w:szCs w:val="20"/>
+          <w:lang w:val="en-US"/>
+        </w:rPr>
+        <w:t xml:space="preserve">    &lt;/AdditionalMotor&gt;</w:t>
+      </w:r>
+    </w:p>
+    <w:p>
+      <w:pPr>
+        <w:suppressAutoHyphens/>
+        <w:spacing w:after="0" w:line="360" w:lineRule="auto"/>
+        <w:ind w:firstLine="709"/>
+        <w:jc w:val="both"/>
+        <w:rPr>
+          <w:rFonts w:ascii="Times New Roman" w:hAnsi="Times New Roman"/>
+          <w:b/>
+          <w:bCs/>
+          <w:sz w:val="24"/>
+          <w:szCs w:val="20"/>
+          <w:lang w:val="en-US"/>
+        </w:rPr>
+      </w:pPr>
+      <w:r>
+        <w:rPr>
+          <w:rFonts w:ascii="Times New Roman" w:hAnsi="Times New Roman"/>
+          <w:b/>
+          <w:bCs/>
+          <w:sz w:val="24"/>
+          <w:szCs w:val="20"/>
+          <w:lang w:val="en-US"/>
+        </w:rPr>
+        <w:t xml:space="preserve">  &lt;/TransportBase&gt;</w:t>
+      </w:r>
+    </w:p>
+    <w:p>
+      <w:pPr>
+        <w:suppressAutoHyphens/>
+        <w:spacing w:after="0" w:line="360" w:lineRule="auto"/>
+        <w:ind w:firstLine="709"/>
+        <w:jc w:val="both"/>
+        <w:rPr>
+          <w:rFonts w:ascii="Times New Roman" w:hAnsi="Times New Roman"/>
+          <w:sz w:val="24"/>
+          <w:szCs w:val="20"/>
+          <w:lang w:val="en-US"/>
+        </w:rPr>
+      </w:pPr>
+    </w:p>
+    <w:p>
+      <w:pPr>
+        <w:suppressAutoHyphens/>
+        <w:spacing w:after="0" w:line="360" w:lineRule="auto"/>
+        <w:ind w:firstLine="709"/>
+        <w:jc w:val="both"/>
+        <w:rPr>
+          <w:rFonts w:ascii="Times New Roman" w:hAnsi="Times New Roman"/>
+          <w:sz w:val="28"/>
+          <w:lang w:val="en-US"/>
+        </w:rPr>
+      </w:pPr>
+      <w:r>
+        <w:rPr>
+          <w:rFonts w:ascii="Times New Roman" w:hAnsi="Times New Roman"/>
+          <w:sz w:val="28"/>
+        </w:rPr>
+        <w:t>Для</w:t>
+      </w:r>
+      <w:r>
+        <w:rPr>
+          <w:rFonts w:ascii="Times New Roman" w:hAnsi="Times New Roman"/>
+          <w:sz w:val="28"/>
+          <w:lang w:val="en-US"/>
+        </w:rPr>
+        <w:t xml:space="preserve"> </w:t>
+      </w:r>
+      <w:r>
+        <w:rPr>
+          <w:rFonts w:ascii="Times New Roman" w:hAnsi="Times New Roman"/>
+          <w:sz w:val="28"/>
+        </w:rPr>
+        <w:t>типа</w:t>
+      </w:r>
+      <w:r>
+        <w:rPr>
+          <w:rFonts w:ascii="Times New Roman" w:hAnsi="Times New Roman"/>
+          <w:sz w:val="28"/>
+          <w:lang w:val="en-US"/>
+        </w:rPr>
+        <w:t xml:space="preserve"> Helicopter:</w:t>
+      </w:r>
+    </w:p>
+    <w:p>
+      <w:pPr>
+        <w:suppressAutoHyphens/>
+        <w:spacing w:after="0" w:line="360" w:lineRule="auto"/>
+        <w:ind w:firstLine="709"/>
+        <w:jc w:val="both"/>
+        <w:rPr>
+          <w:rFonts w:ascii="Times New Roman" w:hAnsi="Times New Roman"/>
+          <w:b/>
+          <w:bCs/>
+          <w:sz w:val="24"/>
+          <w:szCs w:val="20"/>
+          <w:lang w:val="en-US"/>
+        </w:rPr>
+      </w:pPr>
+      <w:r>
+        <w:rPr>
+          <w:rFonts w:ascii="Times New Roman" w:hAnsi="Times New Roman"/>
+          <w:b/>
+          <w:bCs/>
+          <w:sz w:val="24"/>
+          <w:szCs w:val="20"/>
+          <w:lang w:val="en-US"/>
+        </w:rPr>
+        <w:t>&lt;TransportBase xsi:type="Helicopter"&gt;</w:t>
+      </w:r>
+    </w:p>
+    <w:p>
+      <w:pPr>
+        <w:suppressAutoHyphens/>
+        <w:spacing w:after="0" w:line="360" w:lineRule="auto"/>
+        <w:ind w:firstLine="709"/>
+        <w:jc w:val="both"/>
+        <w:rPr>
+          <w:rFonts w:ascii="Times New Roman" w:hAnsi="Times New Roman"/>
+          <w:sz w:val="24"/>
+          <w:szCs w:val="20"/>
+          <w:lang w:val="en-US"/>
+        </w:rPr>
+      </w:pPr>
+      <w:r>
+        <w:rPr>
+          <w:rFonts w:ascii="Times New Roman" w:hAnsi="Times New Roman"/>
+          <w:sz w:val="24"/>
+          <w:szCs w:val="20"/>
+          <w:lang w:val="en-US"/>
+        </w:rPr>
+        <w:t xml:space="preserve">    </w:t>
+      </w:r>
+      <w:r>
+        <w:rPr>
+          <w:rFonts w:ascii="Times New Roman" w:hAnsi="Times New Roman"/>
+          <w:b/>
+          <w:bCs/>
+          <w:sz w:val="24"/>
+          <w:szCs w:val="20"/>
+          <w:lang w:val="en-US"/>
+        </w:rPr>
+        <w:t>&lt;</w:t>
+      </w:r>
+      <w:r>
+        <w:rPr>
+          <w:rFonts w:ascii="Times New Roman" w:hAnsi="Times New Roman"/>
+          <w:b/>
+          <w:bCs/>
+          <w:sz w:val="24"/>
+          <w:szCs w:val="20"/>
+          <w:lang w:val="en-US"/>
+        </w:rPr>
+        <w:t xml:space="preserve"> </w:t>
+      </w:r>
+      <w:r>
+        <w:rPr>
+          <w:rFonts w:ascii="Times New Roman" w:hAnsi="Times New Roman"/>
+          <w:b/>
+          <w:bCs/>
+          <w:sz w:val="24"/>
+          <w:szCs w:val="20"/>
+          <w:lang w:val="en-US"/>
+        </w:rPr>
+        <w:t>Weight</w:t>
+      </w:r>
+      <w:r>
+        <w:rPr>
+          <w:rFonts w:ascii="Times New Roman" w:hAnsi="Times New Roman"/>
+          <w:b/>
+          <w:bCs/>
+          <w:sz w:val="24"/>
+          <w:szCs w:val="20"/>
+          <w:lang w:val="en-US"/>
+        </w:rPr>
+        <w:t xml:space="preserve"> </w:t>
+      </w:r>
+      <w:r>
+        <w:rPr>
+          <w:rFonts w:ascii="Times New Roman" w:hAnsi="Times New Roman"/>
+          <w:b/>
+          <w:bCs/>
+          <w:sz w:val="24"/>
+          <w:szCs w:val="20"/>
+          <w:lang w:val="en-US"/>
+        </w:rPr>
+        <w:t>&gt;</w:t>
+      </w:r>
+      <w:r>
+        <w:rPr>
+          <w:rFonts w:ascii="Times New Roman" w:hAnsi="Times New Roman"/>
+          <w:sz w:val="24"/>
+          <w:szCs w:val="20"/>
+          <w:lang w:val="en-US"/>
+        </w:rPr>
+        <w:t>&lt;!-- Масса--&gt;</w:t>
+      </w:r>
+      <w:r>
+        <w:rPr>
+          <w:rFonts w:ascii="Times New Roman" w:hAnsi="Times New Roman"/>
+          <w:b/>
+          <w:bCs/>
+          <w:sz w:val="24"/>
+          <w:szCs w:val="20"/>
+          <w:lang w:val="en-US"/>
+        </w:rPr>
+        <w:t>&lt;/</w:t>
+      </w:r>
+      <w:r>
+        <w:rPr>
+          <w:rFonts w:ascii="Times New Roman" w:hAnsi="Times New Roman"/>
+          <w:b/>
+          <w:bCs/>
+          <w:sz w:val="24"/>
+          <w:szCs w:val="20"/>
+          <w:lang w:val="en-US"/>
+        </w:rPr>
+        <w:t xml:space="preserve"> </w:t>
+      </w:r>
+      <w:r>
+        <w:rPr>
+          <w:rFonts w:ascii="Times New Roman" w:hAnsi="Times New Roman"/>
+          <w:b/>
+          <w:bCs/>
+          <w:sz w:val="24"/>
+          <w:szCs w:val="20"/>
+          <w:lang w:val="en-US"/>
+        </w:rPr>
+        <w:t>Weight</w:t>
+      </w:r>
+      <w:r>
+        <w:rPr>
+          <w:rFonts w:ascii="Times New Roman" w:hAnsi="Times New Roman"/>
+          <w:b/>
+          <w:bCs/>
+          <w:sz w:val="24"/>
+          <w:szCs w:val="20"/>
+          <w:lang w:val="en-US"/>
+        </w:rPr>
+        <w:t xml:space="preserve"> </w:t>
+      </w:r>
+      <w:r>
+        <w:rPr>
+          <w:rFonts w:ascii="Times New Roman" w:hAnsi="Times New Roman"/>
+          <w:b/>
+          <w:bCs/>
+          <w:sz w:val="24"/>
+          <w:szCs w:val="20"/>
+          <w:lang w:val="en-US"/>
+        </w:rPr>
+        <w:t>&gt;</w:t>
+      </w:r>
+    </w:p>
+    <w:p>
+      <w:pPr>
+        <w:suppressAutoHyphens/>
+        <w:spacing w:after="0" w:line="360" w:lineRule="auto"/>
+        <w:ind w:firstLine="709"/>
+        <w:jc w:val="both"/>
+        <w:rPr>
+          <w:rFonts w:ascii="Times New Roman" w:hAnsi="Times New Roman"/>
+          <w:sz w:val="24"/>
+          <w:szCs w:val="20"/>
+          <w:lang w:val="en-US"/>
+        </w:rPr>
+      </w:pPr>
+      <w:r>
+        <w:rPr>
+          <w:rFonts w:ascii="Times New Roman" w:hAnsi="Times New Roman"/>
+          <w:b/>
+          <w:bCs/>
+          <w:sz w:val="24"/>
+          <w:szCs w:val="20"/>
+          <w:lang w:val="en-US"/>
+        </w:rPr>
+        <w:t xml:space="preserve">    &lt;Motor&gt;</w:t>
+      </w:r>
+      <w:r>
+        <w:rPr>
+          <w:rFonts w:ascii="Times New Roman" w:hAnsi="Times New Roman"/>
+          <w:sz w:val="24"/>
+          <w:szCs w:val="20"/>
+          <w:lang w:val="en-US"/>
+        </w:rPr>
+        <w:t xml:space="preserve">&lt;!-- </w:t>
+      </w:r>
+      <w:r>
+        <w:rPr>
+          <w:rFonts w:ascii="Times New Roman" w:hAnsi="Times New Roman"/>
+          <w:sz w:val="24"/>
+          <w:szCs w:val="20"/>
+        </w:rPr>
+        <w:t>Двигатель</w:t>
+      </w:r>
+      <w:r>
+        <w:rPr>
+          <w:rFonts w:ascii="Times New Roman" w:hAnsi="Times New Roman"/>
+          <w:sz w:val="24"/>
+          <w:szCs w:val="20"/>
+          <w:lang w:val="en-US"/>
+        </w:rPr>
+        <w:t>--&gt;</w:t>
+      </w:r>
+    </w:p>
+    <w:p>
+      <w:pPr>
+        <w:suppressAutoHyphens/>
+        <w:spacing w:after="0" w:line="360" w:lineRule="auto"/>
+        <w:ind w:firstLine="709"/>
+        <w:jc w:val="both"/>
+        <w:rPr>
+          <w:rFonts w:ascii="Times New Roman" w:hAnsi="Times New Roman"/>
+          <w:sz w:val="24"/>
+          <w:szCs w:val="20"/>
+          <w:lang w:val="en-US"/>
+        </w:rPr>
+      </w:pPr>
+      <w:r>
+        <w:rPr>
+          <w:rFonts w:ascii="Times New Roman" w:hAnsi="Times New Roman"/>
+          <w:sz w:val="24"/>
+          <w:szCs w:val="20"/>
+          <w:lang w:val="en-US"/>
+        </w:rPr>
+        <w:t xml:space="preserve">      </w:t>
+      </w:r>
+      <w:r>
+        <w:rPr>
+          <w:rFonts w:ascii="Times New Roman" w:hAnsi="Times New Roman"/>
+          <w:b/>
+          <w:bCs/>
+          <w:sz w:val="24"/>
+          <w:szCs w:val="20"/>
+          <w:lang w:val="en-US"/>
+        </w:rPr>
+        <w:t>&lt;</w:t>
+      </w:r>
+      <w:r>
+        <w:rPr>
+          <w:rFonts w:ascii="Times New Roman" w:hAnsi="Times New Roman"/>
+          <w:b/>
+          <w:bCs/>
+          <w:sz w:val="24"/>
+          <w:szCs w:val="20"/>
+          <w:lang w:val="en-US"/>
+        </w:rPr>
+        <w:t>Capacity</w:t>
+      </w:r>
+      <w:r>
+        <w:rPr>
+          <w:rFonts w:ascii="Times New Roman" w:hAnsi="Times New Roman"/>
+          <w:b/>
+          <w:bCs/>
+          <w:sz w:val="24"/>
+          <w:szCs w:val="20"/>
+          <w:lang w:val="en-US"/>
+        </w:rPr>
+        <w:t>&gt;</w:t>
+      </w:r>
+      <w:r>
+        <w:rPr>
+          <w:rFonts w:ascii="Times New Roman" w:hAnsi="Times New Roman"/>
+          <w:sz w:val="24"/>
+          <w:szCs w:val="20"/>
+          <w:lang w:val="en-US"/>
+        </w:rPr>
+        <w:t>&lt;!--</w:t>
+      </w:r>
+      <w:r>
+        <w:rPr>
+          <w:rFonts w:ascii="Times New Roman" w:hAnsi="Times New Roman"/>
+          <w:sz w:val="24"/>
+          <w:szCs w:val="20"/>
+        </w:rPr>
+        <w:t>Мощность</w:t>
+      </w:r>
+      <w:r>
+        <w:rPr>
+          <w:rFonts w:ascii="Times New Roman" w:hAnsi="Times New Roman"/>
+          <w:sz w:val="24"/>
+          <w:szCs w:val="20"/>
+          <w:lang w:val="en-US"/>
+        </w:rPr>
+        <w:t xml:space="preserve"> </w:t>
+      </w:r>
+      <w:r>
+        <w:rPr>
+          <w:rFonts w:ascii="Times New Roman" w:hAnsi="Times New Roman"/>
+          <w:sz w:val="24"/>
+          <w:szCs w:val="20"/>
+        </w:rPr>
+        <w:t>двигателя</w:t>
+      </w:r>
+      <w:r>
+        <w:rPr>
+          <w:rFonts w:ascii="Times New Roman" w:hAnsi="Times New Roman"/>
+          <w:sz w:val="24"/>
+          <w:szCs w:val="20"/>
+          <w:lang w:val="en-US"/>
+        </w:rPr>
+        <w:t>--&gt;</w:t>
+      </w:r>
+      <w:r>
+        <w:rPr>
+          <w:rFonts w:ascii="Times New Roman" w:hAnsi="Times New Roman"/>
+          <w:b/>
+          <w:bCs/>
+          <w:sz w:val="24"/>
+          <w:szCs w:val="20"/>
+          <w:lang w:val="en-US"/>
+        </w:rPr>
+        <w:t>&lt;/</w:t>
+      </w:r>
+      <w:r>
+        <w:rPr>
+          <w:rFonts w:ascii="Times New Roman" w:hAnsi="Times New Roman"/>
+          <w:b/>
+          <w:bCs/>
+          <w:sz w:val="24"/>
+          <w:szCs w:val="20"/>
+          <w:lang w:val="en-US"/>
+        </w:rPr>
+        <w:t>Capacity</w:t>
+      </w:r>
+      <w:r>
+        <w:rPr>
+          <w:rFonts w:ascii="Times New Roman" w:hAnsi="Times New Roman"/>
+          <w:b/>
+          <w:bCs/>
+          <w:sz w:val="24"/>
+          <w:szCs w:val="20"/>
+          <w:lang w:val="en-US"/>
+        </w:rPr>
+        <w:t>&gt;</w:t>
+      </w:r>
+    </w:p>
+    <w:p>
+      <w:pPr>
+        <w:suppressAutoHyphens/>
+        <w:spacing w:after="0" w:line="360" w:lineRule="auto"/>
+        <w:ind w:firstLine="709"/>
+        <w:jc w:val="both"/>
+        <w:rPr>
+          <w:rFonts w:ascii="Times New Roman" w:hAnsi="Times New Roman"/>
+          <w:sz w:val="24"/>
+          <w:szCs w:val="20"/>
+          <w:lang w:val="en-US"/>
+        </w:rPr>
+      </w:pPr>
+      <w:r>
+        <w:rPr>
+          <w:rFonts w:ascii="Times New Roman" w:hAnsi="Times New Roman"/>
+          <w:sz w:val="24"/>
+          <w:szCs w:val="20"/>
+          <w:lang w:val="en-US"/>
+        </w:rPr>
+        <w:t xml:space="preserve">      </w:t>
+      </w:r>
+      <w:r>
+        <w:rPr>
+          <w:rFonts w:ascii="Times New Roman" w:hAnsi="Times New Roman"/>
+          <w:b/>
+          <w:bCs/>
+          <w:sz w:val="24"/>
+          <w:szCs w:val="20"/>
+          <w:lang w:val="en-US"/>
+        </w:rPr>
+        <w:t>&lt;FuelType</w:t>
+      </w:r>
+      <w:r>
+        <w:rPr>
+          <w:rFonts w:ascii="Times New Roman" w:hAnsi="Times New Roman"/>
+          <w:b/>
+          <w:bCs/>
+          <w:sz w:val="24"/>
+          <w:szCs w:val="20"/>
+          <w:lang w:val="en-US"/>
+        </w:rPr>
+        <w:t xml:space="preserve"> </w:t>
+      </w:r>
+      <w:r>
+        <w:rPr>
+          <w:rFonts w:ascii="Times New Roman" w:hAnsi="Times New Roman"/>
+          <w:b/>
+          <w:bCs/>
+          <w:sz w:val="24"/>
+          <w:szCs w:val="20"/>
+          <w:lang w:val="en-US"/>
+        </w:rPr>
+        <w:t>&gt;</w:t>
+      </w:r>
+      <w:r>
+        <w:rPr>
+          <w:rFonts w:ascii="Times New Roman" w:hAnsi="Times New Roman"/>
+          <w:sz w:val="24"/>
+          <w:szCs w:val="20"/>
+          <w:lang w:val="en-US"/>
+        </w:rPr>
+        <w:t>&lt;!--Тип топлива--&gt;</w:t>
+      </w:r>
+      <w:r>
+        <w:rPr>
+          <w:rFonts w:ascii="Times New Roman" w:hAnsi="Times New Roman"/>
+          <w:b/>
+          <w:bCs/>
+          <w:sz w:val="24"/>
+          <w:szCs w:val="20"/>
+          <w:lang w:val="en-US"/>
+        </w:rPr>
+        <w:t>&lt;/</w:t>
+      </w:r>
+      <w:r>
+        <w:rPr>
+          <w:rFonts w:ascii="Times New Roman" w:hAnsi="Times New Roman"/>
+          <w:b/>
+          <w:bCs/>
+          <w:sz w:val="24"/>
+          <w:szCs w:val="20"/>
+          <w:lang w:val="en-US"/>
+        </w:rPr>
+        <w:t xml:space="preserve"> </w:t>
+      </w:r>
+      <w:r>
+        <w:rPr>
+          <w:rFonts w:ascii="Times New Roman" w:hAnsi="Times New Roman"/>
+          <w:b/>
+          <w:bCs/>
+          <w:sz w:val="24"/>
+          <w:szCs w:val="20"/>
+          <w:lang w:val="en-US"/>
+        </w:rPr>
+        <w:t>FuelType</w:t>
+      </w:r>
+      <w:r>
+        <w:rPr>
+          <w:rFonts w:ascii="Times New Roman" w:hAnsi="Times New Roman"/>
+          <w:b/>
+          <w:bCs/>
+          <w:sz w:val="24"/>
+          <w:szCs w:val="20"/>
+          <w:lang w:val="en-US"/>
+        </w:rPr>
+        <w:t xml:space="preserve"> </w:t>
+      </w:r>
+      <w:r>
+        <w:rPr>
+          <w:rFonts w:ascii="Times New Roman" w:hAnsi="Times New Roman"/>
+          <w:b/>
+          <w:bCs/>
+          <w:sz w:val="24"/>
+          <w:szCs w:val="20"/>
+          <w:lang w:val="en-US"/>
+        </w:rPr>
+        <w:t>&gt;</w:t>
+      </w:r>
+    </w:p>
+    <w:p>
+      <w:pPr>
+        <w:suppressAutoHyphens/>
+        <w:spacing w:after="0" w:line="360" w:lineRule="auto"/>
+        <w:ind w:firstLine="709"/>
+        <w:jc w:val="both"/>
+        <w:rPr>
+          <w:rFonts w:ascii="Times New Roman" w:hAnsi="Times New Roman"/>
+          <w:b/>
+          <w:bCs/>
+          <w:sz w:val="24"/>
+          <w:szCs w:val="20"/>
+          <w:lang w:val="en-US"/>
+        </w:rPr>
+      </w:pPr>
+      <w:r>
+        <w:rPr>
+          <w:rFonts w:ascii="Times New Roman" w:hAnsi="Times New Roman"/>
+          <w:b/>
+          <w:bCs/>
+          <w:sz w:val="24"/>
+          <w:szCs w:val="20"/>
+          <w:lang w:val="en-US"/>
+        </w:rPr>
+        <w:t xml:space="preserve">    &lt;/Motor&gt;</w:t>
+      </w:r>
+    </w:p>
+    <w:p>
+      <w:pPr>
+        <w:suppressAutoHyphens/>
+        <w:spacing w:after="0" w:line="360" w:lineRule="auto"/>
+        <w:ind w:firstLine="709"/>
+        <w:jc w:val="both"/>
+        <w:rPr>
+          <w:rFonts w:ascii="Times New Roman" w:hAnsi="Times New Roman"/>
+          <w:b/>
+          <w:bCs/>
+          <w:sz w:val="24"/>
+          <w:szCs w:val="20"/>
+          <w:lang w:val="en-US"/>
+        </w:rPr>
+      </w:pPr>
+      <w:r>
+        <w:rPr>
+          <w:rFonts w:ascii="Times New Roman" w:hAnsi="Times New Roman"/>
+          <w:b/>
+          <w:bCs/>
+          <w:sz w:val="24"/>
+          <w:szCs w:val="20"/>
+          <w:lang w:val="en-US"/>
+        </w:rPr>
+        <w:t xml:space="preserve">  &lt;/TransportBase&gt;</w:t>
+      </w:r>
+    </w:p>
+    <w:p>
+      <w:pPr>
+        <w:suppressAutoHyphens/>
+        <w:spacing w:after="0" w:line="360" w:lineRule="auto"/>
+        <w:ind w:firstLine="709"/>
+        <w:jc w:val="both"/>
+        <w:rPr>
+          <w:rFonts w:ascii="Times New Roman" w:hAnsi="Times New Roman"/>
+          <w:sz w:val="24"/>
+          <w:szCs w:val="20"/>
+          <w:lang w:val="en-US"/>
+        </w:rPr>
+      </w:pPr>
     </w:p>
     <w:p>
       <w:pPr>
@@ -10935,6 +13001,7 @@
           <w:rFonts w:ascii="Times New Roman" w:hAnsi="Times New Roman"/>
           <w:sz w:val="28"/>
         </w:rPr>
+        <w:lastRenderedPageBreak/>
         <w:t>Вертолет.</w:t>
       </w:r>
     </w:p>
@@ -11341,7 +13408,6 @@
           <w:szCs w:val="24"/>
           <w:lang w:eastAsia="ru-RU"/>
         </w:rPr>
-        <w:lastRenderedPageBreak/>
         <w:t>Мощность двигателя</w:t>
       </w:r>
       <w:r>
@@ -12567,7 +14633,6 @@
           <w:sz w:val="28"/>
         </w:rPr>
       </w:pPr>
-      <w:proofErr w:type="spellStart"/>
       <w:r>
         <w:rPr>
           <w:rFonts w:ascii="Times New Roman" w:hAnsi="Times New Roman"/>
@@ -12589,7 +14654,6 @@
         </w:rPr>
         <w:t>cons</w:t>
       </w:r>
-      <w:proofErr w:type="spellEnd"/>
       <w:r>
         <w:rPr>
           <w:rFonts w:ascii="Times New Roman" w:hAnsi="Times New Roman"/>
@@ -12619,23 +14683,7 @@
           <w:rFonts w:ascii="Times New Roman" w:hAnsi="Times New Roman"/>
           <w:sz w:val="28"/>
         </w:rPr>
-        <w:t xml:space="preserve">, </w:t>
-      </w:r>
-      <w:proofErr w:type="spellStart"/>
-      <w:r>
-        <w:rPr>
-          <w:rFonts w:ascii="Times New Roman" w:hAnsi="Times New Roman"/>
-          <w:sz w:val="28"/>
-        </w:rPr>
-        <w:t>о.е</w:t>
-      </w:r>
-      <w:proofErr w:type="spellEnd"/>
-      <w:r>
-        <w:rPr>
-          <w:rFonts w:ascii="Times New Roman" w:hAnsi="Times New Roman"/>
-          <w:sz w:val="28"/>
-        </w:rPr>
-        <w:t>.</w:t>
+        <w:t>, о.е.</w:t>
       </w:r>
     </w:p>
     <w:p>
@@ -12751,6 +14799,7 @@
           <w:sz w:val="28"/>
           <w:lang w:val="en-US"/>
         </w:rPr>
+        <w:lastRenderedPageBreak/>
         <w:t>F</w:t>
       </w:r>
       <w:r>
@@ -12927,7 +14976,6 @@
           <w:sz w:val="28"/>
           <w:lang w:val="en-US"/>
         </w:rPr>
-        <w:lastRenderedPageBreak/>
         <w:t>F</w:t>
       </w:r>
       <w:r>
@@ -13288,29 +15336,7 @@
           <w:rFonts w:ascii="Times New Roman" w:hAnsi="Times New Roman"/>
           <w:sz w:val="28"/>
         </w:rPr>
-        <w:t xml:space="preserve"> Система должна работать на 64-разрядной или</w:t>
-      </w:r>
-      <w:commentRangeStart w:id="17"/>
-      <w:r>
-        <w:rPr>
-          <w:rFonts w:ascii="Times New Roman" w:hAnsi="Times New Roman"/>
-          <w:sz w:val="28"/>
-        </w:rPr>
-        <w:t xml:space="preserve"> 32-разрядной </w:t>
-      </w:r>
-      <w:commentRangeEnd w:id="17"/>
-      <w:r>
-        <w:rPr>
-          <w:rStyle w:val="af4"/>
-        </w:rPr>
-        <w:commentReference w:id="17"/>
-      </w:r>
-      <w:r>
-        <w:rPr>
-          <w:rFonts w:ascii="Times New Roman" w:hAnsi="Times New Roman"/>
-          <w:sz w:val="28"/>
-        </w:rPr>
-        <w:t xml:space="preserve">операционной системе </w:t>
+        <w:t xml:space="preserve"> Система должна работать на 64-разрядной или 32-разрядной операционной системе </w:t>
       </w:r>
       <w:r>
         <w:rPr>
@@ -13486,8 +15512,8 @@
       </w:pPr>
     </w:p>
     <w:sectPr>
-      <w:footerReference w:type="default" r:id="rId38"/>
-      <w:footerReference w:type="first" r:id="rId39"/>
+      <w:footerReference w:type="default" r:id="rId33"/>
+      <w:footerReference w:type="first" r:id="rId34"/>
       <w:pgSz w:w="11906" w:h="16838"/>
       <w:pgMar w:top="1134" w:right="850" w:bottom="1134" w:left="1701" w:header="708" w:footer="708" w:gutter="0"/>
       <w:cols w:space="708"/>
@@ -13496,58 +15522,6 @@
     </w:sectPr>
   </w:body>
 </w:document>
-</file>
-
-<file path=word/comments.xml><?xml version="1.0" encoding="utf-8"?>
-<w:comments xmlns:wpc="http://schemas.microsoft.com/office/word/2010/wordprocessingCanvas" xmlns:cx="http://schemas.microsoft.com/office/drawing/2014/chartex" xmlns:cx1="http://schemas.microsoft.com/office/drawing/2015/9/8/chartex" xmlns:cx2="http://schemas.microsoft.com/office/drawing/2015/10/21/chartex" xmlns:cx3="http://schemas.microsoft.com/office/drawing/2016/5/9/chartex" xmlns:cx4="http://schemas.microsoft.com/office/drawing/2016/5/10/chartex" xmlns:cx5="http://schemas.microsoft.com/office/drawing/2016/5/11/chartex" xmlns:cx6="http://schemas.microsoft.com/office/drawing/2016/5/12/chartex" xmlns:cx7="http://schemas.microsoft.com/office/drawing/2016/5/13/chartex" xmlns:cx8="http://schemas.microsoft.com/office/drawing/2016/5/14/chartex" xmlns:mc="http://schemas.openxmlformats.org/markup-compatibility/2006" xmlns:aink="http://schemas.microsoft.com/office/drawing/2016/ink" xmlns:am3d="http://schemas.microsoft.com/office/drawing/2017/model3d" xmlns:o="urn:schemas-microsoft-com:office:office" xmlns:r="http://schemas.openxmlformats.org/officeDocument/2006/relationships" xmlns:m="http://schemas.openxmlformats.org/officeDocument/2006/math" xmlns:v="urn:schemas-microsoft-com:vml" xmlns:wp14="http://schemas.microsoft.com/office/word/2010/wordprocessingDrawing" xmlns:wp="http://schemas.openxmlformats.org/drawingml/2006/wordprocessingDrawing" xmlns:w10="urn:schemas-microsoft-com:office:word" xmlns:w="http://schemas.openxmlformats.org/wordprocessingml/2006/main" xmlns:w14="http://schemas.microsoft.com/office/word/2010/wordml" xmlns:w15="http://schemas.microsoft.com/office/word/2012/wordml" xmlns:w16cex="http://schemas.microsoft.com/office/word/2018/wordml/cex" xmlns:w16cid="http://schemas.microsoft.com/office/word/2016/wordml/cid" xmlns:w16="http://schemas.microsoft.com/office/word/2018/wordml" xmlns:w16sdtdh="http://schemas.microsoft.com/office/word/2020/wordml/sdtdatahash" xmlns:w16se="http://schemas.microsoft.com/office/word/2015/wordml/symex" xmlns:wpg="http://schemas.microsoft.com/office/word/2010/wordprocessingGroup" xmlns:wpi="http://schemas.microsoft.com/office/word/2010/wordprocessingInk" xmlns:wne="http://schemas.microsoft.com/office/word/2006/wordml" xmlns:wps="http://schemas.microsoft.com/office/word/2010/wordprocessingShape" mc:Ignorable="w14 w15 w16se w16cid w16 w16cex w16sdtdh wp14">
-  <w:comment w:id="16" w:author="Aleksey A. Kalentev" w:date="2026-04-23T14:10:00Z" w:initials="AAK">
-    <w:p>
-      <w:pPr>
-        <w:pStyle w:val="af5"/>
-      </w:pPr>
-      <w:r>
-        <w:rPr>
-          <w:rStyle w:val="af4"/>
-        </w:rPr>
-        <w:annotationRef/>
-      </w:r>
-    </w:p>
-  </w:comment>
-  <w:comment w:id="17" w:author="Aleksey A. Kalentev" w:date="2026-04-23T14:09:00Z" w:initials="AAK">
-    <w:p>
-      <w:pPr>
-        <w:pStyle w:val="af5"/>
-      </w:pPr>
-      <w:r>
-        <w:rPr>
-          <w:rStyle w:val="af4"/>
-        </w:rPr>
-        <w:annotationRef/>
-      </w:r>
-    </w:p>
-  </w:comment>
-</w:comments>
-</file>
-
-<file path=word/commentsExtended.xml><?xml version="1.0" encoding="utf-8"?>
-<w15:commentsEx xmlns:wpc="http://schemas.microsoft.com/office/word/2010/wordprocessingCanvas" xmlns:cx="http://schemas.microsoft.com/office/drawing/2014/chartex" xmlns:cx1="http://schemas.microsoft.com/office/drawing/2015/9/8/chartex" xmlns:cx2="http://schemas.microsoft.com/office/drawing/2015/10/21/chartex" xmlns:cx3="http://schemas.microsoft.com/office/drawing/2016/5/9/chartex" xmlns:cx4="http://schemas.microsoft.com/office/drawing/2016/5/10/chartex" xmlns:cx5="http://schemas.microsoft.com/office/drawing/2016/5/11/chartex" xmlns:cx6="http://schemas.microsoft.com/office/drawing/2016/5/12/chartex" xmlns:cx7="http://schemas.microsoft.com/office/drawing/2016/5/13/chartex" xmlns:cx8="http://schemas.microsoft.com/office/drawing/2016/5/14/chartex" xmlns:mc="http://schemas.openxmlformats.org/markup-compatibility/2006" xmlns:aink="http://schemas.microsoft.com/office/drawing/2016/ink" xmlns:am3d="http://schemas.microsoft.com/office/drawing/2017/model3d" xmlns:o="urn:schemas-microsoft-com:office:office" xmlns:r="http://schemas.openxmlformats.org/officeDocument/2006/relationships" xmlns:m="http://schemas.openxmlformats.org/officeDocument/2006/math" xmlns:v="urn:schemas-microsoft-com:vml" xmlns:wp14="http://schemas.microsoft.com/office/word/2010/wordprocessingDrawing" xmlns:wp="http://schemas.openxmlformats.org/drawingml/2006/wordprocessingDrawing" xmlns:w10="urn:schemas-microsoft-com:office:word" xmlns:w="http://schemas.openxmlformats.org/wordprocessingml/2006/main" xmlns:w14="http://schemas.microsoft.com/office/word/2010/wordml" xmlns:w15="http://schemas.microsoft.com/office/word/2012/wordml" xmlns:w16cex="http://schemas.microsoft.com/office/word/2018/wordml/cex" xmlns:w16cid="http://schemas.microsoft.com/office/word/2016/wordml/cid" xmlns:w16="http://schemas.microsoft.com/office/word/2018/wordml" xmlns:w16sdtdh="http://schemas.microsoft.com/office/word/2020/wordml/sdtdatahash" xmlns:w16se="http://schemas.microsoft.com/office/word/2015/wordml/symex" xmlns:wpg="http://schemas.microsoft.com/office/word/2010/wordprocessingGroup" xmlns:wpi="http://schemas.microsoft.com/office/word/2010/wordprocessingInk" xmlns:wne="http://schemas.microsoft.com/office/word/2006/wordml" xmlns:wps="http://schemas.microsoft.com/office/word/2010/wordprocessingShape" mc:Ignorable="w14 w15 w16se w16cid w16 w16cex w16sdtdh wp14">
-  <w15:commentEx w15:paraId="1913E759" w15:done="0"/>
-  <w15:commentEx w15:paraId="02091B7D" w15:done="0"/>
-</w15:commentsEx>
-</file>
-
-<file path=word/commentsExtensible.xml><?xml version="1.0" encoding="utf-8"?>
-<w16cex:commentsExtensible xmlns:wpc="http://schemas.microsoft.com/office/word/2010/wordprocessingCanvas" xmlns:cx="http://schemas.microsoft.com/office/drawing/2014/chartex" xmlns:cx1="http://schemas.microsoft.com/office/drawing/2015/9/8/chartex" xmlns:cx2="http://schemas.microsoft.com/office/drawing/2015/10/21/chartex" xmlns:cx3="http://schemas.microsoft.com/office/drawing/2016/5/9/chartex" xmlns:cx4="http://schemas.microsoft.com/office/drawing/2016/5/10/chartex" xmlns:cx5="http://schemas.microsoft.com/office/drawing/2016/5/11/chartex" xmlns:cx6="http://schemas.microsoft.com/office/drawing/2016/5/12/chartex" xmlns:cx7="http://schemas.microsoft.com/office/drawing/2016/5/13/chartex" xmlns:cx8="http://schemas.microsoft.com/office/drawing/2016/5/14/chartex" xmlns:mc="http://schemas.openxmlformats.org/markup-compatibility/2006" xmlns:aink="http://schemas.microsoft.com/office/drawing/2016/ink" xmlns:am3d="http://schemas.microsoft.com/office/drawing/2017/model3d" xmlns:o="urn:schemas-microsoft-com:office:office" xmlns:r="http://schemas.openxmlformats.org/officeDocument/2006/relationships" xmlns:m="http://schemas.openxmlformats.org/officeDocument/2006/math" xmlns:v="urn:schemas-microsoft-com:vml" xmlns:wp14="http://schemas.microsoft.com/office/word/2010/wordprocessingDrawing" xmlns:wp="http://schemas.openxmlformats.org/drawingml/2006/wordprocessingDrawing" xmlns:w10="urn:schemas-microsoft-com:office:word" xmlns:w="http://schemas.openxmlformats.org/wordprocessingml/2006/main" xmlns:w14="http://schemas.microsoft.com/office/word/2010/wordml" xmlns:w15="http://schemas.microsoft.com/office/word/2012/wordml" xmlns:w16cex="http://schemas.microsoft.com/office/word/2018/wordml/cex" xmlns:w16cid="http://schemas.microsoft.com/office/word/2016/wordml/cid" xmlns:w16="http://schemas.microsoft.com/office/word/2018/wordml" xmlns:w16sdtdh="http://schemas.microsoft.com/office/word/2020/wordml/sdtdatahash" xmlns:w16se="http://schemas.microsoft.com/office/word/2015/wordml/symex" xmlns:wpg="http://schemas.microsoft.com/office/word/2010/wordprocessingGroup" xmlns:wpi="http://schemas.microsoft.com/office/word/2010/wordprocessingInk" xmlns:wne="http://schemas.microsoft.com/office/word/2006/wordml" xmlns:wps="http://schemas.microsoft.com/office/word/2010/wordprocessingShape" mc:Ignorable="w14 w15 w16se w16cid w16 w16cex w16sdtdh wp14">
-  <w16cex:commentExtensible w16cex:durableId="2D94A6BE" w16cex:dateUtc="2026-04-23T07:10:00Z"/>
-  <w16cex:commentExtensible w16cex:durableId="2D94A69F" w16cex:dateUtc="2026-04-23T07:09:00Z"/>
-</w16cex:commentsExtensible>
-</file>
-
-<file path=word/commentsIds.xml><?xml version="1.0" encoding="utf-8"?>
-<w16cid:commentsIds xmlns:wpc="http://schemas.microsoft.com/office/word/2010/wordprocessingCanvas" xmlns:cx="http://schemas.microsoft.com/office/drawing/2014/chartex" xmlns:cx1="http://schemas.microsoft.com/office/drawing/2015/9/8/chartex" xmlns:cx2="http://schemas.microsoft.com/office/drawing/2015/10/21/chartex" xmlns:cx3="http://schemas.microsoft.com/office/drawing/2016/5/9/chartex" xmlns:cx4="http://schemas.microsoft.com/office/drawing/2016/5/10/chartex" xmlns:cx5="http://schemas.microsoft.com/office/drawing/2016/5/11/chartex" xmlns:cx6="http://schemas.microsoft.com/office/drawing/2016/5/12/chartex" xmlns:cx7="http://schemas.microsoft.com/office/drawing/2016/5/13/chartex" xmlns:cx8="http://schemas.microsoft.com/office/drawing/2016/5/14/chartex" xmlns:mc="http://schemas.openxmlformats.org/markup-compatibility/2006" xmlns:aink="http://schemas.microsoft.com/office/drawing/2016/ink" xmlns:am3d="http://schemas.microsoft.com/office/drawing/2017/model3d" xmlns:o="urn:schemas-microsoft-com:office:office" xmlns:r="http://schemas.openxmlformats.org/officeDocument/2006/relationships" xmlns:m="http://schemas.openxmlformats.org/officeDocument/2006/math" xmlns:v="urn:schemas-microsoft-com:vml" xmlns:wp14="http://schemas.microsoft.com/office/word/2010/wordprocessingDrawing" xmlns:wp="http://schemas.openxmlformats.org/drawingml/2006/wordprocessingDrawing" xmlns:w10="urn:schemas-microsoft-com:office:word" xmlns:w="http://schemas.openxmlformats.org/wordprocessingml/2006/main" xmlns:w14="http://schemas.microsoft.com/office/word/2010/wordml" xmlns:w15="http://schemas.microsoft.com/office/word/2012/wordml" xmlns:w16cex="http://schemas.microsoft.com/office/word/2018/wordml/cex" xmlns:w16cid="http://schemas.microsoft.com/office/word/2016/wordml/cid" xmlns:w16="http://schemas.microsoft.com/office/word/2018/wordml" xmlns:w16sdtdh="http://schemas.microsoft.com/office/word/2020/wordml/sdtdatahash" xmlns:w16se="http://schemas.microsoft.com/office/word/2015/wordml/symex" xmlns:wpg="http://schemas.microsoft.com/office/word/2010/wordprocessingGroup" xmlns:wpi="http://schemas.microsoft.com/office/word/2010/wordprocessingInk" xmlns:wne="http://schemas.microsoft.com/office/word/2006/wordml" xmlns:wps="http://schemas.microsoft.com/office/word/2010/wordprocessingShape" mc:Ignorable="w14 w15 w16se w16cid w16 w16cex w16sdtdh wp14">
-  <w16cid:commentId w16cid:paraId="1913E759" w16cid:durableId="2D94A6BE"/>
-  <w16cid:commentId w16cid:paraId="02091B7D" w16cid:durableId="2D94A69F"/>
-</w16cid:commentsIds>
 </file>
 
 <file path=word/endnotes.xml><?xml version="1.0" encoding="utf-8"?>
@@ -14671,14 +16645,6 @@
     <w:abstractNumId w:val="3"/>
   </w:num>
 </w:numbering>
-</file>
-
-<file path=word/people.xml><?xml version="1.0" encoding="utf-8"?>
-<w15:people xmlns:wpc="http://schemas.microsoft.com/office/word/2010/wordprocessingCanvas" xmlns:cx="http://schemas.microsoft.com/office/drawing/2014/chartex" xmlns:cx1="http://schemas.microsoft.com/office/drawing/2015/9/8/chartex" xmlns:cx2="http://schemas.microsoft.com/office/drawing/2015/10/21/chartex" xmlns:cx3="http://schemas.microsoft.com/office/drawing/2016/5/9/chartex" xmlns:cx4="http://schemas.microsoft.com/office/drawing/2016/5/10/chartex" xmlns:cx5="http://schemas.microsoft.com/office/drawing/2016/5/11/chartex" xmlns:cx6="http://schemas.microsoft.com/office/drawing/2016/5/12/chartex" xmlns:cx7="http://schemas.microsoft.com/office/drawing/2016/5/13/chartex" xmlns:cx8="http://schemas.microsoft.com/office/drawing/2016/5/14/chartex" xmlns:mc="http://schemas.openxmlformats.org/markup-compatibility/2006" xmlns:aink="http://schemas.microsoft.com/office/drawing/2016/ink" xmlns:am3d="http://schemas.microsoft.com/office/drawing/2017/model3d" xmlns:o="urn:schemas-microsoft-com:office:office" xmlns:r="http://schemas.openxmlformats.org/officeDocument/2006/relationships" xmlns:m="http://schemas.openxmlformats.org/officeDocument/2006/math" xmlns:v="urn:schemas-microsoft-com:vml" xmlns:wp14="http://schemas.microsoft.com/office/word/2010/wordprocessingDrawing" xmlns:wp="http://schemas.openxmlformats.org/drawingml/2006/wordprocessingDrawing" xmlns:w10="urn:schemas-microsoft-com:office:word" xmlns:w="http://schemas.openxmlformats.org/wordprocessingml/2006/main" xmlns:w14="http://schemas.microsoft.com/office/word/2010/wordml" xmlns:w15="http://schemas.microsoft.com/office/word/2012/wordml" xmlns:w16cex="http://schemas.microsoft.com/office/word/2018/wordml/cex" xmlns:w16cid="http://schemas.microsoft.com/office/word/2016/wordml/cid" xmlns:w16="http://schemas.microsoft.com/office/word/2018/wordml" xmlns:w16sdtdh="http://schemas.microsoft.com/office/word/2020/wordml/sdtdatahash" xmlns:w16se="http://schemas.microsoft.com/office/word/2015/wordml/symex" xmlns:wpg="http://schemas.microsoft.com/office/word/2010/wordprocessingGroup" xmlns:wpi="http://schemas.microsoft.com/office/word/2010/wordprocessingInk" xmlns:wne="http://schemas.microsoft.com/office/word/2006/wordml" xmlns:wps="http://schemas.microsoft.com/office/word/2010/wordprocessingShape" mc:Ignorable="w14 w15 w16se w16cid w16 w16cex w16sdtdh wp14">
-  <w15:person w15:author="Aleksey A. Kalentev">
-    <w15:presenceInfo w15:providerId="AD" w15:userId="S-1-5-21-507921405-1993962763-1957994488-151096"/>
-  </w15:person>
-</w15:people>
 </file>
 
 <file path=word/styles.xml><?xml version="1.0" encoding="utf-8"?>
@@ -15079,7 +17045,7 @@
   <w:style w:type="paragraph" w:default="1" w:styleId="a">
     <w:name w:val="Normal"/>
     <w:qFormat/>
-    <w:rsid w:val="00F10AD3"/>
+    <w:rsid w:val="00525B7E"/>
   </w:style>
   <w:style w:type="paragraph" w:styleId="1">
     <w:name w:val="heading 1"/>
@@ -15582,74 +17548,6 @@
       <w:lang w:eastAsia="ru-RU"/>
     </w:rPr>
   </w:style>
-  <w:style w:type="character" w:styleId="af4">
-    <w:name w:val="annotation reference"/>
-    <w:basedOn w:val="a0"/>
-    <w:uiPriority w:val="99"/>
-    <w:semiHidden/>
-    <w:unhideWhenUsed/>
-    <w:rsid w:val="00A322E4"/>
-    <w:rPr>
-      <w:sz w:val="16"/>
-      <w:szCs w:val="16"/>
-    </w:rPr>
-  </w:style>
-  <w:style w:type="paragraph" w:styleId="af5">
-    <w:name w:val="annotation text"/>
-    <w:basedOn w:val="a"/>
-    <w:link w:val="af6"/>
-    <w:uiPriority w:val="99"/>
-    <w:semiHidden/>
-    <w:unhideWhenUsed/>
-    <w:rsid w:val="00A322E4"/>
-    <w:pPr>
-      <w:spacing w:line="240" w:lineRule="auto"/>
-    </w:pPr>
-    <w:rPr>
-      <w:sz w:val="20"/>
-      <w:szCs w:val="20"/>
-    </w:rPr>
-  </w:style>
-  <w:style w:type="character" w:customStyle="1" w:styleId="af6">
-    <w:name w:val="Текст примечания Знак"/>
-    <w:basedOn w:val="a0"/>
-    <w:link w:val="af5"/>
-    <w:uiPriority w:val="99"/>
-    <w:semiHidden/>
-    <w:rsid w:val="00A322E4"/>
-    <w:rPr>
-      <w:sz w:val="20"/>
-      <w:szCs w:val="20"/>
-    </w:rPr>
-  </w:style>
-  <w:style w:type="paragraph" w:styleId="af7">
-    <w:name w:val="annotation subject"/>
-    <w:basedOn w:val="af5"/>
-    <w:next w:val="af5"/>
-    <w:link w:val="af8"/>
-    <w:uiPriority w:val="99"/>
-    <w:semiHidden/>
-    <w:unhideWhenUsed/>
-    <w:rsid w:val="00A322E4"/>
-    <w:rPr>
-      <w:b/>
-      <w:bCs/>
-    </w:rPr>
-  </w:style>
-  <w:style w:type="character" w:customStyle="1" w:styleId="af8">
-    <w:name w:val="Тема примечания Знак"/>
-    <w:basedOn w:val="af6"/>
-    <w:link w:val="af7"/>
-    <w:uiPriority w:val="99"/>
-    <w:semiHidden/>
-    <w:rsid w:val="00A322E4"/>
-    <w:rPr>
-      <w:b/>
-      <w:bCs/>
-      <w:sz w:val="20"/>
-      <w:szCs w:val="20"/>
-    </w:rPr>
-  </w:style>
 </w:styles>
 </file>
 

--- a/LB5/ООП_ЛБ5_Данилов.docx
+++ b/LB5/ООП_ЛБ5_Данилов.docx
@@ -7680,9 +7680,9 @@
           <w:noProof/>
         </w:rPr>
         <w:drawing>
-          <wp:inline distT="0" distB="0" distL="0" distR="0" wp14:anchorId="37FAD253" wp14:editId="09DECAA3">
-            <wp:extent cx="4975225" cy="2997899"/>
-            <wp:effectExtent l="0" t="0" r="0" b="0"/>
+          <wp:inline distT="0" distB="0" distL="0" distR="0" wp14:anchorId="37FAD253" wp14:editId="49BDD591">
+            <wp:extent cx="4706635" cy="2836056"/>
+            <wp:effectExtent l="0" t="0" r="0" b="2540"/>
             <wp:docPr id="11" name="Рисунок 11"/>
             <wp:cNvGraphicFramePr>
               <a:graphicFrameLocks xmlns:a="http://schemas.openxmlformats.org/drawingml/2006/main" noChangeAspect="1"/>
@@ -7703,7 +7703,7 @@
                   <pic:spPr>
                     <a:xfrm>
                       <a:off x="0" y="0"/>
-                      <a:ext cx="4978903" cy="3000115"/>
+                      <a:ext cx="4718206" cy="2843028"/>
                     </a:xfrm>
                     <a:prstGeom prst="rect">
                       <a:avLst/>
@@ -7721,11 +7721,7 @@
         <w:pStyle w:val="a6"/>
       </w:pPr>
       <w:r>
-        <w:t xml:space="preserve">Рисунок 10 – Результат нажатия на кнопку «Удалить» при удалении двух </w:t>
-      </w:r>
-      <w:r>
-        <w:lastRenderedPageBreak/>
-        <w:t>объектов</w:t>
+        <w:t>Рисунок 10 – Результат нажатия на кнопку «Удалить» при удалении двух объектов</w:t>
       </w:r>
     </w:p>
     <w:p>
@@ -7747,6 +7743,7 @@
           <w:sz w:val="28"/>
           <w:szCs w:val="28"/>
         </w:rPr>
+        <w:lastRenderedPageBreak/>
         <w:t xml:space="preserve">В случае, если не будет выбрана </w:t>
       </w:r>
       <w:r>
@@ -8036,11 +8033,10 @@
         <w:rPr>
           <w:noProof/>
         </w:rPr>
-        <w:lastRenderedPageBreak/>
         <w:drawing>
-          <wp:inline distT="0" distB="0" distL="0" distR="0" wp14:anchorId="43473332" wp14:editId="23C8B88E">
-            <wp:extent cx="5884836" cy="2599267"/>
-            <wp:effectExtent l="0" t="0" r="1905" b="0"/>
+          <wp:inline distT="0" distB="0" distL="0" distR="0" wp14:anchorId="43473332" wp14:editId="7978F556">
+            <wp:extent cx="5581767" cy="2465405"/>
+            <wp:effectExtent l="0" t="0" r="0" b="0"/>
             <wp:docPr id="13" name="Рисунок 13"/>
             <wp:cNvGraphicFramePr>
               <a:graphicFrameLocks xmlns:a="http://schemas.openxmlformats.org/drawingml/2006/main" noChangeAspect="1"/>
@@ -8061,7 +8057,7 @@
                   <pic:spPr>
                     <a:xfrm>
                       <a:off x="0" y="0"/>
-                      <a:ext cx="5886043" cy="2599800"/>
+                      <a:ext cx="5589511" cy="2468825"/>
                     </a:xfrm>
                     <a:prstGeom prst="rect">
                       <a:avLst/>
@@ -8108,6 +8104,7 @@
           <w:bCs/>
           <w:noProof/>
         </w:rPr>
+        <w:lastRenderedPageBreak/>
         <w:drawing>
           <wp:inline distT="0" distB="0" distL="0" distR="0" wp14:anchorId="6D49343F" wp14:editId="7E66DA5D">
             <wp:extent cx="5940425" cy="2531745"/>
@@ -8183,7 +8180,6 @@
         <w:rPr>
           <w:noProof/>
         </w:rPr>
-        <w:lastRenderedPageBreak/>
         <w:drawing>
           <wp:inline distT="0" distB="0" distL="0" distR="0" wp14:anchorId="06B450BF" wp14:editId="6A921F53">
             <wp:extent cx="5466291" cy="2447706"/>
@@ -8237,6 +8233,7 @@
         <w:rPr>
           <w:noProof/>
         </w:rPr>
+        <w:lastRenderedPageBreak/>
         <w:drawing>
           <wp:inline distT="0" distB="0" distL="0" distR="0" wp14:anchorId="2A93720B" wp14:editId="127947CE">
             <wp:extent cx="5940425" cy="2863850"/>
@@ -8307,7 +8304,6 @@
         <w:rPr>
           <w:noProof/>
         </w:rPr>
-        <w:lastRenderedPageBreak/>
         <w:drawing>
           <wp:inline distT="0" distB="0" distL="0" distR="0" wp14:anchorId="2E72B01C" wp14:editId="55423EE3">
             <wp:extent cx="5390092" cy="2420500"/>
@@ -8369,6 +8365,7 @@
         <w:rPr>
           <w:noProof/>
         </w:rPr>
+        <w:lastRenderedPageBreak/>
         <w:drawing>
           <wp:inline distT="0" distB="0" distL="0" distR="0" wp14:anchorId="215E7A65" wp14:editId="0BB939AE">
             <wp:extent cx="5940425" cy="2587625"/>
@@ -8442,7 +8439,6 @@
         <w:rPr>
           <w:noProof/>
         </w:rPr>
-        <w:lastRenderedPageBreak/>
         <w:drawing>
           <wp:inline distT="0" distB="0" distL="0" distR="0" wp14:anchorId="4F0041C2" wp14:editId="411D8F5D">
             <wp:extent cx="5940425" cy="2691765"/>
@@ -8552,6 +8548,7 @@
         <w:rPr>
           <w:noProof/>
         </w:rPr>
+        <w:lastRenderedPageBreak/>
         <w:drawing>
           <wp:inline distT="0" distB="0" distL="0" distR="0" wp14:anchorId="0545D693" wp14:editId="0C3EFD3C">
             <wp:extent cx="5940425" cy="2892425"/>
@@ -8613,11 +8610,10 @@
         <w:rPr>
           <w:noProof/>
         </w:rPr>
-        <w:lastRenderedPageBreak/>
         <w:drawing>
-          <wp:inline distT="0" distB="0" distL="0" distR="0" wp14:anchorId="6B7ADC19" wp14:editId="4C81ACE5">
-            <wp:extent cx="5421737" cy="5130800"/>
-            <wp:effectExtent l="0" t="0" r="7620" b="0"/>
+          <wp:inline distT="0" distB="0" distL="0" distR="0" wp14:anchorId="6B7ADC19" wp14:editId="250E44C4">
+            <wp:extent cx="5189080" cy="4910628"/>
+            <wp:effectExtent l="0" t="0" r="0" b="4445"/>
             <wp:docPr id="22" name="Рисунок 22"/>
             <wp:cNvGraphicFramePr>
               <a:graphicFrameLocks xmlns:a="http://schemas.openxmlformats.org/drawingml/2006/main" noChangeAspect="1"/>
@@ -8638,7 +8634,7 @@
                   <pic:spPr>
                     <a:xfrm>
                       <a:off x="0" y="0"/>
-                      <a:ext cx="5429147" cy="5137813"/>
+                      <a:ext cx="5198698" cy="4919730"/>
                     </a:xfrm>
                     <a:prstGeom prst="rect">
                       <a:avLst/>
@@ -8664,6 +8660,7 @@
         <w:pStyle w:val="a3"/>
       </w:pPr>
       <w:r>
+        <w:lastRenderedPageBreak/>
         <w:t>При попытке сохранить пустой файл всплывает предупреждение «Список пуст» (рисунок 21).</w:t>
       </w:r>
     </w:p>
@@ -8675,7 +8672,6 @@
         <w:rPr>
           <w:noProof/>
         </w:rPr>
-        <w:lastRenderedPageBreak/>
         <w:drawing>
           <wp:inline distT="0" distB="0" distL="0" distR="0" wp14:anchorId="061EAE49" wp14:editId="679360D1">
             <wp:extent cx="4937125" cy="2982330"/>
@@ -10714,9 +10710,18 @@
           <w:rFonts w:ascii="Times New Roman" w:hAnsi="Times New Roman"/>
           <w:sz w:val="24"/>
           <w:szCs w:val="20"/>
-          <w:lang w:val="en-US"/>
-        </w:rPr>
-      </w:pPr>
+        </w:rPr>
+      </w:pPr>
+      <w:r>
+        <w:rPr>
+          <w:rFonts w:ascii="Times New Roman" w:hAnsi="Times New Roman"/>
+          <w:b/>
+          <w:bCs/>
+          <w:sz w:val="24"/>
+          <w:szCs w:val="20"/>
+        </w:rPr>
+        <w:t>&lt;</w:t>
+      </w:r>
       <w:r>
         <w:rPr>
           <w:rFonts w:ascii="Times New Roman" w:hAnsi="Times New Roman"/>
@@ -10726,7 +10731,7 @@
           <w:szCs w:val="20"/>
           <w:lang w:val="en-US"/>
         </w:rPr>
-        <w:t>&lt;ArrayOfTransportBase</w:t>
+        <w:t>ArrayOfTransportBase</w:t>
       </w:r>
       <w:r>
         <w:rPr>
@@ -10735,7 +10740,6 @@
           <w:bCs/>
           <w:sz w:val="24"/>
           <w:szCs w:val="20"/>
-          <w:lang w:val="en-US"/>
         </w:rPr>
         <w:t>&gt;</w:t>
       </w:r>
@@ -10744,7 +10748,6 @@
           <w:rFonts w:ascii="Times New Roman" w:hAnsi="Times New Roman"/>
           <w:sz w:val="24"/>
           <w:szCs w:val="20"/>
-          <w:lang w:val="en-US"/>
         </w:rPr>
         <w:t>&lt;!-- Корневой элемент --&gt;</w:t>
       </w:r>
@@ -10761,9 +10764,18 @@
           <w:bCs/>
           <w:sz w:val="24"/>
           <w:szCs w:val="20"/>
-          <w:lang w:val="en-US"/>
-        </w:rPr>
-      </w:pPr>
+        </w:rPr>
+      </w:pPr>
+      <w:r>
+        <w:rPr>
+          <w:rFonts w:ascii="Times New Roman" w:hAnsi="Times New Roman"/>
+          <w:b/>
+          <w:bCs/>
+          <w:sz w:val="24"/>
+          <w:szCs w:val="20"/>
+        </w:rPr>
+        <w:t xml:space="preserve">  &lt;</w:t>
+      </w:r>
       <w:r>
         <w:rPr>
           <w:rFonts w:ascii="Times New Roman" w:hAnsi="Times New Roman"/>
@@ -10773,7 +10785,17 @@
           <w:szCs w:val="20"/>
           <w:lang w:val="en-US"/>
         </w:rPr>
-        <w:t xml:space="preserve">  &lt;TransportBase&gt;</w:t>
+        <w:t>TransportBase</w:t>
+      </w:r>
+      <w:r>
+        <w:rPr>
+          <w:rFonts w:ascii="Times New Roman" w:hAnsi="Times New Roman"/>
+          <w:b/>
+          <w:bCs/>
+          <w:sz w:val="24"/>
+          <w:szCs w:val="20"/>
+        </w:rPr>
+        <w:t>&gt;</w:t>
       </w:r>
     </w:p>
     <w:p>
@@ -10786,9 +10808,18 @@
           <w:rFonts w:ascii="Times New Roman" w:hAnsi="Times New Roman"/>
           <w:sz w:val="24"/>
           <w:szCs w:val="20"/>
-          <w:lang w:val="en-US"/>
-        </w:rPr>
-      </w:pPr>
+        </w:rPr>
+      </w:pPr>
+      <w:r>
+        <w:rPr>
+          <w:rFonts w:ascii="Times New Roman" w:hAnsi="Times New Roman"/>
+          <w:b/>
+          <w:bCs/>
+          <w:sz w:val="24"/>
+          <w:szCs w:val="20"/>
+        </w:rPr>
+        <w:t xml:space="preserve">    &lt;</w:t>
+      </w:r>
       <w:r>
         <w:rPr>
           <w:rFonts w:ascii="Times New Roman" w:hAnsi="Times New Roman"/>
@@ -10798,13 +10829,22 @@
           <w:szCs w:val="20"/>
           <w:lang w:val="en-US"/>
         </w:rPr>
-        <w:t xml:space="preserve">    &lt;Weight&gt;</w:t>
+        <w:t>Weight</w:t>
+      </w:r>
+      <w:r>
+        <w:rPr>
+          <w:rFonts w:ascii="Times New Roman" w:hAnsi="Times New Roman"/>
+          <w:b/>
+          <w:bCs/>
+          <w:sz w:val="24"/>
+          <w:szCs w:val="20"/>
+        </w:rPr>
+        <w:t>&gt;</w:t>
       </w:r>
       <w:bookmarkStart w:id="16" w:name="_Hlk169392073"/>
       <w:r>
         <w:rPr>
           <w:rFonts w:ascii="Times New Roman" w:hAnsi="Times New Roman"/>
-          <w:lang w:val="en-US"/>
         </w:rPr>
         <w:t xml:space="preserve">&lt;!-- </w:t>
       </w:r>
@@ -10817,11 +10857,20 @@
       <w:r>
         <w:rPr>
           <w:rFonts w:ascii="Times New Roman" w:hAnsi="Times New Roman"/>
-          <w:lang w:val="en-US"/>
         </w:rPr>
         <w:t>--&gt;</w:t>
       </w:r>
       <w:bookmarkEnd w:id="16"/>
+      <w:r>
+        <w:rPr>
+          <w:rFonts w:ascii="Times New Roman" w:hAnsi="Times New Roman"/>
+          <w:b/>
+          <w:bCs/>
+          <w:sz w:val="24"/>
+          <w:szCs w:val="20"/>
+        </w:rPr>
+        <w:t>&lt;/</w:t>
+      </w:r>
       <w:r>
         <w:rPr>
           <w:rFonts w:ascii="Times New Roman" w:hAnsi="Times New Roman"/>
@@ -10831,7 +10880,17 @@
           <w:szCs w:val="20"/>
           <w:lang w:val="en-US"/>
         </w:rPr>
-        <w:t>&lt;/Weight&gt;</w:t>
+        <w:t>Weight</w:t>
+      </w:r>
+      <w:r>
+        <w:rPr>
+          <w:rFonts w:ascii="Times New Roman" w:hAnsi="Times New Roman"/>
+          <w:b/>
+          <w:bCs/>
+          <w:sz w:val="24"/>
+          <w:szCs w:val="20"/>
+        </w:rPr>
+        <w:t>&gt;</w:t>
       </w:r>
     </w:p>
     <w:p>
@@ -11338,29 +11397,41 @@
           <w:szCs w:val="24"/>
           <w:lang w:val="en-US"/>
         </w:rPr>
-        <w:t xml:space="preserve">      &lt;</w:t>
-      </w:r>
-      <w:r>
-        <w:rPr>
-          <w:rFonts w:ascii="Times New Roman" w:hAnsi="Times New Roman"/>
-          <w:b/>
-          <w:bCs/>
+        <w:t xml:space="preserve">      &lt;FuelType &gt;</w:t>
+      </w:r>
+      <w:r>
+        <w:rPr>
+          <w:rFonts w:ascii="Times New Roman" w:hAnsi="Times New Roman"/>
           <w:sz w:val="24"/>
           <w:szCs w:val="24"/>
           <w:lang w:val="en-US"/>
         </w:rPr>
-        <w:t xml:space="preserve">FuelType </w:t>
-      </w:r>
-      <w:r>
-        <w:rPr>
-          <w:rFonts w:ascii="Times New Roman" w:hAnsi="Times New Roman"/>
-          <w:b/>
-          <w:bCs/>
+        <w:t xml:space="preserve">&lt;!-- </w:t>
+      </w:r>
+      <w:r>
+        <w:rPr>
+          <w:rFonts w:ascii="Times New Roman" w:hAnsi="Times New Roman"/>
+          <w:sz w:val="24"/>
+          <w:szCs w:val="24"/>
+        </w:rPr>
+        <w:t>Тип</w:t>
+      </w:r>
+      <w:r>
+        <w:rPr>
+          <w:rFonts w:ascii="Times New Roman" w:hAnsi="Times New Roman"/>
           <w:sz w:val="24"/>
           <w:szCs w:val="24"/>
           <w:lang w:val="en-US"/>
         </w:rPr>
-        <w:t>&gt;</w:t>
+        <w:t xml:space="preserve"> </w:t>
+      </w:r>
+      <w:r>
+        <w:rPr>
+          <w:rFonts w:ascii="Times New Roman" w:hAnsi="Times New Roman"/>
+          <w:sz w:val="24"/>
+          <w:szCs w:val="24"/>
+        </w:rPr>
+        <w:t>топлива</w:t>
       </w:r>
       <w:r>
         <w:rPr>
@@ -11369,74 +11440,18 @@
           <w:szCs w:val="24"/>
           <w:lang w:val="en-US"/>
         </w:rPr>
-        <w:t xml:space="preserve">&lt;!-- </w:t>
-      </w:r>
-      <w:r>
-        <w:rPr>
-          <w:rFonts w:ascii="Times New Roman" w:hAnsi="Times New Roman"/>
-          <w:sz w:val="24"/>
-          <w:szCs w:val="24"/>
-        </w:rPr>
-        <w:t>Тип</w:t>
-      </w:r>
-      <w:r>
-        <w:rPr>
-          <w:rFonts w:ascii="Times New Roman" w:hAnsi="Times New Roman"/>
+        <w:t>--&gt;</w:t>
+      </w:r>
+      <w:r>
+        <w:rPr>
+          <w:rFonts w:ascii="Times New Roman" w:hAnsi="Times New Roman"/>
+          <w:b/>
+          <w:bCs/>
           <w:sz w:val="24"/>
           <w:szCs w:val="24"/>
           <w:lang w:val="en-US"/>
         </w:rPr>
-        <w:t xml:space="preserve"> </w:t>
-      </w:r>
-      <w:r>
-        <w:rPr>
-          <w:rFonts w:ascii="Times New Roman" w:hAnsi="Times New Roman"/>
-          <w:sz w:val="24"/>
-          <w:szCs w:val="24"/>
-        </w:rPr>
-        <w:t>топлива</w:t>
-      </w:r>
-      <w:r>
-        <w:rPr>
-          <w:rFonts w:ascii="Times New Roman" w:hAnsi="Times New Roman"/>
-          <w:sz w:val="24"/>
-          <w:szCs w:val="24"/>
-          <w:lang w:val="en-US"/>
-        </w:rPr>
-        <w:t>--&gt;</w:t>
-      </w:r>
-      <w:r>
-        <w:rPr>
-          <w:rFonts w:ascii="Times New Roman" w:hAnsi="Times New Roman"/>
-          <w:b/>
-          <w:bCs/>
-          <w:sz w:val="24"/>
-          <w:szCs w:val="24"/>
-          <w:lang w:val="en-US"/>
-        </w:rPr>
-        <w:t>&lt;/</w:t>
-      </w:r>
-      <w:r>
-        <w:rPr>
-          <w:rFonts w:ascii="Times New Roman" w:hAnsi="Times New Roman"/>
-          <w:b/>
-          <w:bCs/>
-          <w:sz w:val="24"/>
-          <w:szCs w:val="24"/>
-          <w:lang w:val="en-US"/>
-        </w:rPr>
-        <w:t xml:space="preserve"> </w:t>
-      </w:r>
-      <w:r>
-        <w:rPr>
-          <w:rFonts w:ascii="Times New Roman" w:hAnsi="Times New Roman"/>
-          <w:b/>
-          <w:bCs/>
-          <w:sz w:val="24"/>
-          <w:szCs w:val="24"/>
-          <w:lang w:val="en-US"/>
-        </w:rPr>
-        <w:t>FuelType&gt;</w:t>
+        <w:t>&lt;/ FuelType&gt;</w:t>
       </w:r>
     </w:p>
     <w:p>
@@ -11584,7 +11599,6 @@
           <w:bCs/>
           <w:sz w:val="24"/>
           <w:szCs w:val="20"/>
-          <w:lang w:val="en-US"/>
         </w:rPr>
       </w:pPr>
       <w:r>
@@ -11614,9 +11628,18 @@
       <w:r>
         <w:rPr>
           <w:rFonts w:ascii="Times New Roman" w:hAnsi="Times New Roman"/>
-          <w:lang w:val="en-US"/>
         </w:rPr>
         <w:t>--&gt;</w:t>
+      </w:r>
+      <w:r>
+        <w:rPr>
+          <w:rFonts w:ascii="Times New Roman" w:hAnsi="Times New Roman"/>
+          <w:b/>
+          <w:bCs/>
+          <w:sz w:val="24"/>
+          <w:szCs w:val="20"/>
+        </w:rPr>
+        <w:t>&lt;/</w:t>
       </w:r>
       <w:r>
         <w:rPr>
@@ -11627,7 +11650,17 @@
           <w:szCs w:val="20"/>
           <w:lang w:val="en-US"/>
         </w:rPr>
-        <w:t>&lt;/Weight&gt;</w:t>
+        <w:t>Weight</w:t>
+      </w:r>
+      <w:r>
+        <w:rPr>
+          <w:rFonts w:ascii="Times New Roman" w:hAnsi="Times New Roman"/>
+          <w:b/>
+          <w:bCs/>
+          <w:sz w:val="24"/>
+          <w:szCs w:val="20"/>
+        </w:rPr>
+        <w:t>&gt;</w:t>
       </w:r>
     </w:p>
     <w:p>
@@ -11642,9 +11675,18 @@
           <w:bCs/>
           <w:sz w:val="24"/>
           <w:szCs w:val="20"/>
-          <w:lang w:val="en-US"/>
-        </w:rPr>
-      </w:pPr>
+        </w:rPr>
+      </w:pPr>
+      <w:r>
+        <w:rPr>
+          <w:rFonts w:ascii="Times New Roman" w:hAnsi="Times New Roman"/>
+          <w:b/>
+          <w:bCs/>
+          <w:sz w:val="24"/>
+          <w:szCs w:val="20"/>
+        </w:rPr>
+        <w:t xml:space="preserve">    &lt;</w:t>
+      </w:r>
       <w:r>
         <w:rPr>
           <w:rFonts w:ascii="Times New Roman" w:hAnsi="Times New Roman"/>
@@ -11654,25 +11696,33 @@
           <w:szCs w:val="20"/>
           <w:lang w:val="en-US"/>
         </w:rPr>
-        <w:t xml:space="preserve">    &lt;Motor&gt;</w:t>
+        <w:t>Motor</w:t>
+      </w:r>
+      <w:r>
+        <w:rPr>
+          <w:rFonts w:ascii="Times New Roman" w:hAnsi="Times New Roman"/>
+          <w:b/>
+          <w:bCs/>
+          <w:sz w:val="24"/>
+          <w:szCs w:val="20"/>
+        </w:rPr>
+        <w:t>&gt;</w:t>
       </w:r>
       <w:r>
         <w:rPr>
           <w:rFonts w:ascii="Times New Roman" w:hAnsi="Times New Roman"/>
           <w:sz w:val="24"/>
           <w:szCs w:val="24"/>
-          <w:lang w:val="en-US"/>
-        </w:rPr>
-        <w:t>&lt;!</w:t>
+        </w:rPr>
+        <w:t>&lt;!—</w:t>
       </w:r>
       <w:r>
         <w:rPr>
           <w:rFonts w:ascii="Times New Roman" w:hAnsi="Times New Roman"/>
           <w:sz w:val="24"/>
           <w:szCs w:val="24"/>
-          <w:lang w:val="en-US"/>
-        </w:rPr>
-        <w:t>—</w:t>
+        </w:rPr>
+        <w:t>Основной д</w:t>
       </w:r>
       <w:r>
         <w:rPr>
@@ -11680,22 +11730,13 @@
           <w:sz w:val="24"/>
           <w:szCs w:val="24"/>
         </w:rPr>
-        <w:t>Основной д</w:t>
+        <w:t>вигатель</w:t>
       </w:r>
       <w:r>
         <w:rPr>
           <w:rFonts w:ascii="Times New Roman" w:hAnsi="Times New Roman"/>
           <w:sz w:val="24"/>
           <w:szCs w:val="24"/>
-        </w:rPr>
-        <w:t>вигатель</w:t>
-      </w:r>
-      <w:r>
-        <w:rPr>
-          <w:rFonts w:ascii="Times New Roman" w:hAnsi="Times New Roman"/>
-          <w:sz w:val="24"/>
-          <w:szCs w:val="24"/>
-          <w:lang w:val="en-US"/>
         </w:rPr>
         <w:t>--&gt;</w:t>
       </w:r>
@@ -11712,9 +11753,18 @@
           <w:bCs/>
           <w:sz w:val="24"/>
           <w:szCs w:val="20"/>
-          <w:lang w:val="en-US"/>
-        </w:rPr>
-      </w:pPr>
+        </w:rPr>
+      </w:pPr>
+      <w:r>
+        <w:rPr>
+          <w:rFonts w:ascii="Times New Roman" w:hAnsi="Times New Roman"/>
+          <w:b/>
+          <w:bCs/>
+          <w:sz w:val="24"/>
+          <w:szCs w:val="20"/>
+        </w:rPr>
+        <w:t xml:space="preserve">      &lt;</w:t>
+      </w:r>
       <w:r>
         <w:rPr>
           <w:rFonts w:ascii="Times New Roman" w:hAnsi="Times New Roman"/>
@@ -11724,14 +11774,23 @@
           <w:szCs w:val="20"/>
           <w:lang w:val="en-US"/>
         </w:rPr>
-        <w:t xml:space="preserve">      &lt;Power&gt;</w:t>
+        <w:t>Power</w:t>
+      </w:r>
+      <w:r>
+        <w:rPr>
+          <w:rFonts w:ascii="Times New Roman" w:hAnsi="Times New Roman"/>
+          <w:b/>
+          <w:bCs/>
+          <w:sz w:val="24"/>
+          <w:szCs w:val="20"/>
+        </w:rPr>
+        <w:t>&gt;</w:t>
       </w:r>
       <w:r>
         <w:rPr>
           <w:rFonts w:ascii="Times New Roman" w:hAnsi="Times New Roman"/>
           <w:sz w:val="24"/>
           <w:szCs w:val="24"/>
-          <w:lang w:val="en-US"/>
         </w:rPr>
         <w:t xml:space="preserve">&lt;!-- </w:t>
       </w:r>
@@ -11748,7 +11807,6 @@
           <w:rFonts w:ascii="Times New Roman" w:hAnsi="Times New Roman"/>
           <w:sz w:val="24"/>
           <w:szCs w:val="24"/>
-          <w:lang w:val="en-US"/>
         </w:rPr>
         <w:t xml:space="preserve"> </w:t>
       </w:r>
@@ -11765,9 +11823,18 @@
           <w:rFonts w:ascii="Times New Roman" w:hAnsi="Times New Roman"/>
           <w:sz w:val="24"/>
           <w:szCs w:val="24"/>
-          <w:lang w:val="en-US"/>
         </w:rPr>
         <w:t>--&gt;</w:t>
+      </w:r>
+      <w:r>
+        <w:rPr>
+          <w:rFonts w:ascii="Times New Roman" w:hAnsi="Times New Roman"/>
+          <w:b/>
+          <w:bCs/>
+          <w:sz w:val="24"/>
+          <w:szCs w:val="20"/>
+        </w:rPr>
+        <w:t>&lt;/</w:t>
       </w:r>
       <w:r>
         <w:rPr>
@@ -11778,7 +11845,17 @@
           <w:szCs w:val="20"/>
           <w:lang w:val="en-US"/>
         </w:rPr>
-        <w:t>&lt;/Power&gt;</w:t>
+        <w:t>Power</w:t>
+      </w:r>
+      <w:r>
+        <w:rPr>
+          <w:rFonts w:ascii="Times New Roman" w:hAnsi="Times New Roman"/>
+          <w:b/>
+          <w:bCs/>
+          <w:sz w:val="24"/>
+          <w:szCs w:val="20"/>
+        </w:rPr>
+        <w:t>&gt;</w:t>
       </w:r>
     </w:p>
     <w:p>
@@ -11803,9 +11880,19 @@
           <w:bCs/>
           <w:sz w:val="24"/>
           <w:szCs w:val="20"/>
+        </w:rPr>
+        <w:t xml:space="preserve">      </w:t>
+      </w:r>
+      <w:r>
+        <w:rPr>
+          <w:rFonts w:ascii="Times New Roman" w:hAnsi="Times New Roman"/>
+          <w:b/>
+          <w:bCs/>
+          <w:sz w:val="24"/>
+          <w:szCs w:val="20"/>
           <w:lang w:val="en-US"/>
         </w:rPr>
-        <w:t xml:space="preserve">      &lt;FuelType&gt;</w:t>
+        <w:t>&lt;FuelType&gt;</w:t>
       </w:r>
       <w:r>
         <w:rPr>
@@ -11822,7 +11909,24 @@
           <w:sz w:val="24"/>
           <w:szCs w:val="24"/>
         </w:rPr>
-        <w:t>Тип топлива</w:t>
+        <w:t>Тип</w:t>
+      </w:r>
+      <w:r>
+        <w:rPr>
+          <w:rFonts w:ascii="Times New Roman" w:hAnsi="Times New Roman"/>
+          <w:sz w:val="24"/>
+          <w:szCs w:val="24"/>
+          <w:lang w:val="en-US"/>
+        </w:rPr>
+        <w:t xml:space="preserve"> </w:t>
+      </w:r>
+      <w:r>
+        <w:rPr>
+          <w:rFonts w:ascii="Times New Roman" w:hAnsi="Times New Roman"/>
+          <w:sz w:val="24"/>
+          <w:szCs w:val="24"/>
+        </w:rPr>
+        <w:t>топлива</w:t>
       </w:r>
       <w:r>
         <w:rPr>
@@ -11893,8 +11997,19 @@
           <w:bCs/>
           <w:sz w:val="24"/>
           <w:szCs w:val="20"/>
-        </w:rPr>
-        <w:t xml:space="preserve">    &lt;</w:t>
+          <w:lang w:val="en-US"/>
+        </w:rPr>
+        <w:t xml:space="preserve">    </w:t>
+      </w:r>
+      <w:r>
+        <w:rPr>
+          <w:rFonts w:ascii="Times New Roman" w:hAnsi="Times New Roman"/>
+          <w:b/>
+          <w:bCs/>
+          <w:sz w:val="24"/>
+          <w:szCs w:val="20"/>
+        </w:rPr>
+        <w:t>&lt;</w:t>
       </w:r>
       <w:r>
         <w:rPr>
@@ -11939,15 +12054,7 @@
           <w:sz w:val="24"/>
           <w:szCs w:val="24"/>
         </w:rPr>
-        <w:t>Дополнительный</w:t>
-      </w:r>
-      <w:r>
-        <w:rPr>
-          <w:rFonts w:ascii="Times New Roman" w:hAnsi="Times New Roman"/>
-          <w:sz w:val="24"/>
-          <w:szCs w:val="24"/>
-        </w:rPr>
-        <w:t xml:space="preserve"> д</w:t>
+        <w:t>Дополнительный д</w:t>
       </w:r>
       <w:r>
         <w:rPr>
@@ -12353,18 +12460,16 @@
           <w:szCs w:val="20"/>
           <w:lang w:val="en-US"/>
         </w:rPr>
-        <w:t>&lt;</w:t>
-      </w:r>
-      <w:r>
-        <w:rPr>
-          <w:rFonts w:ascii="Times New Roman" w:hAnsi="Times New Roman"/>
-          <w:b/>
-          <w:bCs/>
+        <w:t>&lt; Weight &gt;</w:t>
+      </w:r>
+      <w:r>
+        <w:rPr>
+          <w:rFonts w:ascii="Times New Roman" w:hAnsi="Times New Roman"/>
           <w:sz w:val="24"/>
           <w:szCs w:val="20"/>
           <w:lang w:val="en-US"/>
         </w:rPr>
-        <w:t xml:space="preserve"> </w:t>
+        <w:t>&lt;!-- Масса--&gt;</w:t>
       </w:r>
       <w:r>
         <w:rPr>
@@ -12375,93 +12480,7 @@
           <w:szCs w:val="20"/>
           <w:lang w:val="en-US"/>
         </w:rPr>
-        <w:t>Weight</w:t>
-      </w:r>
-      <w:r>
-        <w:rPr>
-          <w:rFonts w:ascii="Times New Roman" w:hAnsi="Times New Roman"/>
-          <w:b/>
-          <w:bCs/>
-          <w:sz w:val="24"/>
-          <w:szCs w:val="20"/>
-          <w:lang w:val="en-US"/>
-        </w:rPr>
-        <w:t xml:space="preserve"> </w:t>
-      </w:r>
-      <w:r>
-        <w:rPr>
-          <w:rFonts w:ascii="Times New Roman" w:hAnsi="Times New Roman"/>
-          <w:b/>
-          <w:bCs/>
-          <w:sz w:val="24"/>
-          <w:szCs w:val="20"/>
-          <w:lang w:val="en-US"/>
-        </w:rPr>
-        <w:t>&gt;</w:t>
-      </w:r>
-      <w:r>
-        <w:rPr>
-          <w:rFonts w:ascii="Times New Roman" w:hAnsi="Times New Roman"/>
-          <w:sz w:val="24"/>
-          <w:szCs w:val="20"/>
-          <w:lang w:val="en-US"/>
-        </w:rPr>
-        <w:t>&lt;!-- Масса--&gt;</w:t>
-      </w:r>
-      <w:r>
-        <w:rPr>
-          <w:rFonts w:ascii="Times New Roman" w:hAnsi="Times New Roman"/>
-          <w:b/>
-          <w:bCs/>
-          <w:sz w:val="24"/>
-          <w:szCs w:val="20"/>
-          <w:lang w:val="en-US"/>
-        </w:rPr>
-        <w:t>&lt;/</w:t>
-      </w:r>
-      <w:r>
-        <w:rPr>
-          <w:rFonts w:ascii="Times New Roman" w:hAnsi="Times New Roman"/>
-          <w:b/>
-          <w:bCs/>
-          <w:sz w:val="24"/>
-          <w:szCs w:val="20"/>
-          <w:lang w:val="en-US"/>
-        </w:rPr>
-        <w:t xml:space="preserve"> </w:t>
-      </w:r>
-      <w:r>
-        <w:rPr>
-          <w:rFonts w:ascii="Times New Roman" w:hAnsi="Times New Roman"/>
-          <w:b/>
-          <w:bCs/>
-          <w:sz w:val="24"/>
-          <w:szCs w:val="20"/>
-          <w:lang w:val="en-US"/>
-        </w:rPr>
-        <w:t>Weight</w:t>
-      </w:r>
-      <w:r>
-        <w:rPr>
-          <w:rFonts w:ascii="Times New Roman" w:hAnsi="Times New Roman"/>
-          <w:b/>
-          <w:bCs/>
-          <w:sz w:val="24"/>
-          <w:szCs w:val="20"/>
-          <w:lang w:val="en-US"/>
-        </w:rPr>
-        <w:t xml:space="preserve"> </w:t>
-      </w:r>
-      <w:r>
-        <w:rPr>
-          <w:rFonts w:ascii="Times New Roman" w:hAnsi="Times New Roman"/>
-          <w:b/>
-          <w:bCs/>
-          <w:sz w:val="24"/>
-          <w:szCs w:val="20"/>
-          <w:lang w:val="en-US"/>
-        </w:rPr>
-        <w:t>&gt;</w:t>
+        <w:t>&lt;/ Weight &gt;</w:t>
       </w:r>
     </w:p>
     <w:p>
@@ -12678,18 +12697,16 @@
           <w:szCs w:val="20"/>
           <w:lang w:val="en-US"/>
         </w:rPr>
-        <w:t>&lt;FuelType</w:t>
-      </w:r>
-      <w:r>
-        <w:rPr>
-          <w:rFonts w:ascii="Times New Roman" w:hAnsi="Times New Roman"/>
-          <w:b/>
-          <w:bCs/>
+        <w:t>&lt;FuelType &gt;</w:t>
+      </w:r>
+      <w:r>
+        <w:rPr>
+          <w:rFonts w:ascii="Times New Roman" w:hAnsi="Times New Roman"/>
           <w:sz w:val="24"/>
           <w:szCs w:val="20"/>
           <w:lang w:val="en-US"/>
         </w:rPr>
-        <w:t xml:space="preserve"> </w:t>
+        <w:t>&lt;!--Тип топлива--&gt;</w:t>
       </w:r>
       <w:r>
         <w:rPr>
@@ -12700,71 +12717,7 @@
           <w:szCs w:val="20"/>
           <w:lang w:val="en-US"/>
         </w:rPr>
-        <w:t>&gt;</w:t>
-      </w:r>
-      <w:r>
-        <w:rPr>
-          <w:rFonts w:ascii="Times New Roman" w:hAnsi="Times New Roman"/>
-          <w:sz w:val="24"/>
-          <w:szCs w:val="20"/>
-          <w:lang w:val="en-US"/>
-        </w:rPr>
-        <w:t>&lt;!--Тип топлива--&gt;</w:t>
-      </w:r>
-      <w:r>
-        <w:rPr>
-          <w:rFonts w:ascii="Times New Roman" w:hAnsi="Times New Roman"/>
-          <w:b/>
-          <w:bCs/>
-          <w:sz w:val="24"/>
-          <w:szCs w:val="20"/>
-          <w:lang w:val="en-US"/>
-        </w:rPr>
-        <w:t>&lt;/</w:t>
-      </w:r>
-      <w:r>
-        <w:rPr>
-          <w:rFonts w:ascii="Times New Roman" w:hAnsi="Times New Roman"/>
-          <w:b/>
-          <w:bCs/>
-          <w:sz w:val="24"/>
-          <w:szCs w:val="20"/>
-          <w:lang w:val="en-US"/>
-        </w:rPr>
-        <w:t xml:space="preserve"> </w:t>
-      </w:r>
-      <w:r>
-        <w:rPr>
-          <w:rFonts w:ascii="Times New Roman" w:hAnsi="Times New Roman"/>
-          <w:b/>
-          <w:bCs/>
-          <w:sz w:val="24"/>
-          <w:szCs w:val="20"/>
-          <w:lang w:val="en-US"/>
-        </w:rPr>
-        <w:t>FuelType</w:t>
-      </w:r>
-      <w:r>
-        <w:rPr>
-          <w:rFonts w:ascii="Times New Roman" w:hAnsi="Times New Roman"/>
-          <w:b/>
-          <w:bCs/>
-          <w:sz w:val="24"/>
-          <w:szCs w:val="20"/>
-          <w:lang w:val="en-US"/>
-        </w:rPr>
-        <w:t xml:space="preserve"> </w:t>
-      </w:r>
-      <w:r>
-        <w:rPr>
-          <w:rFonts w:ascii="Times New Roman" w:hAnsi="Times New Roman"/>
-          <w:b/>
-          <w:bCs/>
-          <w:sz w:val="24"/>
-          <w:szCs w:val="20"/>
-          <w:lang w:val="en-US"/>
-        </w:rPr>
-        <w:t>&gt;</w:t>
+        <w:t>&lt;/ FuelType &gt;</w:t>
       </w:r>
     </w:p>
     <w:p>
@@ -12779,7 +12732,6 @@
           <w:bCs/>
           <w:sz w:val="24"/>
           <w:szCs w:val="20"/>
-          <w:lang w:val="en-US"/>
         </w:rPr>
       </w:pPr>
       <w:r>
@@ -12791,7 +12743,38 @@
           <w:szCs w:val="20"/>
           <w:lang w:val="en-US"/>
         </w:rPr>
-        <w:t xml:space="preserve">    &lt;/Motor&gt;</w:t>
+        <w:t xml:space="preserve">    </w:t>
+      </w:r>
+      <w:r>
+        <w:rPr>
+          <w:rFonts w:ascii="Times New Roman" w:hAnsi="Times New Roman"/>
+          <w:b/>
+          <w:bCs/>
+          <w:sz w:val="24"/>
+          <w:szCs w:val="20"/>
+        </w:rPr>
+        <w:t>&lt;/</w:t>
+      </w:r>
+      <w:r>
+        <w:rPr>
+          <w:rFonts w:ascii="Times New Roman" w:hAnsi="Times New Roman"/>
+          <w:b/>
+          <w:bCs/>
+          <w:sz w:val="24"/>
+          <w:szCs w:val="20"/>
+          <w:lang w:val="en-US"/>
+        </w:rPr>
+        <w:t>Motor</w:t>
+      </w:r>
+      <w:r>
+        <w:rPr>
+          <w:rFonts w:ascii="Times New Roman" w:hAnsi="Times New Roman"/>
+          <w:b/>
+          <w:bCs/>
+          <w:sz w:val="24"/>
+          <w:szCs w:val="20"/>
+        </w:rPr>
+        <w:t>&gt;</w:t>
       </w:r>
     </w:p>
     <w:p>
@@ -12806,9 +12789,18 @@
           <w:bCs/>
           <w:sz w:val="24"/>
           <w:szCs w:val="20"/>
-          <w:lang w:val="en-US"/>
-        </w:rPr>
-      </w:pPr>
+        </w:rPr>
+      </w:pPr>
+      <w:r>
+        <w:rPr>
+          <w:rFonts w:ascii="Times New Roman" w:hAnsi="Times New Roman"/>
+          <w:b/>
+          <w:bCs/>
+          <w:sz w:val="24"/>
+          <w:szCs w:val="20"/>
+        </w:rPr>
+        <w:t xml:space="preserve">  &lt;/</w:t>
+      </w:r>
       <w:r>
         <w:rPr>
           <w:rFonts w:ascii="Times New Roman" w:hAnsi="Times New Roman"/>
@@ -12818,7 +12810,17 @@
           <w:szCs w:val="20"/>
           <w:lang w:val="en-US"/>
         </w:rPr>
-        <w:t xml:space="preserve">  &lt;/TransportBase&gt;</w:t>
+        <w:t>TransportBase</w:t>
+      </w:r>
+      <w:r>
+        <w:rPr>
+          <w:rFonts w:ascii="Times New Roman" w:hAnsi="Times New Roman"/>
+          <w:b/>
+          <w:bCs/>
+          <w:sz w:val="24"/>
+          <w:szCs w:val="20"/>
+        </w:rPr>
+        <w:t>&gt;</w:t>
       </w:r>
     </w:p>
     <w:p>
@@ -12831,7 +12833,6 @@
           <w:rFonts w:ascii="Times New Roman" w:hAnsi="Times New Roman"/>
           <w:sz w:val="24"/>
           <w:szCs w:val="20"/>
-          <w:lang w:val="en-US"/>
         </w:rPr>
       </w:pPr>
     </w:p>
@@ -15336,7 +15337,7 @@
           <w:rFonts w:ascii="Times New Roman" w:hAnsi="Times New Roman"/>
           <w:sz w:val="28"/>
         </w:rPr>
-        <w:t xml:space="preserve"> Система должна работать на 64-разрядной или 32-разрядной операционной системе </w:t>
+        <w:t xml:space="preserve"> Система должна работать на 64-разрядной операционной системе </w:t>
       </w:r>
       <w:r>
         <w:rPr>

--- a/LB5/ООП_ЛБ5_Данилов.docx
+++ b/LB5/ООП_ЛБ5_Данилов.docx
@@ -2597,10 +2597,10 @@
           <w:noProof/>
         </w:rPr>
         <w:drawing>
-          <wp:inline distT="0" distB="0" distL="0" distR="0" wp14:anchorId="40476B51" wp14:editId="2AAE7330">
+          <wp:inline distT="0" distB="0" distL="0" distR="0" wp14:anchorId="3F5DF86E" wp14:editId="2726FCD4">
             <wp:extent cx="5940425" cy="4483100"/>
             <wp:effectExtent l="0" t="0" r="3175" b="0"/>
-            <wp:docPr id="9" name="Рисунок 9"/>
+            <wp:docPr id="3" name="Рисунок 3"/>
             <wp:cNvGraphicFramePr>
               <a:graphicFrameLocks xmlns:a="http://schemas.openxmlformats.org/drawingml/2006/main" noChangeAspect="1"/>
             </wp:cNvGraphicFramePr>
@@ -8599,7 +8599,13 @@
         <w:pStyle w:val="a3"/>
       </w:pPr>
       <w:r>
-        <w:t>На рисунке 20 приведена структура сохраненного файла.</w:t>
+        <w:t xml:space="preserve">На рисунке 20 приведен </w:t>
+      </w:r>
+      <w:r>
+        <w:t>вид</w:t>
+      </w:r>
+      <w:r>
+        <w:t xml:space="preserve"> сохраненного файла.</w:t>
       </w:r>
     </w:p>
     <w:p>
@@ -8652,7 +8658,13 @@
         <w:pStyle w:val="a6"/>
       </w:pPr>
       <w:r>
-        <w:t>Рисунок 20 – Структура сохраненного файла</w:t>
+        <w:t xml:space="preserve">Рисунок 20 – </w:t>
+      </w:r>
+      <w:r>
+        <w:t>Вид</w:t>
+      </w:r>
+      <w:r>
+        <w:t xml:space="preserve"> сохраненного файла</w:t>
       </w:r>
     </w:p>
     <w:p>

--- a/LB5/ООП_ЛБ5_Данилов.docx
+++ b/LB5/ООП_ЛБ5_Данилов.docx
@@ -2597,10 +2597,10 @@
           <w:noProof/>
         </w:rPr>
         <w:drawing>
-          <wp:inline distT="0" distB="0" distL="0" distR="0" wp14:anchorId="3F5DF86E" wp14:editId="2726FCD4">
+          <wp:inline distT="0" distB="0" distL="0" distR="0" wp14:anchorId="61F0F4F5" wp14:editId="609DD848">
             <wp:extent cx="5940425" cy="4483100"/>
             <wp:effectExtent l="0" t="0" r="3175" b="0"/>
-            <wp:docPr id="3" name="Рисунок 3"/>
+            <wp:docPr id="9" name="Рисунок 9"/>
             <wp:cNvGraphicFramePr>
               <a:graphicFrameLocks xmlns:a="http://schemas.openxmlformats.org/drawingml/2006/main" noChangeAspect="1"/>
             </wp:cNvGraphicFramePr>

--- a/LB5/ООП_ЛБ5_Данилов.docx
+++ b/LB5/ООП_ЛБ5_Данилов.docx
@@ -2597,10 +2597,10 @@
           <w:noProof/>
         </w:rPr>
         <w:drawing>
-          <wp:inline distT="0" distB="0" distL="0" distR="0" wp14:anchorId="61F0F4F5" wp14:editId="609DD848">
+          <wp:inline distT="0" distB="0" distL="0" distR="0" wp14:anchorId="444ECEDD" wp14:editId="3857C5AA">
             <wp:extent cx="5940425" cy="4483100"/>
             <wp:effectExtent l="0" t="0" r="3175" b="0"/>
-            <wp:docPr id="9" name="Рисунок 9"/>
+            <wp:docPr id="3" name="Рисунок 3"/>
             <wp:cNvGraphicFramePr>
               <a:graphicFrameLocks xmlns:a="http://schemas.openxmlformats.org/drawingml/2006/main" noChangeAspect="1"/>
             </wp:cNvGraphicFramePr>
